--- a/Azure_SWA_vs_Power_Platform_Comparison.docx
+++ b/Azure_SWA_vs_Power_Platform_Comparison.docx
@@ -202,7 +202,7 @@
           <w:sz w:val="20"/>
           <w:szCs w:val="20"/>
         </w:rPr>
-        <w:t xml:space="preserve"> Section 1 is a two-page executive summary. Sections 2–4 explain what each product is. Sections 5–8 compare them head-to-head (features, pricing, users, limits). Sections 9–12 cover best use cases, strengths/weaknesses, alternatives and recommendations. Section 13 lists sources and accuracy caveats.</w:t>
+        <w:t xml:space="preserve"> Section 1 is a two-page executive summary. Sections 2–4 explain what each product is. Sections 5–9 compare them head-to-head (features, capability gaps, pricing, users, limits). Sections 10–13 cover best use cases, strengths/weaknesses, alternatives and recommendations. Section 14 lists sources and accuracy caveats.</w:t>
       </w:r>
     </w:p>
     <w:p>
@@ -334,7 +334,7 @@
             <w:szCs w:val="22"/>
             <w:u w:val="single"/>
           </w:rPr>
-          <w:t xml:space="preserve">6.  Pricing comparison and worked scenarios</w:t>
+          <w:t xml:space="preserve">6.  Capability gaps: what one can do that the other cannot</w:t>
         </w:r>
       </w:hyperlink>
     </w:p>
@@ -352,7 +352,7 @@
             <w:szCs w:val="22"/>
             <w:u w:val="single"/>
           </w:rPr>
-          <w:t xml:space="preserve">7.  Users, licensing and identity</w:t>
+          <w:t xml:space="preserve">7.  Pricing comparison and worked scenarios</w:t>
         </w:r>
       </w:hyperlink>
     </w:p>
@@ -370,7 +370,7 @@
             <w:szCs w:val="22"/>
             <w:u w:val="single"/>
           </w:rPr>
-          <w:t xml:space="preserve">8.  Limits and quotas</w:t>
+          <w:t xml:space="preserve">8.  Users, licensing and identity</w:t>
         </w:r>
       </w:hyperlink>
     </w:p>
@@ -388,7 +388,7 @@
             <w:szCs w:val="22"/>
             <w:u w:val="single"/>
           </w:rPr>
-          <w:t xml:space="preserve">9.  Best use cases and decision guide</w:t>
+          <w:t xml:space="preserve">9.  Limits and quotas</w:t>
         </w:r>
       </w:hyperlink>
     </w:p>
@@ -406,7 +406,7 @@
             <w:szCs w:val="22"/>
             <w:u w:val="single"/>
           </w:rPr>
-          <w:t xml:space="preserve">10. Strengths and weaknesses</w:t>
+          <w:t xml:space="preserve">10. Best use cases and decision guide</w:t>
         </w:r>
       </w:hyperlink>
     </w:p>
@@ -424,7 +424,7 @@
             <w:szCs w:val="22"/>
             <w:u w:val="single"/>
           </w:rPr>
-          <w:t xml:space="preserve">11. Alternatives (to Power Platform, and to Static Web Apps)</w:t>
+          <w:t xml:space="preserve">11. Strengths and weaknesses</w:t>
         </w:r>
       </w:hyperlink>
     </w:p>
@@ -442,7 +442,7 @@
             <w:szCs w:val="22"/>
             <w:u w:val="single"/>
           </w:rPr>
-          <w:t xml:space="preserve">12. Recommendations</w:t>
+          <w:t xml:space="preserve">12. Alternatives (to Power Platform, and to Static Web Apps)</w:t>
         </w:r>
       </w:hyperlink>
     </w:p>
@@ -460,7 +460,25 @@
             <w:szCs w:val="22"/>
             <w:u w:val="single"/>
           </w:rPr>
-          <w:t xml:space="preserve">13. Sources, method and accuracy notes</w:t>
+          <w:t xml:space="preserve">13. Recommendations</w:t>
+        </w:r>
+      </w:hyperlink>
+    </w:p>
+    <w:p>
+      <w:pPr>
+        <w:spacing w:after="70"/>
+        <w:ind w:left="200"/>
+      </w:pPr>
+      <w:hyperlink w:history="1" w:anchor="sec14">
+        <w:r>
+          <w:rPr>
+            <w:rFonts w:ascii="Calibri" w:cs="Calibri" w:eastAsia="Calibri" w:hAnsi="Calibri"/>
+            <w:color w:val="0078D4"/>
+            <w:sz w:val="22"/>
+            <w:szCs w:val="22"/>
+            <w:u w:val="single"/>
+          </w:rPr>
+          <w:t xml:space="preserve">14. Sources, method and accuracy notes</w:t>
         </w:r>
       </w:hyperlink>
     </w:p>
@@ -749,7 +767,7 @@
           <w:sz w:val="21"/>
           <w:szCs w:val="21"/>
         </w:rPr>
-        <w:t xml:space="preserve"> Power Platform wins on everything around the UI — data (Dataverse), 1,000+ connectors, workflow, governance, analytics and AI agents — and on time-to-first-app. SWA wins on freedom, performance, portability and price at scale.</w:t>
+        <w:t xml:space="preserve"> Power Platform wins on everything around the UI — data (Dataverse), 1,000+ connectors, workflow, governance, analytics and AI agents — and on time-to-first-app. SWA wins on freedom, performance, portability and price at scale. Section 6 lists exactly what each can do that the other cannot.</w:t>
       </w:r>
     </w:p>
     <w:p>
@@ -3217,7 +3235,7 @@
                 <w:sz w:val="19"/>
                 <w:szCs w:val="19"/>
               </w:rPr>
-              <w:t xml:space="preserve"> (or an open-source low-code tool — see Section 11)</w:t>
+              <w:t xml:space="preserve"> (or an open-source low-code tool — see Section 12)</w:t>
             </w:r>
           </w:p>
         </w:tc>
@@ -8395,7 +8413,7 @@
           <w:sz w:val="21"/>
           <w:szCs w:val="21"/>
         </w:rPr>
-        <w:t xml:space="preserve"> (generally available since February 2026) — you write a React/TypeScript app (bundled with Vite) in your own IDE and host it inside Power Apps, keeping Power Platform connectors, Entra sign-in and admin governance. End users need a Power Apps Premium licence.</w:t>
+        <w:t xml:space="preserve"> (generally available since February 2026) — you write a React/TypeScript app (bundled with Vite) in your own IDE and host it inside Power Apps, keeping Power Platform connectors, Entra sign-in and admin governance. End users need a Power Apps Premium licence. Reported limits: web only (not in the Power Apps mobile app or Windows app), cannot be embedded in Teams or replace SharePoint list forms, and an admin must enable them per environment.</w:t>
       </w:r>
     </w:p>
     <w:p>
@@ -9220,7 +9238,7 @@
           <w:sz w:val="21"/>
           <w:szCs w:val="21"/>
         </w:rPr>
-        <w:t xml:space="preserve">Power Pages builds secure, data-driven external websites on Dataverse. It includes a design studio, templates, forms and lists bound to Dataverse tables, web roles and table permissions, Liquid templating, custom HTML/CSS/JavaScript, a Web API for Dataverse, a built-in CDN and Copilot-assisted site creation.</w:t>
+        <w:t xml:space="preserve">Power Pages builds secure, data-driven external websites on Dataverse. It includes a design studio, templates, forms and lists bound to Dataverse tables, web roles and table permissions, Liquid templating, custom HTML/CSS/JavaScript, a Web API for Dataverse, a built-in CDN and Copilot-assisted site creation. Since February 2026 it also supports React, Angular and Vue single-page apps deployed with the Power Platform CLI (generally available), and Server Logic for server-side code (generally available).</w:t>
       </w:r>
     </w:p>
     <w:tbl>
@@ -9855,7 +9873,7 @@
                 <w:sz w:val="18"/>
                 <w:szCs w:val="18"/>
               </w:rPr>
-              <w:t xml:space="preserve">Less front-end freedom than a custom SPA; Liquid/Dataverse learning curve</w:t>
+              <w:t xml:space="preserve">Hosting, caching and the network layer are platform-managed, so less control of performance and SEO tuning than a custom site; Liquid/Dataverse learning curve</w:t>
             </w:r>
           </w:p>
         </w:tc>
@@ -13081,7 +13099,7 @@
                 <w:sz w:val="16"/>
                 <w:szCs w:val="16"/>
               </w:rPr>
-              <w:t xml:space="preserve">Design studio, templates, Liquid, HTML/CSS/JS, VS Code for the Web</w:t>
+              <w:t xml:space="preserve">Design studio, templates, Liquid, HTML/CSS/JS; React/Angular/Vue SPAs via Power Platform CLI (GA Feb 2026)</w:t>
             </w:r>
           </w:p>
         </w:tc>
@@ -13545,7 +13563,7 @@
                 <w:sz w:val="16"/>
                 <w:szCs w:val="16"/>
               </w:rPr>
-              <w:t xml:space="preserve">Liquid, Web API, flows, Dataverse logic</w:t>
+              <w:t xml:space="preserve">Liquid, Server Logic (server-side script, GA), Web API, flows, Dataverse logic</w:t>
             </w:r>
           </w:p>
         </w:tc>
@@ -15169,7 +15187,7 @@
                 <w:sz w:val="16"/>
                 <w:szCs w:val="16"/>
               </w:rPr>
-              <w:t xml:space="preserve">Custom JS/CSS/Liquid, Web API</w:t>
+              <w:t xml:space="preserve">Custom JS/CSS/Liquid, SPAs, Server Logic, Web API</w:t>
             </w:r>
           </w:p>
         </w:tc>
@@ -15865,7 +15883,7 @@
                 <w:sz w:val="16"/>
                 <w:szCs w:val="16"/>
               </w:rPr>
-              <w:t xml:space="preserve">Moderate; heavier than static hosting</w:t>
+              <w:t xml:space="preserve">Good UX control via custom JS/SPAs; hosting, caching and SEO tuning are platform-managed</w:t>
             </w:r>
           </w:p>
         </w:tc>
@@ -16329,7 +16347,7 @@
                 <w:sz w:val="16"/>
                 <w:szCs w:val="16"/>
               </w:rPr>
-              <w:t xml:space="preserve">Lots of anonymous traffic on a tight budget; fully custom UX</w:t>
+              <w:t xml:space="preserve">Lots of anonymous traffic on a tight budget; need full control of hosting, caching and SEO</w:t>
             </w:r>
           </w:p>
         </w:tc>
@@ -16454,9 +16472,6950 @@
         <w:rPr>
           <w:rFonts w:ascii="Calibri" w:cs="Calibri" w:eastAsia="Calibri" w:hAnsi="Calibri"/>
         </w:rPr>
-        <w:t xml:space="preserve">6. Pricing comparison and worked scenarios</w:t>
+        <w:t xml:space="preserve">6. Capability gaps: what one can do that the other cannot</w:t>
       </w:r>
       <w:bookmarkEnd w:id="7"/>
+    </w:p>
+    <w:p>
+      <w:pPr>
+        <w:spacing w:after="120" w:before="0" w:line="276"/>
+      </w:pPr>
+      <w:r>
+        <w:rPr>
+          <w:rFonts w:ascii="Calibri" w:cs="Calibri" w:eastAsia="Calibri" w:hAnsi="Calibri"/>
+          <w:color w:val="222222"/>
+          <w:sz w:val="21"/>
+          <w:szCs w:val="21"/>
+        </w:rPr>
+        <w:t xml:space="preserve">This section answers a specific question: </w:t>
+      </w:r>
+      <w:r>
+        <w:rPr>
+          <w:rFonts w:ascii="Calibri" w:cs="Calibri" w:eastAsia="Calibri" w:hAnsi="Calibri"/>
+          <w:b/>
+          <w:bCs/>
+          <w:color w:val="222222"/>
+          <w:sz w:val="21"/>
+          <w:szCs w:val="21"/>
+        </w:rPr>
+        <w:t xml:space="preserve">what can SWA do that Power Apps and Power Pages cannot, and the reverse?</w:t>
+      </w:r>
+      <w:r>
+        <w:rPr>
+          <w:rFonts w:ascii="Calibri" w:cs="Calibri" w:eastAsia="Calibri" w:hAnsi="Calibri"/>
+          <w:color w:val="222222"/>
+          <w:sz w:val="21"/>
+          <w:szCs w:val="21"/>
+        </w:rPr>
+        <w:t xml:space="preserve"> Because SWA is expected to use Azure services, every SWA cell says whether the capability is native to SWA or needs a named Azure service. Power Platform cells likewise say when an extension (custom connector, PCF component, Server Logic, Code Apps) is required.</w:t>
+      </w:r>
+    </w:p>
+    <w:p>
+      <w:pPr>
+        <w:keepLines/>
+        <w:pBdr>
+          <w:left w:val="single" w:color="B26A00" w:sz="24" w:space="8"/>
+        </w:pBdr>
+        <w:shd w:fill="FFF4E0" w:color="auto" w:val="clear"/>
+        <w:spacing w:after="160" w:before="100" w:line="269"/>
+        <w:ind w:left="160" w:right="160"/>
+      </w:pPr>
+      <w:r>
+        <w:rPr>
+          <w:rFonts w:ascii="Calibri" w:cs="Calibri" w:eastAsia="Calibri" w:hAnsi="Calibri"/>
+          <w:b/>
+          <w:bCs/>
+          <w:color w:val="222222"/>
+          <w:sz w:val="20"/>
+          <w:szCs w:val="20"/>
+        </w:rPr>
+        <w:t xml:space="preserve">Read this first: “not possible” is rare.</w:t>
+      </w:r>
+      <w:r>
+        <w:rPr>
+          <w:rFonts w:ascii="Calibri" w:cs="Calibri" w:eastAsia="Calibri" w:hAnsi="Calibri"/>
+          <w:color w:val="222222"/>
+          <w:sz w:val="20"/>
+          <w:szCs w:val="20"/>
+        </w:rPr>
+        <w:t xml:space="preserve"> Both sides can be extended with code and can call each other. Most gaps are really differences in </w:t>
+      </w:r>
+      <w:r>
+        <w:rPr>
+          <w:rFonts w:ascii="Calibri" w:cs="Calibri" w:eastAsia="Calibri" w:hAnsi="Calibri"/>
+          <w:i/>
+          <w:iCs/>
+          <w:color w:val="222222"/>
+          <w:sz w:val="20"/>
+          <w:szCs w:val="20"/>
+        </w:rPr>
+        <w:t xml:space="preserve">what is built in</w:t>
+      </w:r>
+      <w:r>
+        <w:rPr>
+          <w:rFonts w:ascii="Calibri" w:cs="Calibri" w:eastAsia="Calibri" w:hAnsi="Calibri"/>
+          <w:color w:val="222222"/>
+          <w:sz w:val="20"/>
+          <w:szCs w:val="20"/>
+        </w:rPr>
+        <w:t xml:space="preserve"> versus </w:t>
+      </w:r>
+      <w:r>
+        <w:rPr>
+          <w:rFonts w:ascii="Calibri" w:cs="Calibri" w:eastAsia="Calibri" w:hAnsi="Calibri"/>
+          <w:i/>
+          <w:iCs/>
+          <w:color w:val="222222"/>
+          <w:sz w:val="20"/>
+          <w:szCs w:val="20"/>
+        </w:rPr>
+        <w:t xml:space="preserve">what you build, license and operate yourself</w:t>
+      </w:r>
+      <w:r>
+        <w:rPr>
+          <w:rFonts w:ascii="Calibri" w:cs="Calibri" w:eastAsia="Calibri" w:hAnsi="Calibri"/>
+          <w:color w:val="222222"/>
+          <w:sz w:val="20"/>
+          <w:szCs w:val="20"/>
+        </w:rPr>
+        <w:t xml:space="preserve">. Where a cell says “Not possible”, it means no equivalent was found in that product as far as my research went — it does not mean the outcome is unreachable by combining services.</w:t>
+      </w:r>
+    </w:p>
+    <w:tbl>
+      <w:tblPr>
+        <w:tblW w:type="dxa" w:w="10080"/>
+        <w:tblBorders>
+          <w:top w:val="single" w:color="auto" w:sz="4"/>
+          <w:left w:val="single" w:color="auto" w:sz="4"/>
+          <w:bottom w:val="single" w:color="auto" w:sz="4"/>
+          <w:right w:val="single" w:color="auto" w:sz="4"/>
+          <w:insideH w:val="single" w:color="auto" w:sz="4"/>
+          <w:insideV w:val="single" w:color="auto" w:sz="4"/>
+        </w:tblBorders>
+      </w:tblPr>
+      <w:tblGrid>
+        <w:gridCol w:w="2520"/>
+        <w:gridCol w:w="2520"/>
+        <w:gridCol w:w="2520"/>
+        <w:gridCol w:w="2520"/>
+      </w:tblGrid>
+      <w:tr>
+        <w:trPr>
+          <w:cantSplit/>
+        </w:trPr>
+        <w:tc>
+          <w:tcPr>
+            <w:tcW w:type="dxa" w:w="2520"/>
+            <w:tcBorders>
+              <w:top w:val="single" w:color="C5CBD3" w:sz="4"/>
+              <w:left w:val="single" w:color="C5CBD3" w:sz="4"/>
+              <w:bottom w:val="single" w:color="C5CBD3" w:sz="4"/>
+              <w:right w:val="single" w:color="C5CBD3" w:sz="4"/>
+            </w:tcBorders>
+            <w:shd w:fill="E8F5E9" w:color="auto" w:val="clear"/>
+            <w:tcMar>
+              <w:top w:type="dxa" w:w="60"/>
+              <w:left w:type="dxa" w:w="100"/>
+              <w:bottom w:type="dxa" w:w="60"/>
+              <w:right w:type="dxa" w:w="100"/>
+            </w:tcMar>
+            <w:vAlign w:val="top"/>
+          </w:tcPr>
+          <w:p>
+            <w:pPr>
+              <w:spacing w:after="40" w:line="252"/>
+            </w:pPr>
+            <w:r>
+              <w:rPr>
+                <w:rFonts w:ascii="Calibri" w:cs="Calibri" w:eastAsia="Calibri" w:hAnsi="Calibri"/>
+                <w:b/>
+                <w:bCs/>
+                <w:color w:val="222222"/>
+                <w:sz w:val="17"/>
+                <w:szCs w:val="17"/>
+              </w:rPr>
+              <w:t xml:space="preserve">Native</w:t>
+            </w:r>
+          </w:p>
+          <w:p>
+            <w:pPr>
+              <w:spacing w:after="40" w:line="252"/>
+            </w:pPr>
+            <w:r>
+              <w:rPr>
+                <w:rFonts w:ascii="Calibri" w:cs="Calibri" w:eastAsia="Calibri" w:hAnsi="Calibri"/>
+                <w:b w:val="false"/>
+                <w:bCs w:val="false"/>
+                <w:color w:val="222222"/>
+                <w:sz w:val="17"/>
+                <w:szCs w:val="17"/>
+              </w:rPr>
+              <w:t xml:space="preserve">Built in; no extra build or service needed</w:t>
+            </w:r>
+          </w:p>
+        </w:tc>
+        <w:tc>
+          <w:tcPr>
+            <w:tcW w:type="dxa" w:w="2520"/>
+            <w:tcBorders>
+              <w:top w:val="single" w:color="C5CBD3" w:sz="4"/>
+              <w:left w:val="single" w:color="C5CBD3" w:sz="4"/>
+              <w:bottom w:val="single" w:color="C5CBD3" w:sz="4"/>
+              <w:right w:val="single" w:color="C5CBD3" w:sz="4"/>
+            </w:tcBorders>
+            <w:shd w:fill="E6F1FB" w:color="auto" w:val="clear"/>
+            <w:tcMar>
+              <w:top w:type="dxa" w:w="60"/>
+              <w:left w:type="dxa" w:w="100"/>
+              <w:bottom w:type="dxa" w:w="60"/>
+              <w:right w:type="dxa" w:w="100"/>
+            </w:tcMar>
+            <w:vAlign w:val="top"/>
+          </w:tcPr>
+          <w:p>
+            <w:pPr>
+              <w:spacing w:after="40" w:line="252"/>
+            </w:pPr>
+            <w:r>
+              <w:rPr>
+                <w:rFonts w:ascii="Calibri" w:cs="Calibri" w:eastAsia="Calibri" w:hAnsi="Calibri"/>
+                <w:b/>
+                <w:bCs/>
+                <w:color w:val="222222"/>
+                <w:sz w:val="17"/>
+                <w:szCs w:val="17"/>
+              </w:rPr>
+              <w:t xml:space="preserve">With Azure / extension</w:t>
+            </w:r>
+          </w:p>
+          <w:p>
+            <w:pPr>
+              <w:spacing w:after="40" w:line="252"/>
+            </w:pPr>
+            <w:r>
+              <w:rPr>
+                <w:rFonts w:ascii="Calibri" w:cs="Calibri" w:eastAsia="Calibri" w:hAnsi="Calibri"/>
+                <w:b w:val="false"/>
+                <w:bCs w:val="false"/>
+                <w:color w:val="222222"/>
+                <w:sz w:val="17"/>
+                <w:szCs w:val="17"/>
+              </w:rPr>
+              <w:t xml:space="preserve">Possible by adding a named Azure service (SWA) or platform extension (Power Platform)</w:t>
+            </w:r>
+          </w:p>
+        </w:tc>
+        <w:tc>
+          <w:tcPr>
+            <w:tcW w:type="dxa" w:w="2520"/>
+            <w:tcBorders>
+              <w:top w:val="single" w:color="C5CBD3" w:sz="4"/>
+              <w:left w:val="single" w:color="C5CBD3" w:sz="4"/>
+              <w:bottom w:val="single" w:color="C5CBD3" w:sz="4"/>
+              <w:right w:val="single" w:color="C5CBD3" w:sz="4"/>
+            </w:tcBorders>
+            <w:shd w:fill="FFF4E0" w:color="auto" w:val="clear"/>
+            <w:tcMar>
+              <w:top w:type="dxa" w:w="60"/>
+              <w:left w:type="dxa" w:w="100"/>
+              <w:bottom w:type="dxa" w:w="60"/>
+              <w:right w:type="dxa" w:w="100"/>
+            </w:tcMar>
+            <w:vAlign w:val="top"/>
+          </w:tcPr>
+          <w:p>
+            <w:pPr>
+              <w:spacing w:after="40" w:line="252"/>
+            </w:pPr>
+            <w:r>
+              <w:rPr>
+                <w:rFonts w:ascii="Calibri" w:cs="Calibri" w:eastAsia="Calibri" w:hAnsi="Calibri"/>
+                <w:b/>
+                <w:bCs/>
+                <w:color w:val="222222"/>
+                <w:sz w:val="17"/>
+                <w:szCs w:val="17"/>
+              </w:rPr>
+              <w:t xml:space="preserve">Workaround</w:t>
+            </w:r>
+          </w:p>
+          <w:p>
+            <w:pPr>
+              <w:spacing w:after="40" w:line="252"/>
+            </w:pPr>
+            <w:r>
+              <w:rPr>
+                <w:rFonts w:ascii="Calibri" w:cs="Calibri" w:eastAsia="Calibri" w:hAnsi="Calibri"/>
+                <w:b w:val="false"/>
+                <w:bCs w:val="false"/>
+                <w:color w:val="222222"/>
+                <w:sz w:val="17"/>
+                <w:szCs w:val="17"/>
+              </w:rPr>
+              <w:t xml:space="preserve">Technically possible, but with real custom effort or side effects</w:t>
+            </w:r>
+          </w:p>
+        </w:tc>
+        <w:tc>
+          <w:tcPr>
+            <w:tcW w:type="dxa" w:w="2520"/>
+            <w:tcBorders>
+              <w:top w:val="single" w:color="C5CBD3" w:sz="4"/>
+              <w:left w:val="single" w:color="C5CBD3" w:sz="4"/>
+              <w:bottom w:val="single" w:color="C5CBD3" w:sz="4"/>
+              <w:right w:val="single" w:color="C5CBD3" w:sz="4"/>
+            </w:tcBorders>
+            <w:shd w:fill="FBE9E7" w:color="auto" w:val="clear"/>
+            <w:tcMar>
+              <w:top w:type="dxa" w:w="60"/>
+              <w:left w:type="dxa" w:w="100"/>
+              <w:bottom w:type="dxa" w:w="60"/>
+              <w:right w:type="dxa" w:w="100"/>
+            </w:tcMar>
+            <w:vAlign w:val="top"/>
+          </w:tcPr>
+          <w:p>
+            <w:pPr>
+              <w:spacing w:after="40" w:line="252"/>
+            </w:pPr>
+            <w:r>
+              <w:rPr>
+                <w:rFonts w:ascii="Calibri" w:cs="Calibri" w:eastAsia="Calibri" w:hAnsi="Calibri"/>
+                <w:b/>
+                <w:bCs/>
+                <w:color w:val="222222"/>
+                <w:sz w:val="17"/>
+                <w:szCs w:val="17"/>
+              </w:rPr>
+              <w:t xml:space="preserve">Not possible</w:t>
+            </w:r>
+          </w:p>
+          <w:p>
+            <w:pPr>
+              <w:spacing w:after="40" w:line="252"/>
+            </w:pPr>
+            <w:r>
+              <w:rPr>
+                <w:rFonts w:ascii="Calibri" w:cs="Calibri" w:eastAsia="Calibri" w:hAnsi="Calibri"/>
+                <w:b w:val="false"/>
+                <w:bCs w:val="false"/>
+                <w:color w:val="222222"/>
+                <w:sz w:val="17"/>
+                <w:szCs w:val="17"/>
+              </w:rPr>
+              <w:t xml:space="preserve">No equivalent found in that product (to the best of my research)</w:t>
+            </w:r>
+          </w:p>
+        </w:tc>
+      </w:tr>
+    </w:tbl>
+    <w:p>
+      <w:pPr>
+        <w:spacing w:after="120"/>
+      </w:pPr>
+    </w:p>
+    <w:p>
+      <w:pPr>
+        <w:pStyle w:val="Heading2"/>
+        <w:keepNext/>
+      </w:pPr>
+      <w:r>
+        <w:rPr>
+          <w:rFonts w:ascii="Calibri" w:cs="Calibri" w:eastAsia="Calibri" w:hAnsi="Calibri"/>
+        </w:rPr>
+        <w:t xml:space="preserve">6.1  The short version</w:t>
+      </w:r>
+    </w:p>
+    <w:p>
+      <w:pPr>
+        <w:pStyle w:val="Heading3"/>
+        <w:keepNext/>
+      </w:pPr>
+      <w:r>
+        <w:rPr>
+          <w:rFonts w:ascii="Calibri" w:cs="Calibri" w:eastAsia="Calibri" w:hAnsi="Calibri"/>
+        </w:rPr>
+        <w:t xml:space="preserve">SWA can do that Power Apps / Power Pages cannot (or not natively)</w:t>
+      </w:r>
+    </w:p>
+    <w:p>
+      <w:pPr>
+        <w:pStyle w:val="ListParagraph"/>
+        <w:numPr>
+          <w:ilvl w:val="0"/>
+          <w:numId w:val="2"/>
+        </w:numPr>
+        <w:spacing w:after="60" w:line="269"/>
+      </w:pPr>
+      <w:r>
+        <w:rPr>
+          <w:rFonts w:ascii="Calibri" w:cs="Calibri" w:eastAsia="Calibri" w:hAnsi="Calibri"/>
+          <w:color w:val="222222"/>
+          <w:sz w:val="21"/>
+          <w:szCs w:val="21"/>
+        </w:rPr>
+        <w:t xml:space="preserve">Serve a </w:t>
+      </w:r>
+      <w:r>
+        <w:rPr>
+          <w:rFonts w:ascii="Calibri" w:cs="Calibri" w:eastAsia="Calibri" w:hAnsi="Calibri"/>
+          <w:b/>
+          <w:bCs/>
+          <w:color w:val="222222"/>
+          <w:sz w:val="21"/>
+          <w:szCs w:val="21"/>
+        </w:rPr>
+        <w:t xml:space="preserve">large anonymous public audience</w:t>
+      </w:r>
+      <w:r>
+        <w:rPr>
+          <w:rFonts w:ascii="Calibri" w:cs="Calibri" w:eastAsia="Calibri" w:hAnsi="Calibri"/>
+          <w:color w:val="222222"/>
+          <w:sz w:val="21"/>
+          <w:szCs w:val="21"/>
+        </w:rPr>
+        <w:t xml:space="preserve"> with no per-user licence (Power Apps cannot serve anonymous users at all; Power Pages can, but per user pack).</w:t>
+      </w:r>
+    </w:p>
+    <w:p>
+      <w:pPr>
+        <w:pStyle w:val="ListParagraph"/>
+        <w:numPr>
+          <w:ilvl w:val="0"/>
+          <w:numId w:val="2"/>
+        </w:numPr>
+        <w:spacing w:after="60" w:line="269"/>
+      </w:pPr>
+      <w:r>
+        <w:rPr>
+          <w:rFonts w:ascii="Calibri" w:cs="Calibri" w:eastAsia="Calibri" w:hAnsi="Calibri"/>
+          <w:color w:val="222222"/>
+          <w:sz w:val="21"/>
+          <w:szCs w:val="21"/>
+        </w:rPr>
+        <w:t xml:space="preserve">Give you </w:t>
+      </w:r>
+      <w:r>
+        <w:rPr>
+          <w:rFonts w:ascii="Calibri" w:cs="Calibri" w:eastAsia="Calibri" w:hAnsi="Calibri"/>
+          <w:b/>
+          <w:bCs/>
+          <w:color w:val="222222"/>
+          <w:sz w:val="21"/>
+          <w:szCs w:val="21"/>
+        </w:rPr>
+        <w:t xml:space="preserve">full control of hosting, caching, SEO and performance</w:t>
+      </w:r>
+      <w:r>
+        <w:rPr>
+          <w:rFonts w:ascii="Calibri" w:cs="Calibri" w:eastAsia="Calibri" w:hAnsi="Calibri"/>
+          <w:color w:val="222222"/>
+          <w:sz w:val="21"/>
+          <w:szCs w:val="21"/>
+        </w:rPr>
+        <w:t xml:space="preserve">, in any framework, with a Git-native workflow and </w:t>
+      </w:r>
+      <w:r>
+        <w:rPr>
+          <w:rFonts w:ascii="Calibri" w:cs="Calibri" w:eastAsia="Calibri" w:hAnsi="Calibri"/>
+          <w:b/>
+          <w:bCs/>
+          <w:color w:val="222222"/>
+          <w:sz w:val="21"/>
+          <w:szCs w:val="21"/>
+        </w:rPr>
+        <w:t xml:space="preserve">per-pull-request preview environments</w:t>
+      </w:r>
+      <w:r>
+        <w:rPr>
+          <w:rFonts w:ascii="Calibri" w:cs="Calibri" w:eastAsia="Calibri" w:hAnsi="Calibri"/>
+          <w:color w:val="222222"/>
+          <w:sz w:val="21"/>
+          <w:szCs w:val="21"/>
+        </w:rPr>
+        <w:t xml:space="preserve">.</w:t>
+      </w:r>
+    </w:p>
+    <w:p>
+      <w:pPr>
+        <w:pStyle w:val="ListParagraph"/>
+        <w:numPr>
+          <w:ilvl w:val="0"/>
+          <w:numId w:val="2"/>
+        </w:numPr>
+        <w:spacing w:after="60" w:line="269"/>
+      </w:pPr>
+      <w:r>
+        <w:rPr>
+          <w:rFonts w:ascii="Calibri" w:cs="Calibri" w:eastAsia="Calibri" w:hAnsi="Calibri"/>
+          <w:color w:val="222222"/>
+          <w:sz w:val="21"/>
+          <w:szCs w:val="21"/>
+        </w:rPr>
+        <w:t xml:space="preserve">Let you choose </w:t>
+      </w:r>
+      <w:r>
+        <w:rPr>
+          <w:rFonts w:ascii="Calibri" w:cs="Calibri" w:eastAsia="Calibri" w:hAnsi="Calibri"/>
+          <w:b/>
+          <w:bCs/>
+          <w:color w:val="222222"/>
+          <w:sz w:val="21"/>
+          <w:szCs w:val="21"/>
+        </w:rPr>
+        <w:t xml:space="preserve">any back-end language, runtime and database</w:t>
+      </w:r>
+      <w:r>
+        <w:rPr>
+          <w:rFonts w:ascii="Calibri" w:cs="Calibri" w:eastAsia="Calibri" w:hAnsi="Calibri"/>
+          <w:color w:val="222222"/>
+          <w:sz w:val="21"/>
+          <w:szCs w:val="21"/>
+        </w:rPr>
+        <w:t xml:space="preserve"> — via Azure Functions, Container Apps, Azure SQL, Cosmos DB and others.</w:t>
+      </w:r>
+    </w:p>
+    <w:p>
+      <w:pPr>
+        <w:pStyle w:val="ListParagraph"/>
+        <w:numPr>
+          <w:ilvl w:val="0"/>
+          <w:numId w:val="2"/>
+        </w:numPr>
+        <w:spacing w:after="60" w:line="269"/>
+      </w:pPr>
+      <w:r>
+        <w:rPr>
+          <w:rFonts w:ascii="Calibri" w:cs="Calibri" w:eastAsia="Calibri" w:hAnsi="Calibri"/>
+          <w:color w:val="222222"/>
+          <w:sz w:val="21"/>
+          <w:szCs w:val="21"/>
+        </w:rPr>
+        <w:t xml:space="preserve">Provide </w:t>
+      </w:r>
+      <w:r>
+        <w:rPr>
+          <w:rFonts w:ascii="Calibri" w:cs="Calibri" w:eastAsia="Calibri" w:hAnsi="Calibri"/>
+          <w:b/>
+          <w:bCs/>
+          <w:color w:val="222222"/>
+          <w:sz w:val="21"/>
+          <w:szCs w:val="21"/>
+        </w:rPr>
+        <w:t xml:space="preserve">real-time push</w:t>
+      </w:r>
+      <w:r>
+        <w:rPr>
+          <w:rFonts w:ascii="Calibri" w:cs="Calibri" w:eastAsia="Calibri" w:hAnsi="Calibri"/>
+          <w:color w:val="222222"/>
+          <w:sz w:val="21"/>
+          <w:szCs w:val="21"/>
+        </w:rPr>
+        <w:t xml:space="preserve"> (WebSockets/SignalR) — via a linked Functions app and Azure SignalR Service.</w:t>
+      </w:r>
+    </w:p>
+    <w:p>
+      <w:pPr>
+        <w:pStyle w:val="ListParagraph"/>
+        <w:numPr>
+          <w:ilvl w:val="0"/>
+          <w:numId w:val="2"/>
+        </w:numPr>
+        <w:spacing w:after="60" w:line="269"/>
+      </w:pPr>
+      <w:r>
+        <w:rPr>
+          <w:rFonts w:ascii="Calibri" w:cs="Calibri" w:eastAsia="Calibri" w:hAnsi="Calibri"/>
+          <w:color w:val="222222"/>
+          <w:sz w:val="21"/>
+          <w:szCs w:val="21"/>
+        </w:rPr>
+        <w:t xml:space="preserve">Keep the app </w:t>
+      </w:r>
+      <w:r>
+        <w:rPr>
+          <w:rFonts w:ascii="Calibri" w:cs="Calibri" w:eastAsia="Calibri" w:hAnsi="Calibri"/>
+          <w:b/>
+          <w:bCs/>
+          <w:color w:val="222222"/>
+          <w:sz w:val="21"/>
+          <w:szCs w:val="21"/>
+        </w:rPr>
+        <w:t xml:space="preserve">portable</w:t>
+      </w:r>
+      <w:r>
+        <w:rPr>
+          <w:rFonts w:ascii="Calibri" w:cs="Calibri" w:eastAsia="Calibri" w:hAnsi="Calibri"/>
+          <w:color w:val="222222"/>
+          <w:sz w:val="21"/>
+          <w:szCs w:val="21"/>
+        </w:rPr>
+        <w:t xml:space="preserve"> (no platform lock-in) and suitable for a commercial product sold to the public.</w:t>
+      </w:r>
+    </w:p>
+    <w:p>
+      <w:pPr>
+        <w:pStyle w:val="Heading3"/>
+        <w:keepNext/>
+      </w:pPr>
+      <w:r>
+        <w:rPr>
+          <w:rFonts w:ascii="Calibri" w:cs="Calibri" w:eastAsia="Calibri" w:hAnsi="Calibri"/>
+        </w:rPr>
+        <w:t xml:space="preserve">Power Platform can do that SWA cannot (or not natively)</w:t>
+      </w:r>
+    </w:p>
+    <w:p>
+      <w:pPr>
+        <w:pStyle w:val="ListParagraph"/>
+        <w:numPr>
+          <w:ilvl w:val="0"/>
+          <w:numId w:val="2"/>
+        </w:numPr>
+        <w:spacing w:after="60" w:line="269"/>
+      </w:pPr>
+      <w:r>
+        <w:rPr>
+          <w:rFonts w:ascii="Calibri" w:cs="Calibri" w:eastAsia="Calibri" w:hAnsi="Calibri"/>
+          <w:color w:val="222222"/>
+          <w:sz w:val="21"/>
+          <w:szCs w:val="21"/>
+        </w:rPr>
+        <w:t xml:space="preserve">Provide a </w:t>
+      </w:r>
+      <w:r>
+        <w:rPr>
+          <w:rFonts w:ascii="Calibri" w:cs="Calibri" w:eastAsia="Calibri" w:hAnsi="Calibri"/>
+          <w:b/>
+          <w:bCs/>
+          <w:color w:val="222222"/>
+          <w:sz w:val="21"/>
+          <w:szCs w:val="21"/>
+        </w:rPr>
+        <w:t xml:space="preserve">built-in data platform</w:t>
+      </w:r>
+      <w:r>
+        <w:rPr>
+          <w:rFonts w:ascii="Calibri" w:cs="Calibri" w:eastAsia="Calibri" w:hAnsi="Calibri"/>
+          <w:color w:val="222222"/>
+          <w:sz w:val="21"/>
+          <w:szCs w:val="21"/>
+        </w:rPr>
+        <w:t xml:space="preserve"> (Dataverse) with row/column-level security, auditing and business rules.</w:t>
+      </w:r>
+    </w:p>
+    <w:p>
+      <w:pPr>
+        <w:pStyle w:val="ListParagraph"/>
+        <w:numPr>
+          <w:ilvl w:val="0"/>
+          <w:numId w:val="2"/>
+        </w:numPr>
+        <w:spacing w:after="60" w:line="269"/>
+      </w:pPr>
+      <w:r>
+        <w:rPr>
+          <w:rFonts w:ascii="Calibri" w:cs="Calibri" w:eastAsia="Calibri" w:hAnsi="Calibri"/>
+          <w:color w:val="222222"/>
+          <w:sz w:val="21"/>
+          <w:szCs w:val="21"/>
+        </w:rPr>
+        <w:t xml:space="preserve">Let </w:t>
+      </w:r>
+      <w:r>
+        <w:rPr>
+          <w:rFonts w:ascii="Calibri" w:cs="Calibri" w:eastAsia="Calibri" w:hAnsi="Calibri"/>
+          <w:b/>
+          <w:bCs/>
+          <w:color w:val="222222"/>
+          <w:sz w:val="21"/>
+          <w:szCs w:val="21"/>
+        </w:rPr>
+        <w:t xml:space="preserve">non-developers</w:t>
+      </w:r>
+      <w:r>
+        <w:rPr>
+          <w:rFonts w:ascii="Calibri" w:cs="Calibri" w:eastAsia="Calibri" w:hAnsi="Calibri"/>
+          <w:color w:val="222222"/>
+          <w:sz w:val="21"/>
+          <w:szCs w:val="21"/>
+        </w:rPr>
+        <w:t xml:space="preserve"> build apps, forms, workflows and agents visually.</w:t>
+      </w:r>
+    </w:p>
+    <w:p>
+      <w:pPr>
+        <w:pStyle w:val="ListParagraph"/>
+        <w:numPr>
+          <w:ilvl w:val="0"/>
+          <w:numId w:val="2"/>
+        </w:numPr>
+        <w:spacing w:after="60" w:line="269"/>
+      </w:pPr>
+      <w:r>
+        <w:rPr>
+          <w:rFonts w:ascii="Calibri" w:cs="Calibri" w:eastAsia="Calibri" w:hAnsi="Calibri"/>
+          <w:color w:val="222222"/>
+          <w:sz w:val="21"/>
+          <w:szCs w:val="21"/>
+        </w:rPr>
+        <w:t xml:space="preserve">Offer </w:t>
+      </w:r>
+      <w:r>
+        <w:rPr>
+          <w:rFonts w:ascii="Calibri" w:cs="Calibri" w:eastAsia="Calibri" w:hAnsi="Calibri"/>
+          <w:b/>
+          <w:bCs/>
+          <w:color w:val="222222"/>
+          <w:sz w:val="21"/>
+          <w:szCs w:val="21"/>
+        </w:rPr>
+        <w:t xml:space="preserve">1,000+ connectors</w:t>
+      </w:r>
+      <w:r>
+        <w:rPr>
+          <w:rFonts w:ascii="Calibri" w:cs="Calibri" w:eastAsia="Calibri" w:hAnsi="Calibri"/>
+          <w:color w:val="222222"/>
+          <w:sz w:val="21"/>
+          <w:szCs w:val="21"/>
+        </w:rPr>
+        <w:t xml:space="preserve">, </w:t>
+      </w:r>
+      <w:r>
+        <w:rPr>
+          <w:rFonts w:ascii="Calibri" w:cs="Calibri" w:eastAsia="Calibri" w:hAnsi="Calibri"/>
+          <w:b/>
+          <w:bCs/>
+          <w:color w:val="222222"/>
+          <w:sz w:val="21"/>
+          <w:szCs w:val="21"/>
+        </w:rPr>
+        <w:t xml:space="preserve">approvals</w:t>
+      </w:r>
+      <w:r>
+        <w:rPr>
+          <w:rFonts w:ascii="Calibri" w:cs="Calibri" w:eastAsia="Calibri" w:hAnsi="Calibri"/>
+          <w:color w:val="222222"/>
+          <w:sz w:val="21"/>
+          <w:szCs w:val="21"/>
+        </w:rPr>
+        <w:t xml:space="preserve">, and </w:t>
+      </w:r>
+      <w:r>
+        <w:rPr>
+          <w:rFonts w:ascii="Calibri" w:cs="Calibri" w:eastAsia="Calibri" w:hAnsi="Calibri"/>
+          <w:b/>
+          <w:bCs/>
+          <w:color w:val="222222"/>
+          <w:sz w:val="21"/>
+          <w:szCs w:val="21"/>
+        </w:rPr>
+        <w:t xml:space="preserve">RPA / process mining</w:t>
+      </w:r>
+      <w:r>
+        <w:rPr>
+          <w:rFonts w:ascii="Calibri" w:cs="Calibri" w:eastAsia="Calibri" w:hAnsi="Calibri"/>
+          <w:color w:val="222222"/>
+          <w:sz w:val="21"/>
+          <w:szCs w:val="21"/>
+        </w:rPr>
+        <w:t xml:space="preserve"> (no first-party Azure RPA was found).</w:t>
+      </w:r>
+    </w:p>
+    <w:p>
+      <w:pPr>
+        <w:pStyle w:val="ListParagraph"/>
+        <w:numPr>
+          <w:ilvl w:val="0"/>
+          <w:numId w:val="2"/>
+        </w:numPr>
+        <w:spacing w:after="60" w:line="269"/>
+      </w:pPr>
+      <w:r>
+        <w:rPr>
+          <w:rFonts w:ascii="Calibri" w:cs="Calibri" w:eastAsia="Calibri" w:hAnsi="Calibri"/>
+          <w:color w:val="222222"/>
+          <w:sz w:val="21"/>
+          <w:szCs w:val="21"/>
+        </w:rPr>
+        <w:t xml:space="preserve">Deliver a </w:t>
+      </w:r>
+      <w:r>
+        <w:rPr>
+          <w:rFonts w:ascii="Calibri" w:cs="Calibri" w:eastAsia="Calibri" w:hAnsi="Calibri"/>
+          <w:b/>
+          <w:bCs/>
+          <w:color w:val="222222"/>
+          <w:sz w:val="21"/>
+          <w:szCs w:val="21"/>
+        </w:rPr>
+        <w:t xml:space="preserve">native mobile player</w:t>
+      </w:r>
+      <w:r>
+        <w:rPr>
+          <w:rFonts w:ascii="Calibri" w:cs="Calibri" w:eastAsia="Calibri" w:hAnsi="Calibri"/>
+          <w:color w:val="222222"/>
+          <w:sz w:val="21"/>
+          <w:szCs w:val="21"/>
+        </w:rPr>
+        <w:t xml:space="preserve"> with device controls and offline data, plus in-context embedding in SharePoint and Teams.</w:t>
+      </w:r>
+    </w:p>
+    <w:p>
+      <w:pPr>
+        <w:pStyle w:val="ListParagraph"/>
+        <w:numPr>
+          <w:ilvl w:val="0"/>
+          <w:numId w:val="2"/>
+        </w:numPr>
+        <w:spacing w:after="60" w:line="269"/>
+      </w:pPr>
+      <w:r>
+        <w:rPr>
+          <w:rFonts w:ascii="Calibri" w:cs="Calibri" w:eastAsia="Calibri" w:hAnsi="Calibri"/>
+          <w:color w:val="222222"/>
+          <w:sz w:val="21"/>
+          <w:szCs w:val="21"/>
+        </w:rPr>
+        <w:t xml:space="preserve">Bring </w:t>
+      </w:r>
+      <w:r>
+        <w:rPr>
+          <w:rFonts w:ascii="Calibri" w:cs="Calibri" w:eastAsia="Calibri" w:hAnsi="Calibri"/>
+          <w:b/>
+          <w:bCs/>
+          <w:color w:val="222222"/>
+          <w:sz w:val="21"/>
+          <w:szCs w:val="21"/>
+        </w:rPr>
+        <w:t xml:space="preserve">self-service BI</w:t>
+      </w:r>
+      <w:r>
+        <w:rPr>
+          <w:rFonts w:ascii="Calibri" w:cs="Calibri" w:eastAsia="Calibri" w:hAnsi="Calibri"/>
+          <w:color w:val="222222"/>
+          <w:sz w:val="21"/>
+          <w:szCs w:val="21"/>
+        </w:rPr>
+        <w:t xml:space="preserve"> and </w:t>
+      </w:r>
+      <w:r>
+        <w:rPr>
+          <w:rFonts w:ascii="Calibri" w:cs="Calibri" w:eastAsia="Calibri" w:hAnsi="Calibri"/>
+          <w:b/>
+          <w:bCs/>
+          <w:color w:val="222222"/>
+          <w:sz w:val="21"/>
+          <w:szCs w:val="21"/>
+        </w:rPr>
+        <w:t xml:space="preserve">low-code AI agents</w:t>
+      </w:r>
+      <w:r>
+        <w:rPr>
+          <w:rFonts w:ascii="Calibri" w:cs="Calibri" w:eastAsia="Calibri" w:hAnsi="Calibri"/>
+          <w:color w:val="222222"/>
+          <w:sz w:val="21"/>
+          <w:szCs w:val="21"/>
+        </w:rPr>
+        <w:t xml:space="preserve">, and </w:t>
+      </w:r>
+      <w:r>
+        <w:rPr>
+          <w:rFonts w:ascii="Calibri" w:cs="Calibri" w:eastAsia="Calibri" w:hAnsi="Calibri"/>
+          <w:b/>
+          <w:bCs/>
+          <w:color w:val="222222"/>
+          <w:sz w:val="21"/>
+          <w:szCs w:val="21"/>
+        </w:rPr>
+        <w:t xml:space="preserve">central governance</w:t>
+      </w:r>
+      <w:r>
+        <w:rPr>
+          <w:rFonts w:ascii="Calibri" w:cs="Calibri" w:eastAsia="Calibri" w:hAnsi="Calibri"/>
+          <w:color w:val="222222"/>
+          <w:sz w:val="21"/>
+          <w:szCs w:val="21"/>
+        </w:rPr>
+        <w:t xml:space="preserve"> (environments, connector-level DLP, Managed Environments).</w:t>
+      </w:r>
+    </w:p>
+    <w:p>
+      <w:pPr>
+        <w:pStyle w:val="Heading2"/>
+        <w:keepNext/>
+      </w:pPr>
+      <w:r>
+        <w:rPr>
+          <w:rFonts w:ascii="Calibri" w:cs="Calibri" w:eastAsia="Calibri" w:hAnsi="Calibri"/>
+        </w:rPr>
+        <w:t xml:space="preserve">6.2  Things SWA can do that Power Apps and Power Pages cannot (or not natively)</w:t>
+      </w:r>
+    </w:p>
+    <w:tbl>
+      <w:tblPr>
+        <w:tblW w:type="dxa" w:w="10080"/>
+        <w:tblBorders>
+          <w:top w:val="single" w:color="auto" w:sz="4"/>
+          <w:left w:val="single" w:color="auto" w:sz="4"/>
+          <w:bottom w:val="single" w:color="auto" w:sz="4"/>
+          <w:right w:val="single" w:color="auto" w:sz="4"/>
+          <w:insideH w:val="single" w:color="auto" w:sz="4"/>
+          <w:insideV w:val="single" w:color="auto" w:sz="4"/>
+        </w:tblBorders>
+      </w:tblPr>
+      <w:tblGrid>
+        <w:gridCol w:w="1700"/>
+        <w:gridCol w:w="2400"/>
+        <w:gridCol w:w="2000"/>
+        <w:gridCol w:w="2000"/>
+        <w:gridCol w:w="1980"/>
+      </w:tblGrid>
+      <w:tr>
+        <w:trPr>
+          <w:cantSplit/>
+          <w:tblHeader/>
+        </w:trPr>
+        <w:tc>
+          <w:tcPr>
+            <w:tcW w:type="dxa" w:w="1700"/>
+            <w:tcBorders>
+              <w:top w:val="single" w:color="C5CBD3" w:sz="4"/>
+              <w:left w:val="single" w:color="C5CBD3" w:sz="4"/>
+              <w:bottom w:val="single" w:color="C5CBD3" w:sz="4"/>
+              <w:right w:val="single" w:color="C5CBD3" w:sz="4"/>
+            </w:tcBorders>
+            <w:shd w:fill="1F2A44" w:color="auto" w:val="clear"/>
+            <w:tcMar>
+              <w:top w:type="dxa" w:w="60"/>
+              <w:left w:type="dxa" w:w="100"/>
+              <w:bottom w:type="dxa" w:w="60"/>
+              <w:right w:type="dxa" w:w="100"/>
+            </w:tcMar>
+            <w:vAlign w:val="top"/>
+          </w:tcPr>
+          <w:p>
+            <w:pPr>
+              <w:spacing w:after="20" w:line="232"/>
+            </w:pPr>
+            <w:r>
+              <w:rPr>
+                <w:rFonts w:ascii="Calibri" w:cs="Calibri" w:eastAsia="Calibri" w:hAnsi="Calibri"/>
+                <w:b/>
+                <w:bCs/>
+                <w:color w:val="FFFFFF"/>
+                <w:sz w:val="16"/>
+                <w:szCs w:val="16"/>
+              </w:rPr>
+              <w:t xml:space="preserve">Capability</w:t>
+            </w:r>
+          </w:p>
+        </w:tc>
+        <w:tc>
+          <w:tcPr>
+            <w:tcW w:type="dxa" w:w="2400"/>
+            <w:tcBorders>
+              <w:top w:val="single" w:color="C5CBD3" w:sz="4"/>
+              <w:left w:val="single" w:color="C5CBD3" w:sz="4"/>
+              <w:bottom w:val="single" w:color="C5CBD3" w:sz="4"/>
+              <w:right w:val="single" w:color="C5CBD3" w:sz="4"/>
+            </w:tcBorders>
+            <w:shd w:fill="1F2A44" w:color="auto" w:val="clear"/>
+            <w:tcMar>
+              <w:top w:type="dxa" w:w="60"/>
+              <w:left w:type="dxa" w:w="100"/>
+              <w:bottom w:type="dxa" w:w="60"/>
+              <w:right w:type="dxa" w:w="100"/>
+            </w:tcMar>
+            <w:vAlign w:val="top"/>
+          </w:tcPr>
+          <w:p>
+            <w:pPr>
+              <w:spacing w:after="20" w:line="232"/>
+            </w:pPr>
+            <w:r>
+              <w:rPr>
+                <w:rFonts w:ascii="Calibri" w:cs="Calibri" w:eastAsia="Calibri" w:hAnsi="Calibri"/>
+                <w:b/>
+                <w:bCs/>
+                <w:color w:val="FFFFFF"/>
+                <w:sz w:val="16"/>
+                <w:szCs w:val="16"/>
+              </w:rPr>
+              <w:t xml:space="preserve">Azure Static Web Apps</w:t>
+            </w:r>
+          </w:p>
+        </w:tc>
+        <w:tc>
+          <w:tcPr>
+            <w:tcW w:type="dxa" w:w="2000"/>
+            <w:tcBorders>
+              <w:top w:val="single" w:color="C5CBD3" w:sz="4"/>
+              <w:left w:val="single" w:color="C5CBD3" w:sz="4"/>
+              <w:bottom w:val="single" w:color="C5CBD3" w:sz="4"/>
+              <w:right w:val="single" w:color="C5CBD3" w:sz="4"/>
+            </w:tcBorders>
+            <w:shd w:fill="1F2A44" w:color="auto" w:val="clear"/>
+            <w:tcMar>
+              <w:top w:type="dxa" w:w="60"/>
+              <w:left w:type="dxa" w:w="100"/>
+              <w:bottom w:type="dxa" w:w="60"/>
+              <w:right w:type="dxa" w:w="100"/>
+            </w:tcMar>
+            <w:vAlign w:val="top"/>
+          </w:tcPr>
+          <w:p>
+            <w:pPr>
+              <w:spacing w:after="20" w:line="232"/>
+            </w:pPr>
+            <w:r>
+              <w:rPr>
+                <w:rFonts w:ascii="Calibri" w:cs="Calibri" w:eastAsia="Calibri" w:hAnsi="Calibri"/>
+                <w:b/>
+                <w:bCs/>
+                <w:color w:val="FFFFFF"/>
+                <w:sz w:val="16"/>
+                <w:szCs w:val="16"/>
+              </w:rPr>
+              <w:t xml:space="preserve">Power Apps</w:t>
+            </w:r>
+          </w:p>
+        </w:tc>
+        <w:tc>
+          <w:tcPr>
+            <w:tcW w:type="dxa" w:w="2000"/>
+            <w:tcBorders>
+              <w:top w:val="single" w:color="C5CBD3" w:sz="4"/>
+              <w:left w:val="single" w:color="C5CBD3" w:sz="4"/>
+              <w:bottom w:val="single" w:color="C5CBD3" w:sz="4"/>
+              <w:right w:val="single" w:color="C5CBD3" w:sz="4"/>
+            </w:tcBorders>
+            <w:shd w:fill="1F2A44" w:color="auto" w:val="clear"/>
+            <w:tcMar>
+              <w:top w:type="dxa" w:w="60"/>
+              <w:left w:type="dxa" w:w="100"/>
+              <w:bottom w:type="dxa" w:w="60"/>
+              <w:right w:type="dxa" w:w="100"/>
+            </w:tcMar>
+            <w:vAlign w:val="top"/>
+          </w:tcPr>
+          <w:p>
+            <w:pPr>
+              <w:spacing w:after="20" w:line="232"/>
+            </w:pPr>
+            <w:r>
+              <w:rPr>
+                <w:rFonts w:ascii="Calibri" w:cs="Calibri" w:eastAsia="Calibri" w:hAnsi="Calibri"/>
+                <w:b/>
+                <w:bCs/>
+                <w:color w:val="FFFFFF"/>
+                <w:sz w:val="16"/>
+                <w:szCs w:val="16"/>
+              </w:rPr>
+              <w:t xml:space="preserve">Power Pages</w:t>
+            </w:r>
+          </w:p>
+        </w:tc>
+        <w:tc>
+          <w:tcPr>
+            <w:tcW w:type="dxa" w:w="1980"/>
+            <w:tcBorders>
+              <w:top w:val="single" w:color="C5CBD3" w:sz="4"/>
+              <w:left w:val="single" w:color="C5CBD3" w:sz="4"/>
+              <w:bottom w:val="single" w:color="C5CBD3" w:sz="4"/>
+              <w:right w:val="single" w:color="C5CBD3" w:sz="4"/>
+            </w:tcBorders>
+            <w:shd w:fill="1F2A44" w:color="auto" w:val="clear"/>
+            <w:tcMar>
+              <w:top w:type="dxa" w:w="60"/>
+              <w:left w:type="dxa" w:w="100"/>
+              <w:bottom w:type="dxa" w:w="60"/>
+              <w:right w:type="dxa" w:w="100"/>
+            </w:tcMar>
+            <w:vAlign w:val="top"/>
+          </w:tcPr>
+          <w:p>
+            <w:pPr>
+              <w:spacing w:after="20" w:line="232"/>
+            </w:pPr>
+            <w:r>
+              <w:rPr>
+                <w:rFonts w:ascii="Calibri" w:cs="Calibri" w:eastAsia="Calibri" w:hAnsi="Calibri"/>
+                <w:b/>
+                <w:bCs/>
+                <w:color w:val="FFFFFF"/>
+                <w:sz w:val="16"/>
+                <w:szCs w:val="16"/>
+              </w:rPr>
+              <w:t xml:space="preserve">Notes</w:t>
+            </w:r>
+          </w:p>
+        </w:tc>
+      </w:tr>
+      <w:tr>
+        <w:trPr>
+          <w:cantSplit/>
+        </w:trPr>
+        <w:tc>
+          <w:tcPr>
+            <w:tcW w:type="dxa" w:w="1700"/>
+            <w:tcBorders>
+              <w:top w:val="single" w:color="C5CBD3" w:sz="4"/>
+              <w:left w:val="single" w:color="C5CBD3" w:sz="4"/>
+              <w:bottom w:val="single" w:color="C5CBD3" w:sz="4"/>
+              <w:right w:val="single" w:color="C5CBD3" w:sz="4"/>
+            </w:tcBorders>
+            <w:shd w:fill="F2F4F7" w:color="auto" w:val="clear"/>
+            <w:tcMar>
+              <w:top w:type="dxa" w:w="60"/>
+              <w:left w:type="dxa" w:w="100"/>
+              <w:bottom w:type="dxa" w:w="60"/>
+              <w:right w:type="dxa" w:w="100"/>
+            </w:tcMar>
+            <w:vAlign w:val="top"/>
+          </w:tcPr>
+          <w:p>
+            <w:pPr>
+              <w:spacing w:after="20" w:line="232"/>
+            </w:pPr>
+            <w:r>
+              <w:rPr>
+                <w:rFonts w:ascii="Calibri" w:cs="Calibri" w:eastAsia="Calibri" w:hAnsi="Calibri"/>
+                <w:b/>
+                <w:bCs/>
+                <w:color w:val="222222"/>
+                <w:sz w:val="16"/>
+                <w:szCs w:val="16"/>
+              </w:rPr>
+              <w:t xml:space="preserve">Serve anonymous, public users at any scale with no per-user licence</w:t>
+            </w:r>
+          </w:p>
+        </w:tc>
+        <w:tc>
+          <w:tcPr>
+            <w:tcW w:type="dxa" w:w="2400"/>
+            <w:tcBorders>
+              <w:top w:val="single" w:color="C5CBD3" w:sz="4"/>
+              <w:left w:val="single" w:color="C5CBD3" w:sz="4"/>
+              <w:bottom w:val="single" w:color="C5CBD3" w:sz="4"/>
+              <w:right w:val="single" w:color="C5CBD3" w:sz="4"/>
+            </w:tcBorders>
+            <w:shd w:fill="E8F5E9" w:color="auto" w:val="clear"/>
+            <w:tcMar>
+              <w:top w:type="dxa" w:w="60"/>
+              <w:left w:type="dxa" w:w="100"/>
+              <w:bottom w:type="dxa" w:w="60"/>
+              <w:right w:type="dxa" w:w="100"/>
+            </w:tcMar>
+            <w:vAlign w:val="top"/>
+          </w:tcPr>
+          <w:p>
+            <w:pPr>
+              <w:spacing w:after="20" w:line="232"/>
+            </w:pPr>
+            <w:r>
+              <w:rPr>
+                <w:rFonts w:ascii="Calibri" w:cs="Calibri" w:eastAsia="Calibri" w:hAnsi="Calibri"/>
+                <w:b/>
+                <w:bCs/>
+                <w:color w:val="222222"/>
+                <w:sz w:val="16"/>
+                <w:szCs w:val="16"/>
+              </w:rPr>
+              <w:t xml:space="preserve">Native.</w:t>
+            </w:r>
+            <w:r>
+              <w:rPr>
+                <w:rFonts w:ascii="Calibri" w:cs="Calibri" w:eastAsia="Calibri" w:hAnsi="Calibri"/>
+                <w:color w:val="222222"/>
+                <w:sz w:val="16"/>
+                <w:szCs w:val="16"/>
+              </w:rPr>
+              <w:t xml:space="preserve"> Flat $0–$9 per app; bandwidth is the limit (100 GB included, then $0.20/GB on Standard).</w:t>
+            </w:r>
+          </w:p>
+        </w:tc>
+        <w:tc>
+          <w:tcPr>
+            <w:tcW w:type="dxa" w:w="2000"/>
+            <w:tcBorders>
+              <w:top w:val="single" w:color="C5CBD3" w:sz="4"/>
+              <w:left w:val="single" w:color="C5CBD3" w:sz="4"/>
+              <w:bottom w:val="single" w:color="C5CBD3" w:sz="4"/>
+              <w:right w:val="single" w:color="C5CBD3" w:sz="4"/>
+            </w:tcBorders>
+            <w:shd w:fill="FBE9E7" w:color="auto" w:val="clear"/>
+            <w:tcMar>
+              <w:top w:type="dxa" w:w="60"/>
+              <w:left w:type="dxa" w:w="100"/>
+              <w:bottom w:type="dxa" w:w="60"/>
+              <w:right w:type="dxa" w:w="100"/>
+            </w:tcMar>
+            <w:vAlign w:val="top"/>
+          </w:tcPr>
+          <w:p>
+            <w:pPr>
+              <w:spacing w:after="20" w:line="232"/>
+            </w:pPr>
+            <w:r>
+              <w:rPr>
+                <w:rFonts w:ascii="Calibri" w:cs="Calibri" w:eastAsia="Calibri" w:hAnsi="Calibri"/>
+                <w:b/>
+                <w:bCs/>
+                <w:color w:val="222222"/>
+                <w:sz w:val="16"/>
+                <w:szCs w:val="16"/>
+              </w:rPr>
+              <w:t xml:space="preserve">Not possible.</w:t>
+            </w:r>
+            <w:r>
+              <w:rPr>
+                <w:rFonts w:ascii="Calibri" w:cs="Calibri" w:eastAsia="Calibri" w:hAnsi="Calibri"/>
+                <w:color w:val="222222"/>
+                <w:sz w:val="16"/>
+                <w:szCs w:val="16"/>
+              </w:rPr>
+              <w:t xml:space="preserve"> Apps need sign-in and a licence for every user (Code Apps: Premium). Use Power Pages for the public.</w:t>
+            </w:r>
+          </w:p>
+        </w:tc>
+        <w:tc>
+          <w:tcPr>
+            <w:tcW w:type="dxa" w:w="2000"/>
+            <w:tcBorders>
+              <w:top w:val="single" w:color="C5CBD3" w:sz="4"/>
+              <w:left w:val="single" w:color="C5CBD3" w:sz="4"/>
+              <w:bottom w:val="single" w:color="C5CBD3" w:sz="4"/>
+              <w:right w:val="single" w:color="C5CBD3" w:sz="4"/>
+            </w:tcBorders>
+            <w:shd w:fill="E8F5E9" w:color="auto" w:val="clear"/>
+            <w:tcMar>
+              <w:top w:type="dxa" w:w="60"/>
+              <w:left w:type="dxa" w:w="100"/>
+              <w:bottom w:type="dxa" w:w="60"/>
+              <w:right w:type="dxa" w:w="100"/>
+            </w:tcMar>
+            <w:vAlign w:val="top"/>
+          </w:tcPr>
+          <w:p>
+            <w:pPr>
+              <w:spacing w:after="20" w:line="232"/>
+            </w:pPr>
+            <w:r>
+              <w:rPr>
+                <w:rFonts w:ascii="Calibri" w:cs="Calibri" w:eastAsia="Calibri" w:hAnsi="Calibri"/>
+                <w:b/>
+                <w:bCs/>
+                <w:color w:val="222222"/>
+                <w:sz w:val="16"/>
+                <w:szCs w:val="16"/>
+              </w:rPr>
+              <w:t xml:space="preserve">Native.</w:t>
+            </w:r>
+            <w:r>
+              <w:rPr>
+                <w:rFonts w:ascii="Calibri" w:cs="Calibri" w:eastAsia="Calibri" w:hAnsi="Calibri"/>
+                <w:color w:val="222222"/>
+                <w:sz w:val="16"/>
+                <w:szCs w:val="16"/>
+              </w:rPr>
+              <w:t xml:space="preserve"> Supported, but sold in user packs ($75 per 500 anonymous users per site per month) — a cost ceiling, not a capability gap.</w:t>
+            </w:r>
+          </w:p>
+        </w:tc>
+        <w:tc>
+          <w:tcPr>
+            <w:tcW w:type="dxa" w:w="1980"/>
+            <w:tcBorders>
+              <w:top w:val="single" w:color="C5CBD3" w:sz="4"/>
+              <w:left w:val="single" w:color="C5CBD3" w:sz="4"/>
+              <w:bottom w:val="single" w:color="C5CBD3" w:sz="4"/>
+              <w:right w:val="single" w:color="C5CBD3" w:sz="4"/>
+            </w:tcBorders>
+            <w:tcMar>
+              <w:top w:type="dxa" w:w="60"/>
+              <w:left w:type="dxa" w:w="100"/>
+              <w:bottom w:type="dxa" w:w="60"/>
+              <w:right w:type="dxa" w:w="100"/>
+            </w:tcMar>
+            <w:vAlign w:val="top"/>
+          </w:tcPr>
+          <w:p>
+            <w:pPr>
+              <w:spacing w:after="20" w:line="232"/>
+            </w:pPr>
+            <w:r>
+              <w:rPr>
+                <w:rFonts w:ascii="Calibri" w:cs="Calibri" w:eastAsia="Calibri" w:hAnsi="Calibri"/>
+                <w:color w:val="222222"/>
+                <w:sz w:val="16"/>
+                <w:szCs w:val="16"/>
+              </w:rPr>
+              <w:t xml:space="preserve">The main reason to pick SWA for high-traffic public sites.</w:t>
+            </w:r>
+          </w:p>
+        </w:tc>
+      </w:tr>
+      <w:tr>
+        <w:trPr>
+          <w:cantSplit/>
+        </w:trPr>
+        <w:tc>
+          <w:tcPr>
+            <w:tcW w:type="dxa" w:w="1700"/>
+            <w:tcBorders>
+              <w:top w:val="single" w:color="C5CBD3" w:sz="4"/>
+              <w:left w:val="single" w:color="C5CBD3" w:sz="4"/>
+              <w:bottom w:val="single" w:color="C5CBD3" w:sz="4"/>
+              <w:right w:val="single" w:color="C5CBD3" w:sz="4"/>
+            </w:tcBorders>
+            <w:shd w:fill="F2F4F7" w:color="auto" w:val="clear"/>
+            <w:tcMar>
+              <w:top w:type="dxa" w:w="60"/>
+              <w:left w:type="dxa" w:w="100"/>
+              <w:bottom w:type="dxa" w:w="60"/>
+              <w:right w:type="dxa" w:w="100"/>
+            </w:tcMar>
+            <w:vAlign w:val="top"/>
+          </w:tcPr>
+          <w:p>
+            <w:pPr>
+              <w:spacing w:after="20" w:line="232"/>
+            </w:pPr>
+            <w:r>
+              <w:rPr>
+                <w:rFonts w:ascii="Calibri" w:cs="Calibri" w:eastAsia="Calibri" w:hAnsi="Calibri"/>
+                <w:b/>
+                <w:bCs/>
+                <w:color w:val="222222"/>
+                <w:sz w:val="16"/>
+                <w:szCs w:val="16"/>
+              </w:rPr>
+              <w:t xml:space="preserve">Full control of the front-end stack, hosting behaviour, caching and SEO</w:t>
+            </w:r>
+          </w:p>
+        </w:tc>
+        <w:tc>
+          <w:tcPr>
+            <w:tcW w:type="dxa" w:w="2400"/>
+            <w:tcBorders>
+              <w:top w:val="single" w:color="C5CBD3" w:sz="4"/>
+              <w:left w:val="single" w:color="C5CBD3" w:sz="4"/>
+              <w:bottom w:val="single" w:color="C5CBD3" w:sz="4"/>
+              <w:right w:val="single" w:color="C5CBD3" w:sz="4"/>
+            </w:tcBorders>
+            <w:shd w:fill="E8F5E9" w:color="auto" w:val="clear"/>
+            <w:tcMar>
+              <w:top w:type="dxa" w:w="60"/>
+              <w:left w:type="dxa" w:w="100"/>
+              <w:bottom w:type="dxa" w:w="60"/>
+              <w:right w:type="dxa" w:w="100"/>
+            </w:tcMar>
+            <w:vAlign w:val="top"/>
+          </w:tcPr>
+          <w:p>
+            <w:pPr>
+              <w:spacing w:after="20" w:line="232"/>
+            </w:pPr>
+            <w:r>
+              <w:rPr>
+                <w:rFonts w:ascii="Calibri" w:cs="Calibri" w:eastAsia="Calibri" w:hAnsi="Calibri"/>
+                <w:b/>
+                <w:bCs/>
+                <w:color w:val="222222"/>
+                <w:sz w:val="16"/>
+                <w:szCs w:val="16"/>
+              </w:rPr>
+              <w:t xml:space="preserve">Native.</w:t>
+            </w:r>
+            <w:r>
+              <w:rPr>
+                <w:rFonts w:ascii="Calibri" w:cs="Calibri" w:eastAsia="Calibri" w:hAnsi="Calibri"/>
+                <w:color w:val="222222"/>
+                <w:sz w:val="16"/>
+                <w:szCs w:val="16"/>
+              </w:rPr>
+              <w:t xml:space="preserve"> Any framework or generator; static/prerendered output; routes, headers and fallbacks in one config file.</w:t>
+            </w:r>
+          </w:p>
+        </w:tc>
+        <w:tc>
+          <w:tcPr>
+            <w:tcW w:type="dxa" w:w="2000"/>
+            <w:tcBorders>
+              <w:top w:val="single" w:color="C5CBD3" w:sz="4"/>
+              <w:left w:val="single" w:color="C5CBD3" w:sz="4"/>
+              <w:bottom w:val="single" w:color="C5CBD3" w:sz="4"/>
+              <w:right w:val="single" w:color="C5CBD3" w:sz="4"/>
+            </w:tcBorders>
+            <w:shd w:fill="FFF4E0" w:color="auto" w:val="clear"/>
+            <w:tcMar>
+              <w:top w:type="dxa" w:w="60"/>
+              <w:left w:type="dxa" w:w="100"/>
+              <w:bottom w:type="dxa" w:w="60"/>
+              <w:right w:type="dxa" w:w="100"/>
+            </w:tcMar>
+            <w:vAlign w:val="top"/>
+          </w:tcPr>
+          <w:p>
+            <w:pPr>
+              <w:spacing w:after="20" w:line="232"/>
+            </w:pPr>
+            <w:r>
+              <w:rPr>
+                <w:rFonts w:ascii="Calibri" w:cs="Calibri" w:eastAsia="Calibri" w:hAnsi="Calibri"/>
+                <w:b/>
+                <w:bCs/>
+                <w:color w:val="222222"/>
+                <w:sz w:val="16"/>
+                <w:szCs w:val="16"/>
+              </w:rPr>
+              <w:t xml:space="preserve">Workaround.</w:t>
+            </w:r>
+            <w:r>
+              <w:rPr>
+                <w:rFonts w:ascii="Calibri" w:cs="Calibri" w:eastAsia="Calibri" w:hAnsi="Calibri"/>
+                <w:color w:val="222222"/>
+                <w:sz w:val="16"/>
+                <w:szCs w:val="16"/>
+              </w:rPr>
+              <w:t xml:space="preserve"> Canvas: fixed control set (extend with PCF components). Code Apps: full front-end code, but it runs inside the Power Apps runtime.</w:t>
+            </w:r>
+          </w:p>
+        </w:tc>
+        <w:tc>
+          <w:tcPr>
+            <w:tcW w:type="dxa" w:w="2000"/>
+            <w:tcBorders>
+              <w:top w:val="single" w:color="C5CBD3" w:sz="4"/>
+              <w:left w:val="single" w:color="C5CBD3" w:sz="4"/>
+              <w:bottom w:val="single" w:color="C5CBD3" w:sz="4"/>
+              <w:right w:val="single" w:color="C5CBD3" w:sz="4"/>
+            </w:tcBorders>
+            <w:shd w:fill="FFF4E0" w:color="auto" w:val="clear"/>
+            <w:tcMar>
+              <w:top w:type="dxa" w:w="60"/>
+              <w:left w:type="dxa" w:w="100"/>
+              <w:bottom w:type="dxa" w:w="60"/>
+              <w:right w:type="dxa" w:w="100"/>
+            </w:tcMar>
+            <w:vAlign w:val="top"/>
+          </w:tcPr>
+          <w:p>
+            <w:pPr>
+              <w:spacing w:after="20" w:line="232"/>
+            </w:pPr>
+            <w:r>
+              <w:rPr>
+                <w:rFonts w:ascii="Calibri" w:cs="Calibri" w:eastAsia="Calibri" w:hAnsi="Calibri"/>
+                <w:b/>
+                <w:bCs/>
+                <w:color w:val="222222"/>
+                <w:sz w:val="16"/>
+                <w:szCs w:val="16"/>
+              </w:rPr>
+              <w:t xml:space="preserve">Workaround.</w:t>
+            </w:r>
+            <w:r>
+              <w:rPr>
+                <w:rFonts w:ascii="Calibri" w:cs="Calibri" w:eastAsia="Calibri" w:hAnsi="Calibri"/>
+                <w:color w:val="222222"/>
+                <w:sz w:val="16"/>
+                <w:szCs w:val="16"/>
+              </w:rPr>
+              <w:t xml:space="preserve"> Custom HTML/CSS/JS and, since Feb 2026 (GA), React/Angular/Vue single-page apps — but hosting, caching and the network layer are platform-managed, with limited performance/SEO tuning.</w:t>
+            </w:r>
+          </w:p>
+        </w:tc>
+        <w:tc>
+          <w:tcPr>
+            <w:tcW w:type="dxa" w:w="1980"/>
+            <w:tcBorders>
+              <w:top w:val="single" w:color="C5CBD3" w:sz="4"/>
+              <w:left w:val="single" w:color="C5CBD3" w:sz="4"/>
+              <w:bottom w:val="single" w:color="C5CBD3" w:sz="4"/>
+              <w:right w:val="single" w:color="C5CBD3" w:sz="4"/>
+            </w:tcBorders>
+            <w:tcMar>
+              <w:top w:type="dxa" w:w="60"/>
+              <w:left w:type="dxa" w:w="100"/>
+              <w:bottom w:type="dxa" w:w="60"/>
+              <w:right w:type="dxa" w:w="100"/>
+            </w:tcMar>
+            <w:vAlign w:val="top"/>
+          </w:tcPr>
+          <w:p>
+            <w:pPr>
+              <w:spacing w:after="20" w:line="232"/>
+            </w:pPr>
+            <w:r>
+              <w:rPr>
+                <w:rFonts w:ascii="Calibri" w:cs="Calibri" w:eastAsia="Calibri" w:hAnsi="Calibri"/>
+                <w:color w:val="222222"/>
+                <w:sz w:val="16"/>
+                <w:szCs w:val="16"/>
+              </w:rPr>
+              <w:t xml:space="preserve">Power Pages SPA support narrowed this gap a lot; control of hosting is what remains.</w:t>
+            </w:r>
+          </w:p>
+        </w:tc>
+      </w:tr>
+      <w:tr>
+        <w:trPr>
+          <w:cantSplit/>
+        </w:trPr>
+        <w:tc>
+          <w:tcPr>
+            <w:tcW w:type="dxa" w:w="1700"/>
+            <w:tcBorders>
+              <w:top w:val="single" w:color="C5CBD3" w:sz="4"/>
+              <w:left w:val="single" w:color="C5CBD3" w:sz="4"/>
+              <w:bottom w:val="single" w:color="C5CBD3" w:sz="4"/>
+              <w:right w:val="single" w:color="C5CBD3" w:sz="4"/>
+            </w:tcBorders>
+            <w:shd w:fill="F2F4F7" w:color="auto" w:val="clear"/>
+            <w:tcMar>
+              <w:top w:type="dxa" w:w="60"/>
+              <w:left w:type="dxa" w:w="100"/>
+              <w:bottom w:type="dxa" w:w="60"/>
+              <w:right w:type="dxa" w:w="100"/>
+            </w:tcMar>
+            <w:vAlign w:val="top"/>
+          </w:tcPr>
+          <w:p>
+            <w:pPr>
+              <w:spacing w:after="20" w:line="232"/>
+            </w:pPr>
+            <w:r>
+              <w:rPr>
+                <w:rFonts w:ascii="Calibri" w:cs="Calibri" w:eastAsia="Calibri" w:hAnsi="Calibri"/>
+                <w:b/>
+                <w:bCs/>
+                <w:color w:val="222222"/>
+                <w:sz w:val="16"/>
+                <w:szCs w:val="16"/>
+              </w:rPr>
+              <w:t xml:space="preserve">Choose the back-end language, runtime and data store</w:t>
+            </w:r>
+          </w:p>
+        </w:tc>
+        <w:tc>
+          <w:tcPr>
+            <w:tcW w:type="dxa" w:w="2400"/>
+            <w:tcBorders>
+              <w:top w:val="single" w:color="C5CBD3" w:sz="4"/>
+              <w:left w:val="single" w:color="C5CBD3" w:sz="4"/>
+              <w:bottom w:val="single" w:color="C5CBD3" w:sz="4"/>
+              <w:right w:val="single" w:color="C5CBD3" w:sz="4"/>
+            </w:tcBorders>
+            <w:shd w:fill="E6F1FB" w:color="auto" w:val="clear"/>
+            <w:tcMar>
+              <w:top w:type="dxa" w:w="60"/>
+              <w:left w:type="dxa" w:w="100"/>
+              <w:bottom w:type="dxa" w:w="60"/>
+              <w:right w:type="dxa" w:w="100"/>
+            </w:tcMar>
+            <w:vAlign w:val="top"/>
+          </w:tcPr>
+          <w:p>
+            <w:pPr>
+              <w:spacing w:after="20" w:line="232"/>
+            </w:pPr>
+            <w:r>
+              <w:rPr>
+                <w:rFonts w:ascii="Calibri" w:cs="Calibri" w:eastAsia="Calibri" w:hAnsi="Calibri"/>
+                <w:b/>
+                <w:bCs/>
+                <w:color w:val="222222"/>
+                <w:sz w:val="16"/>
+                <w:szCs w:val="16"/>
+              </w:rPr>
+              <w:t xml:space="preserve">With Azure:</w:t>
+            </w:r>
+            <w:r>
+              <w:rPr>
+                <w:rFonts w:ascii="Calibri" w:cs="Calibri" w:eastAsia="Calibri" w:hAnsi="Calibri"/>
+                <w:color w:val="222222"/>
+                <w:sz w:val="16"/>
+                <w:szCs w:val="16"/>
+              </w:rPr>
+              <w:t xml:space="preserve"> Azure Functions (Node.js, .NET, Python) — managed, or your own Functions app on Standard; Container Apps / App Service for any language or container; any database (Azure SQL, Cosmos DB, PostgreSQL, Redis…).</w:t>
+            </w:r>
+          </w:p>
+        </w:tc>
+        <w:tc>
+          <w:tcPr>
+            <w:tcW w:type="dxa" w:w="2000"/>
+            <w:tcBorders>
+              <w:top w:val="single" w:color="C5CBD3" w:sz="4"/>
+              <w:left w:val="single" w:color="C5CBD3" w:sz="4"/>
+              <w:bottom w:val="single" w:color="C5CBD3" w:sz="4"/>
+              <w:right w:val="single" w:color="C5CBD3" w:sz="4"/>
+            </w:tcBorders>
+            <w:shd w:fill="FFF4E0" w:color="auto" w:val="clear"/>
+            <w:tcMar>
+              <w:top w:type="dxa" w:w="60"/>
+              <w:left w:type="dxa" w:w="100"/>
+              <w:bottom w:type="dxa" w:w="60"/>
+              <w:right w:type="dxa" w:w="100"/>
+            </w:tcMar>
+            <w:vAlign w:val="top"/>
+          </w:tcPr>
+          <w:p>
+            <w:pPr>
+              <w:spacing w:after="20" w:line="232"/>
+            </w:pPr>
+            <w:r>
+              <w:rPr>
+                <w:rFonts w:ascii="Calibri" w:cs="Calibri" w:eastAsia="Calibri" w:hAnsi="Calibri"/>
+                <w:b/>
+                <w:bCs/>
+                <w:color w:val="222222"/>
+                <w:sz w:val="16"/>
+                <w:szCs w:val="16"/>
+              </w:rPr>
+              <w:t xml:space="preserve">Workaround.</w:t>
+            </w:r>
+            <w:r>
+              <w:rPr>
+                <w:rFonts w:ascii="Calibri" w:cs="Calibri" w:eastAsia="Calibri" w:hAnsi="Calibri"/>
+                <w:color w:val="222222"/>
+                <w:sz w:val="16"/>
+                <w:szCs w:val="16"/>
+              </w:rPr>
+              <w:t xml:space="preserve"> Logic lives in Power Fx, flows and Dataverse plug-ins (.NET). Other runtimes only by calling an API through a custom connector (premium).</w:t>
+            </w:r>
+          </w:p>
+        </w:tc>
+        <w:tc>
+          <w:tcPr>
+            <w:tcW w:type="dxa" w:w="2000"/>
+            <w:tcBorders>
+              <w:top w:val="single" w:color="C5CBD3" w:sz="4"/>
+              <w:left w:val="single" w:color="C5CBD3" w:sz="4"/>
+              <w:bottom w:val="single" w:color="C5CBD3" w:sz="4"/>
+              <w:right w:val="single" w:color="C5CBD3" w:sz="4"/>
+            </w:tcBorders>
+            <w:shd w:fill="FFF4E0" w:color="auto" w:val="clear"/>
+            <w:tcMar>
+              <w:top w:type="dxa" w:w="60"/>
+              <w:left w:type="dxa" w:w="100"/>
+              <w:bottom w:type="dxa" w:w="60"/>
+              <w:right w:type="dxa" w:w="100"/>
+            </w:tcMar>
+            <w:vAlign w:val="top"/>
+          </w:tcPr>
+          <w:p>
+            <w:pPr>
+              <w:spacing w:after="20" w:line="232"/>
+            </w:pPr>
+            <w:r>
+              <w:rPr>
+                <w:rFonts w:ascii="Calibri" w:cs="Calibri" w:eastAsia="Calibri" w:hAnsi="Calibri"/>
+                <w:b/>
+                <w:bCs/>
+                <w:color w:val="222222"/>
+                <w:sz w:val="16"/>
+                <w:szCs w:val="16"/>
+              </w:rPr>
+              <w:t xml:space="preserve">Workaround.</w:t>
+            </w:r>
+            <w:r>
+              <w:rPr>
+                <w:rFonts w:ascii="Calibri" w:cs="Calibri" w:eastAsia="Calibri" w:hAnsi="Calibri"/>
+                <w:color w:val="222222"/>
+                <w:sz w:val="16"/>
+                <w:szCs w:val="16"/>
+              </w:rPr>
+              <w:t xml:space="preserve"> Liquid, Server Logic (server-side script, GA), flows and plug-ins. Other runtimes by calling external APIs.</w:t>
+            </w:r>
+          </w:p>
+        </w:tc>
+        <w:tc>
+          <w:tcPr>
+            <w:tcW w:type="dxa" w:w="1980"/>
+            <w:tcBorders>
+              <w:top w:val="single" w:color="C5CBD3" w:sz="4"/>
+              <w:left w:val="single" w:color="C5CBD3" w:sz="4"/>
+              <w:bottom w:val="single" w:color="C5CBD3" w:sz="4"/>
+              <w:right w:val="single" w:color="C5CBD3" w:sz="4"/>
+            </w:tcBorders>
+            <w:tcMar>
+              <w:top w:type="dxa" w:w="60"/>
+              <w:left w:type="dxa" w:w="100"/>
+              <w:bottom w:type="dxa" w:w="60"/>
+              <w:right w:type="dxa" w:w="100"/>
+            </w:tcMar>
+            <w:vAlign w:val="top"/>
+          </w:tcPr>
+          <w:p>
+            <w:pPr>
+              <w:spacing w:after="20" w:line="232"/>
+            </w:pPr>
+            <w:r>
+              <w:rPr>
+                <w:rFonts w:ascii="Calibri" w:cs="Calibri" w:eastAsia="Calibri" w:hAnsi="Calibri"/>
+                <w:color w:val="222222"/>
+                <w:sz w:val="16"/>
+                <w:szCs w:val="16"/>
+              </w:rPr>
+              <w:t xml:space="preserve">Both sides can call out to Azure. For SWA that is the normal design; for Power Platform it is an extension that adds licensing and operations.</w:t>
+            </w:r>
+          </w:p>
+        </w:tc>
+      </w:tr>
+      <w:tr>
+        <w:trPr>
+          <w:cantSplit/>
+        </w:trPr>
+        <w:tc>
+          <w:tcPr>
+            <w:tcW w:type="dxa" w:w="1700"/>
+            <w:tcBorders>
+              <w:top w:val="single" w:color="C5CBD3" w:sz="4"/>
+              <w:left w:val="single" w:color="C5CBD3" w:sz="4"/>
+              <w:bottom w:val="single" w:color="C5CBD3" w:sz="4"/>
+              <w:right w:val="single" w:color="C5CBD3" w:sz="4"/>
+            </w:tcBorders>
+            <w:shd w:fill="F2F4F7" w:color="auto" w:val="clear"/>
+            <w:tcMar>
+              <w:top w:type="dxa" w:w="60"/>
+              <w:left w:type="dxa" w:w="100"/>
+              <w:bottom w:type="dxa" w:w="60"/>
+              <w:right w:type="dxa" w:w="100"/>
+            </w:tcMar>
+            <w:vAlign w:val="top"/>
+          </w:tcPr>
+          <w:p>
+            <w:pPr>
+              <w:spacing w:after="20" w:line="232"/>
+            </w:pPr>
+            <w:r>
+              <w:rPr>
+                <w:rFonts w:ascii="Calibri" w:cs="Calibri" w:eastAsia="Calibri" w:hAnsi="Calibri"/>
+                <w:b/>
+                <w:bCs/>
+                <w:color w:val="222222"/>
+                <w:sz w:val="16"/>
+                <w:szCs w:val="16"/>
+              </w:rPr>
+              <w:t xml:space="preserve">Real-time push (WebSockets, SignalR, streaming)</w:t>
+            </w:r>
+          </w:p>
+        </w:tc>
+        <w:tc>
+          <w:tcPr>
+            <w:tcW w:type="dxa" w:w="2400"/>
+            <w:tcBorders>
+              <w:top w:val="single" w:color="C5CBD3" w:sz="4"/>
+              <w:left w:val="single" w:color="C5CBD3" w:sz="4"/>
+              <w:bottom w:val="single" w:color="C5CBD3" w:sz="4"/>
+              <w:right w:val="single" w:color="C5CBD3" w:sz="4"/>
+            </w:tcBorders>
+            <w:shd w:fill="E6F1FB" w:color="auto" w:val="clear"/>
+            <w:tcMar>
+              <w:top w:type="dxa" w:w="60"/>
+              <w:left w:type="dxa" w:w="100"/>
+              <w:bottom w:type="dxa" w:w="60"/>
+              <w:right w:type="dxa" w:w="100"/>
+            </w:tcMar>
+            <w:vAlign w:val="top"/>
+          </w:tcPr>
+          <w:p>
+            <w:pPr>
+              <w:spacing w:after="20" w:line="232"/>
+            </w:pPr>
+            <w:r>
+              <w:rPr>
+                <w:rFonts w:ascii="Calibri" w:cs="Calibri" w:eastAsia="Calibri" w:hAnsi="Calibri"/>
+                <w:b/>
+                <w:bCs/>
+                <w:color w:val="222222"/>
+                <w:sz w:val="16"/>
+                <w:szCs w:val="16"/>
+              </w:rPr>
+              <w:t xml:space="preserve">With Azure:</w:t>
+            </w:r>
+            <w:r>
+              <w:rPr>
+                <w:rFonts w:ascii="Calibri" w:cs="Calibri" w:eastAsia="Calibri" w:hAnsi="Calibri"/>
+                <w:color w:val="222222"/>
+                <w:sz w:val="16"/>
+                <w:szCs w:val="16"/>
+              </w:rPr>
+              <w:t xml:space="preserve"> Azure SignalR Service or Web PubSub through a </w:t>
+            </w:r>
+            <w:r>
+              <w:rPr>
+                <w:rFonts w:ascii="Calibri" w:cs="Calibri" w:eastAsia="Calibri" w:hAnsi="Calibri"/>
+                <w:b/>
+                <w:bCs/>
+                <w:color w:val="222222"/>
+                <w:sz w:val="16"/>
+                <w:szCs w:val="16"/>
+              </w:rPr>
+              <w:t xml:space="preserve">linked</w:t>
+            </w:r>
+            <w:r>
+              <w:rPr>
+                <w:rFonts w:ascii="Calibri" w:cs="Calibri" w:eastAsia="Calibri" w:hAnsi="Calibri"/>
+                <w:color w:val="222222"/>
+                <w:sz w:val="16"/>
+                <w:szCs w:val="16"/>
+              </w:rPr>
+              <w:t xml:space="preserve"> Functions app (Standard plan). Managed Functions are HTTP-only and cannot terminate WebSockets.</w:t>
+            </w:r>
+          </w:p>
+        </w:tc>
+        <w:tc>
+          <w:tcPr>
+            <w:tcW w:type="dxa" w:w="2000"/>
+            <w:tcBorders>
+              <w:top w:val="single" w:color="C5CBD3" w:sz="4"/>
+              <w:left w:val="single" w:color="C5CBD3" w:sz="4"/>
+              <w:bottom w:val="single" w:color="C5CBD3" w:sz="4"/>
+              <w:right w:val="single" w:color="C5CBD3" w:sz="4"/>
+            </w:tcBorders>
+            <w:shd w:fill="FFF4E0" w:color="auto" w:val="clear"/>
+            <w:tcMar>
+              <w:top w:type="dxa" w:w="60"/>
+              <w:left w:type="dxa" w:w="100"/>
+              <w:bottom w:type="dxa" w:w="60"/>
+              <w:right w:type="dxa" w:w="100"/>
+            </w:tcMar>
+            <w:vAlign w:val="top"/>
+          </w:tcPr>
+          <w:p>
+            <w:pPr>
+              <w:spacing w:after="20" w:line="232"/>
+            </w:pPr>
+            <w:r>
+              <w:rPr>
+                <w:rFonts w:ascii="Calibri" w:cs="Calibri" w:eastAsia="Calibri" w:hAnsi="Calibri"/>
+                <w:b/>
+                <w:bCs/>
+                <w:color w:val="222222"/>
+                <w:sz w:val="16"/>
+                <w:szCs w:val="16"/>
+              </w:rPr>
+              <w:t xml:space="preserve">Workaround.</w:t>
+            </w:r>
+            <w:r>
+              <w:rPr>
+                <w:rFonts w:ascii="Calibri" w:cs="Calibri" w:eastAsia="Calibri" w:hAnsi="Calibri"/>
+                <w:color w:val="222222"/>
+                <w:sz w:val="16"/>
+                <w:szCs w:val="16"/>
+              </w:rPr>
+              <w:t xml:space="preserve"> No built-in push channel into canvas apps; timers/polling or manual refresh are the norm (mobile push notifications use the Notification connector).</w:t>
+            </w:r>
+          </w:p>
+        </w:tc>
+        <w:tc>
+          <w:tcPr>
+            <w:tcW w:type="dxa" w:w="2000"/>
+            <w:tcBorders>
+              <w:top w:val="single" w:color="C5CBD3" w:sz="4"/>
+              <w:left w:val="single" w:color="C5CBD3" w:sz="4"/>
+              <w:bottom w:val="single" w:color="C5CBD3" w:sz="4"/>
+              <w:right w:val="single" w:color="C5CBD3" w:sz="4"/>
+            </w:tcBorders>
+            <w:shd w:fill="FFF4E0" w:color="auto" w:val="clear"/>
+            <w:tcMar>
+              <w:top w:type="dxa" w:w="60"/>
+              <w:left w:type="dxa" w:w="100"/>
+              <w:bottom w:type="dxa" w:w="60"/>
+              <w:right w:type="dxa" w:w="100"/>
+            </w:tcMar>
+            <w:vAlign w:val="top"/>
+          </w:tcPr>
+          <w:p>
+            <w:pPr>
+              <w:spacing w:after="20" w:line="232"/>
+            </w:pPr>
+            <w:r>
+              <w:rPr>
+                <w:rFonts w:ascii="Calibri" w:cs="Calibri" w:eastAsia="Calibri" w:hAnsi="Calibri"/>
+                <w:b/>
+                <w:bCs/>
+                <w:color w:val="222222"/>
+                <w:sz w:val="16"/>
+                <w:szCs w:val="16"/>
+              </w:rPr>
+              <w:t xml:space="preserve">Workaround.</w:t>
+            </w:r>
+            <w:r>
+              <w:rPr>
+                <w:rFonts w:ascii="Calibri" w:cs="Calibri" w:eastAsia="Calibri" w:hAnsi="Calibri"/>
+                <w:color w:val="222222"/>
+                <w:sz w:val="16"/>
+                <w:szCs w:val="16"/>
+              </w:rPr>
+              <w:t xml:space="preserve"> Polling, or custom JavaScript connecting to an external service such as Azure SignalR.</w:t>
+            </w:r>
+          </w:p>
+        </w:tc>
+        <w:tc>
+          <w:tcPr>
+            <w:tcW w:type="dxa" w:w="1980"/>
+            <w:tcBorders>
+              <w:top w:val="single" w:color="C5CBD3" w:sz="4"/>
+              <w:left w:val="single" w:color="C5CBD3" w:sz="4"/>
+              <w:bottom w:val="single" w:color="C5CBD3" w:sz="4"/>
+              <w:right w:val="single" w:color="C5CBD3" w:sz="4"/>
+            </w:tcBorders>
+            <w:tcMar>
+              <w:top w:type="dxa" w:w="60"/>
+              <w:left w:type="dxa" w:w="100"/>
+              <w:bottom w:type="dxa" w:w="60"/>
+              <w:right w:type="dxa" w:w="100"/>
+            </w:tcMar>
+            <w:vAlign w:val="top"/>
+          </w:tcPr>
+          <w:p>
+            <w:pPr>
+              <w:spacing w:after="20" w:line="232"/>
+            </w:pPr>
+            <w:r>
+              <w:rPr>
+                <w:rFonts w:ascii="Calibri" w:cs="Calibri" w:eastAsia="Calibri" w:hAnsi="Calibri"/>
+                <w:color w:val="222222"/>
+                <w:sz w:val="16"/>
+                <w:szCs w:val="16"/>
+              </w:rPr>
+              <w:t xml:space="preserve">Based on third-party sources for Power Platform; confirm for your scenario.</w:t>
+            </w:r>
+          </w:p>
+        </w:tc>
+      </w:tr>
+      <w:tr>
+        <w:trPr>
+          <w:cantSplit/>
+        </w:trPr>
+        <w:tc>
+          <w:tcPr>
+            <w:tcW w:type="dxa" w:w="1700"/>
+            <w:tcBorders>
+              <w:top w:val="single" w:color="C5CBD3" w:sz="4"/>
+              <w:left w:val="single" w:color="C5CBD3" w:sz="4"/>
+              <w:bottom w:val="single" w:color="C5CBD3" w:sz="4"/>
+              <w:right w:val="single" w:color="C5CBD3" w:sz="4"/>
+            </w:tcBorders>
+            <w:shd w:fill="F2F4F7" w:color="auto" w:val="clear"/>
+            <w:tcMar>
+              <w:top w:type="dxa" w:w="60"/>
+              <w:left w:type="dxa" w:w="100"/>
+              <w:bottom w:type="dxa" w:w="60"/>
+              <w:right w:type="dxa" w:w="100"/>
+            </w:tcMar>
+            <w:vAlign w:val="top"/>
+          </w:tcPr>
+          <w:p>
+            <w:pPr>
+              <w:spacing w:after="20" w:line="232"/>
+            </w:pPr>
+            <w:r>
+              <w:rPr>
+                <w:rFonts w:ascii="Calibri" w:cs="Calibri" w:eastAsia="Calibri" w:hAnsi="Calibri"/>
+                <w:b/>
+                <w:bCs/>
+                <w:color w:val="222222"/>
+                <w:sz w:val="16"/>
+                <w:szCs w:val="16"/>
+              </w:rPr>
+              <w:t xml:space="preserve">Git-native preview environment for every pull request</w:t>
+            </w:r>
+          </w:p>
+        </w:tc>
+        <w:tc>
+          <w:tcPr>
+            <w:tcW w:type="dxa" w:w="2400"/>
+            <w:tcBorders>
+              <w:top w:val="single" w:color="C5CBD3" w:sz="4"/>
+              <w:left w:val="single" w:color="C5CBD3" w:sz="4"/>
+              <w:bottom w:val="single" w:color="C5CBD3" w:sz="4"/>
+              <w:right w:val="single" w:color="C5CBD3" w:sz="4"/>
+            </w:tcBorders>
+            <w:shd w:fill="E8F5E9" w:color="auto" w:val="clear"/>
+            <w:tcMar>
+              <w:top w:type="dxa" w:w="60"/>
+              <w:left w:type="dxa" w:w="100"/>
+              <w:bottom w:type="dxa" w:w="60"/>
+              <w:right w:type="dxa" w:w="100"/>
+            </w:tcMar>
+            <w:vAlign w:val="top"/>
+          </w:tcPr>
+          <w:p>
+            <w:pPr>
+              <w:spacing w:after="20" w:line="232"/>
+            </w:pPr>
+            <w:r>
+              <w:rPr>
+                <w:rFonts w:ascii="Calibri" w:cs="Calibri" w:eastAsia="Calibri" w:hAnsi="Calibri"/>
+                <w:b/>
+                <w:bCs/>
+                <w:color w:val="222222"/>
+                <w:sz w:val="16"/>
+                <w:szCs w:val="16"/>
+              </w:rPr>
+              <w:t xml:space="preserve">Native.</w:t>
+            </w:r>
+            <w:r>
+              <w:rPr>
+                <w:rFonts w:ascii="Calibri" w:cs="Calibri" w:eastAsia="Calibri" w:hAnsi="Calibri"/>
+                <w:color w:val="222222"/>
+                <w:sz w:val="16"/>
+                <w:szCs w:val="16"/>
+              </w:rPr>
+              <w:t xml:space="preserve"> 3 (Free) or 10 (Standard) preview environments, each with its own URL, created from pull requests.</w:t>
+            </w:r>
+          </w:p>
+        </w:tc>
+        <w:tc>
+          <w:tcPr>
+            <w:tcW w:type="dxa" w:w="2000"/>
+            <w:tcBorders>
+              <w:top w:val="single" w:color="C5CBD3" w:sz="4"/>
+              <w:left w:val="single" w:color="C5CBD3" w:sz="4"/>
+              <w:bottom w:val="single" w:color="C5CBD3" w:sz="4"/>
+              <w:right w:val="single" w:color="C5CBD3" w:sz="4"/>
+            </w:tcBorders>
+            <w:shd w:fill="FFF4E0" w:color="auto" w:val="clear"/>
+            <w:tcMar>
+              <w:top w:type="dxa" w:w="60"/>
+              <w:left w:type="dxa" w:w="100"/>
+              <w:bottom w:type="dxa" w:w="60"/>
+              <w:right w:type="dxa" w:w="100"/>
+            </w:tcMar>
+            <w:vAlign w:val="top"/>
+          </w:tcPr>
+          <w:p>
+            <w:pPr>
+              <w:spacing w:after="20" w:line="232"/>
+            </w:pPr>
+            <w:r>
+              <w:rPr>
+                <w:rFonts w:ascii="Calibri" w:cs="Calibri" w:eastAsia="Calibri" w:hAnsi="Calibri"/>
+                <w:b/>
+                <w:bCs/>
+                <w:color w:val="222222"/>
+                <w:sz w:val="16"/>
+                <w:szCs w:val="16"/>
+              </w:rPr>
+              <w:t xml:space="preserve">Workaround.</w:t>
+            </w:r>
+            <w:r>
+              <w:rPr>
+                <w:rFonts w:ascii="Calibri" w:cs="Calibri" w:eastAsia="Calibri" w:hAnsi="Calibri"/>
+                <w:color w:val="222222"/>
+                <w:sz w:val="16"/>
+                <w:szCs w:val="16"/>
+              </w:rPr>
+              <w:t xml:space="preserve"> Solutions and pipelines promote between fixed environments (dev → test → prod). Per-pull-request environments need custom automation and extra capacity.</w:t>
+            </w:r>
+          </w:p>
+        </w:tc>
+        <w:tc>
+          <w:tcPr>
+            <w:tcW w:type="dxa" w:w="2000"/>
+            <w:tcBorders>
+              <w:top w:val="single" w:color="C5CBD3" w:sz="4"/>
+              <w:left w:val="single" w:color="C5CBD3" w:sz="4"/>
+              <w:bottom w:val="single" w:color="C5CBD3" w:sz="4"/>
+              <w:right w:val="single" w:color="C5CBD3" w:sz="4"/>
+            </w:tcBorders>
+            <w:shd w:fill="FFF4E0" w:color="auto" w:val="clear"/>
+            <w:tcMar>
+              <w:top w:type="dxa" w:w="60"/>
+              <w:left w:type="dxa" w:w="100"/>
+              <w:bottom w:type="dxa" w:w="60"/>
+              <w:right w:type="dxa" w:w="100"/>
+            </w:tcMar>
+            <w:vAlign w:val="top"/>
+          </w:tcPr>
+          <w:p>
+            <w:pPr>
+              <w:spacing w:after="20" w:line="232"/>
+            </w:pPr>
+            <w:r>
+              <w:rPr>
+                <w:rFonts w:ascii="Calibri" w:cs="Calibri" w:eastAsia="Calibri" w:hAnsi="Calibri"/>
+                <w:b/>
+                <w:bCs/>
+                <w:color w:val="222222"/>
+                <w:sz w:val="16"/>
+                <w:szCs w:val="16"/>
+              </w:rPr>
+              <w:t xml:space="preserve">Workaround.</w:t>
+            </w:r>
+            <w:r>
+              <w:rPr>
+                <w:rFonts w:ascii="Calibri" w:cs="Calibri" w:eastAsia="Calibri" w:hAnsi="Calibri"/>
+                <w:color w:val="222222"/>
+                <w:sz w:val="16"/>
+                <w:szCs w:val="16"/>
+              </w:rPr>
+              <w:t xml:space="preserve"> Same as Power Apps.</w:t>
+            </w:r>
+          </w:p>
+        </w:tc>
+        <w:tc>
+          <w:tcPr>
+            <w:tcW w:type="dxa" w:w="1980"/>
+            <w:tcBorders>
+              <w:top w:val="single" w:color="C5CBD3" w:sz="4"/>
+              <w:left w:val="single" w:color="C5CBD3" w:sz="4"/>
+              <w:bottom w:val="single" w:color="C5CBD3" w:sz="4"/>
+              <w:right w:val="single" w:color="C5CBD3" w:sz="4"/>
+            </w:tcBorders>
+            <w:tcMar>
+              <w:top w:type="dxa" w:w="60"/>
+              <w:left w:type="dxa" w:w="100"/>
+              <w:bottom w:type="dxa" w:w="60"/>
+              <w:right w:type="dxa" w:w="100"/>
+            </w:tcMar>
+            <w:vAlign w:val="top"/>
+          </w:tcPr>
+          <w:p>
+            <w:pPr>
+              <w:spacing w:after="20" w:line="232"/>
+            </w:pPr>
+          </w:p>
+        </w:tc>
+      </w:tr>
+      <w:tr>
+        <w:trPr>
+          <w:cantSplit/>
+        </w:trPr>
+        <w:tc>
+          <w:tcPr>
+            <w:tcW w:type="dxa" w:w="1700"/>
+            <w:tcBorders>
+              <w:top w:val="single" w:color="C5CBD3" w:sz="4"/>
+              <w:left w:val="single" w:color="C5CBD3" w:sz="4"/>
+              <w:bottom w:val="single" w:color="C5CBD3" w:sz="4"/>
+              <w:right w:val="single" w:color="C5CBD3" w:sz="4"/>
+            </w:tcBorders>
+            <w:shd w:fill="F2F4F7" w:color="auto" w:val="clear"/>
+            <w:tcMar>
+              <w:top w:type="dxa" w:w="60"/>
+              <w:left w:type="dxa" w:w="100"/>
+              <w:bottom w:type="dxa" w:w="60"/>
+              <w:right w:type="dxa" w:w="100"/>
+            </w:tcMar>
+            <w:vAlign w:val="top"/>
+          </w:tcPr>
+          <w:p>
+            <w:pPr>
+              <w:spacing w:after="20" w:line="232"/>
+            </w:pPr>
+            <w:r>
+              <w:rPr>
+                <w:rFonts w:ascii="Calibri" w:cs="Calibri" w:eastAsia="Calibri" w:hAnsi="Calibri"/>
+                <w:b/>
+                <w:bCs/>
+                <w:color w:val="222222"/>
+                <w:sz w:val="16"/>
+                <w:szCs w:val="16"/>
+              </w:rPr>
+              <w:t xml:space="preserve">Run anywhere; avoid platform lock-in</w:t>
+            </w:r>
+          </w:p>
+        </w:tc>
+        <w:tc>
+          <w:tcPr>
+            <w:tcW w:type="dxa" w:w="2400"/>
+            <w:tcBorders>
+              <w:top w:val="single" w:color="C5CBD3" w:sz="4"/>
+              <w:left w:val="single" w:color="C5CBD3" w:sz="4"/>
+              <w:bottom w:val="single" w:color="C5CBD3" w:sz="4"/>
+              <w:right w:val="single" w:color="C5CBD3" w:sz="4"/>
+            </w:tcBorders>
+            <w:shd w:fill="E8F5E9" w:color="auto" w:val="clear"/>
+            <w:tcMar>
+              <w:top w:type="dxa" w:w="60"/>
+              <w:left w:type="dxa" w:w="100"/>
+              <w:bottom w:type="dxa" w:w="60"/>
+              <w:right w:type="dxa" w:w="100"/>
+            </w:tcMar>
+            <w:vAlign w:val="top"/>
+          </w:tcPr>
+          <w:p>
+            <w:pPr>
+              <w:spacing w:after="20" w:line="232"/>
+            </w:pPr>
+            <w:r>
+              <w:rPr>
+                <w:rFonts w:ascii="Calibri" w:cs="Calibri" w:eastAsia="Calibri" w:hAnsi="Calibri"/>
+                <w:b/>
+                <w:bCs/>
+                <w:color w:val="222222"/>
+                <w:sz w:val="16"/>
+                <w:szCs w:val="16"/>
+              </w:rPr>
+              <w:t xml:space="preserve">Native.</w:t>
+            </w:r>
+            <w:r>
+              <w:rPr>
+                <w:rFonts w:ascii="Calibri" w:cs="Calibri" w:eastAsia="Calibri" w:hAnsi="Calibri"/>
+                <w:color w:val="222222"/>
+                <w:sz w:val="16"/>
+                <w:szCs w:val="16"/>
+              </w:rPr>
+              <w:t xml:space="preserve"> Standard web technology — the same app can move to Netlify, Vercel, Cloudflare Pages or your own servers.</w:t>
+            </w:r>
+          </w:p>
+        </w:tc>
+        <w:tc>
+          <w:tcPr>
+            <w:tcW w:type="dxa" w:w="2000"/>
+            <w:tcBorders>
+              <w:top w:val="single" w:color="C5CBD3" w:sz="4"/>
+              <w:left w:val="single" w:color="C5CBD3" w:sz="4"/>
+              <w:bottom w:val="single" w:color="C5CBD3" w:sz="4"/>
+              <w:right w:val="single" w:color="C5CBD3" w:sz="4"/>
+            </w:tcBorders>
+            <w:shd w:fill="FBE9E7" w:color="auto" w:val="clear"/>
+            <w:tcMar>
+              <w:top w:type="dxa" w:w="60"/>
+              <w:left w:type="dxa" w:w="100"/>
+              <w:bottom w:type="dxa" w:w="60"/>
+              <w:right w:type="dxa" w:w="100"/>
+            </w:tcMar>
+            <w:vAlign w:val="top"/>
+          </w:tcPr>
+          <w:p>
+            <w:pPr>
+              <w:spacing w:after="20" w:line="232"/>
+            </w:pPr>
+            <w:r>
+              <w:rPr>
+                <w:rFonts w:ascii="Calibri" w:cs="Calibri" w:eastAsia="Calibri" w:hAnsi="Calibri"/>
+                <w:b/>
+                <w:bCs/>
+                <w:color w:val="222222"/>
+                <w:sz w:val="16"/>
+                <w:szCs w:val="16"/>
+              </w:rPr>
+              <w:t xml:space="preserve">Not possible.</w:t>
+            </w:r>
+            <w:r>
+              <w:rPr>
+                <w:rFonts w:ascii="Calibri" w:cs="Calibri" w:eastAsia="Calibri" w:hAnsi="Calibri"/>
+                <w:color w:val="222222"/>
+                <w:sz w:val="16"/>
+                <w:szCs w:val="16"/>
+              </w:rPr>
+              <w:t xml:space="preserve"> Power Fx apps, solutions and flows only run in Power Platform. Code Apps front-end code is portable; its connector SDK and hosting are not.</w:t>
+            </w:r>
+          </w:p>
+        </w:tc>
+        <w:tc>
+          <w:tcPr>
+            <w:tcW w:type="dxa" w:w="2000"/>
+            <w:tcBorders>
+              <w:top w:val="single" w:color="C5CBD3" w:sz="4"/>
+              <w:left w:val="single" w:color="C5CBD3" w:sz="4"/>
+              <w:bottom w:val="single" w:color="C5CBD3" w:sz="4"/>
+              <w:right w:val="single" w:color="C5CBD3" w:sz="4"/>
+            </w:tcBorders>
+            <w:shd w:fill="FBE9E7" w:color="auto" w:val="clear"/>
+            <w:tcMar>
+              <w:top w:type="dxa" w:w="60"/>
+              <w:left w:type="dxa" w:w="100"/>
+              <w:bottom w:type="dxa" w:w="60"/>
+              <w:right w:type="dxa" w:w="100"/>
+            </w:tcMar>
+            <w:vAlign w:val="top"/>
+          </w:tcPr>
+          <w:p>
+            <w:pPr>
+              <w:spacing w:after="20" w:line="232"/>
+            </w:pPr>
+            <w:r>
+              <w:rPr>
+                <w:rFonts w:ascii="Calibri" w:cs="Calibri" w:eastAsia="Calibri" w:hAnsi="Calibri"/>
+                <w:b/>
+                <w:bCs/>
+                <w:color w:val="222222"/>
+                <w:sz w:val="16"/>
+                <w:szCs w:val="16"/>
+              </w:rPr>
+              <w:t xml:space="preserve">Not possible.</w:t>
+            </w:r>
+            <w:r>
+              <w:rPr>
+                <w:rFonts w:ascii="Calibri" w:cs="Calibri" w:eastAsia="Calibri" w:hAnsi="Calibri"/>
+                <w:color w:val="222222"/>
+                <w:sz w:val="16"/>
+                <w:szCs w:val="16"/>
+              </w:rPr>
+              <w:t xml:space="preserve"> Site configuration, Liquid and web roles are platform-specific. SPA code is portable in principle but depends on Power Pages auth and Web API.</w:t>
+            </w:r>
+          </w:p>
+        </w:tc>
+        <w:tc>
+          <w:tcPr>
+            <w:tcW w:type="dxa" w:w="1980"/>
+            <w:tcBorders>
+              <w:top w:val="single" w:color="C5CBD3" w:sz="4"/>
+              <w:left w:val="single" w:color="C5CBD3" w:sz="4"/>
+              <w:bottom w:val="single" w:color="C5CBD3" w:sz="4"/>
+              <w:right w:val="single" w:color="C5CBD3" w:sz="4"/>
+            </w:tcBorders>
+            <w:tcMar>
+              <w:top w:type="dxa" w:w="60"/>
+              <w:left w:type="dxa" w:w="100"/>
+              <w:bottom w:type="dxa" w:w="60"/>
+              <w:right w:type="dxa" w:w="100"/>
+            </w:tcMar>
+            <w:vAlign w:val="top"/>
+          </w:tcPr>
+          <w:p>
+            <w:pPr>
+              <w:spacing w:after="20" w:line="232"/>
+            </w:pPr>
+            <w:r>
+              <w:rPr>
+                <w:rFonts w:ascii="Calibri" w:cs="Calibri" w:eastAsia="Calibri" w:hAnsi="Calibri"/>
+                <w:color w:val="222222"/>
+                <w:sz w:val="16"/>
+                <w:szCs w:val="16"/>
+              </w:rPr>
+              <w:t xml:space="preserve">Matters for exit strategy and multi-cloud policies.</w:t>
+            </w:r>
+          </w:p>
+        </w:tc>
+      </w:tr>
+      <w:tr>
+        <w:trPr>
+          <w:cantSplit/>
+        </w:trPr>
+        <w:tc>
+          <w:tcPr>
+            <w:tcW w:type="dxa" w:w="1700"/>
+            <w:tcBorders>
+              <w:top w:val="single" w:color="C5CBD3" w:sz="4"/>
+              <w:left w:val="single" w:color="C5CBD3" w:sz="4"/>
+              <w:bottom w:val="single" w:color="C5CBD3" w:sz="4"/>
+              <w:right w:val="single" w:color="C5CBD3" w:sz="4"/>
+            </w:tcBorders>
+            <w:shd w:fill="F2F4F7" w:color="auto" w:val="clear"/>
+            <w:tcMar>
+              <w:top w:type="dxa" w:w="60"/>
+              <w:left w:type="dxa" w:w="100"/>
+              <w:bottom w:type="dxa" w:w="60"/>
+              <w:right w:type="dxa" w:w="100"/>
+            </w:tcMar>
+            <w:vAlign w:val="top"/>
+          </w:tcPr>
+          <w:p>
+            <w:pPr>
+              <w:spacing w:after="20" w:line="232"/>
+            </w:pPr>
+            <w:r>
+              <w:rPr>
+                <w:rFonts w:ascii="Calibri" w:cs="Calibri" w:eastAsia="Calibri" w:hAnsi="Calibri"/>
+                <w:b/>
+                <w:bCs/>
+                <w:color w:val="222222"/>
+                <w:sz w:val="16"/>
+                <w:szCs w:val="16"/>
+              </w:rPr>
+              <w:t xml:space="preserve">Heavy or specialised compute (containers, GPU, long jobs, custom binaries)</w:t>
+            </w:r>
+          </w:p>
+        </w:tc>
+        <w:tc>
+          <w:tcPr>
+            <w:tcW w:type="dxa" w:w="2400"/>
+            <w:tcBorders>
+              <w:top w:val="single" w:color="C5CBD3" w:sz="4"/>
+              <w:left w:val="single" w:color="C5CBD3" w:sz="4"/>
+              <w:bottom w:val="single" w:color="C5CBD3" w:sz="4"/>
+              <w:right w:val="single" w:color="C5CBD3" w:sz="4"/>
+            </w:tcBorders>
+            <w:shd w:fill="E6F1FB" w:color="auto" w:val="clear"/>
+            <w:tcMar>
+              <w:top w:type="dxa" w:w="60"/>
+              <w:left w:type="dxa" w:w="100"/>
+              <w:bottom w:type="dxa" w:w="60"/>
+              <w:right w:type="dxa" w:w="100"/>
+            </w:tcMar>
+            <w:vAlign w:val="top"/>
+          </w:tcPr>
+          <w:p>
+            <w:pPr>
+              <w:spacing w:after="20" w:line="232"/>
+            </w:pPr>
+            <w:r>
+              <w:rPr>
+                <w:rFonts w:ascii="Calibri" w:cs="Calibri" w:eastAsia="Calibri" w:hAnsi="Calibri"/>
+                <w:b/>
+                <w:bCs/>
+                <w:color w:val="222222"/>
+                <w:sz w:val="16"/>
+                <w:szCs w:val="16"/>
+              </w:rPr>
+              <w:t xml:space="preserve">With Azure:</w:t>
+            </w:r>
+            <w:r>
+              <w:rPr>
+                <w:rFonts w:ascii="Calibri" w:cs="Calibri" w:eastAsia="Calibri" w:hAnsi="Calibri"/>
+                <w:color w:val="222222"/>
+                <w:sz w:val="16"/>
+                <w:szCs w:val="16"/>
+              </w:rPr>
+              <w:t xml:space="preserve"> Container Apps, AKS, Functions Premium, Azure Batch or Azure ML behind a linked backend or queue.</w:t>
+            </w:r>
+          </w:p>
+        </w:tc>
+        <w:tc>
+          <w:tcPr>
+            <w:tcW w:type="dxa" w:w="2000"/>
+            <w:tcBorders>
+              <w:top w:val="single" w:color="C5CBD3" w:sz="4"/>
+              <w:left w:val="single" w:color="C5CBD3" w:sz="4"/>
+              <w:bottom w:val="single" w:color="C5CBD3" w:sz="4"/>
+              <w:right w:val="single" w:color="C5CBD3" w:sz="4"/>
+            </w:tcBorders>
+            <w:shd w:fill="FFF4E0" w:color="auto" w:val="clear"/>
+            <w:tcMar>
+              <w:top w:type="dxa" w:w="60"/>
+              <w:left w:type="dxa" w:w="100"/>
+              <w:bottom w:type="dxa" w:w="60"/>
+              <w:right w:type="dxa" w:w="100"/>
+            </w:tcMar>
+            <w:vAlign w:val="top"/>
+          </w:tcPr>
+          <w:p>
+            <w:pPr>
+              <w:spacing w:after="20" w:line="232"/>
+            </w:pPr>
+            <w:r>
+              <w:rPr>
+                <w:rFonts w:ascii="Calibri" w:cs="Calibri" w:eastAsia="Calibri" w:hAnsi="Calibri"/>
+                <w:b/>
+                <w:bCs/>
+                <w:color w:val="222222"/>
+                <w:sz w:val="16"/>
+                <w:szCs w:val="16"/>
+              </w:rPr>
+              <w:t xml:space="preserve">Workaround.</w:t>
+            </w:r>
+            <w:r>
+              <w:rPr>
+                <w:rFonts w:ascii="Calibri" w:cs="Calibri" w:eastAsia="Calibri" w:hAnsi="Calibri"/>
+                <w:color w:val="222222"/>
+                <w:sz w:val="16"/>
+                <w:szCs w:val="16"/>
+              </w:rPr>
+              <w:t xml:space="preserve"> Only by calling out to Azure or another service from a custom connector or flow; sandboxed in-platform code has short execution limits.</w:t>
+            </w:r>
+          </w:p>
+        </w:tc>
+        <w:tc>
+          <w:tcPr>
+            <w:tcW w:type="dxa" w:w="2000"/>
+            <w:tcBorders>
+              <w:top w:val="single" w:color="C5CBD3" w:sz="4"/>
+              <w:left w:val="single" w:color="C5CBD3" w:sz="4"/>
+              <w:bottom w:val="single" w:color="C5CBD3" w:sz="4"/>
+              <w:right w:val="single" w:color="C5CBD3" w:sz="4"/>
+            </w:tcBorders>
+            <w:shd w:fill="FFF4E0" w:color="auto" w:val="clear"/>
+            <w:tcMar>
+              <w:top w:type="dxa" w:w="60"/>
+              <w:left w:type="dxa" w:w="100"/>
+              <w:bottom w:type="dxa" w:w="60"/>
+              <w:right w:type="dxa" w:w="100"/>
+            </w:tcMar>
+            <w:vAlign w:val="top"/>
+          </w:tcPr>
+          <w:p>
+            <w:pPr>
+              <w:spacing w:after="20" w:line="232"/>
+            </w:pPr>
+            <w:r>
+              <w:rPr>
+                <w:rFonts w:ascii="Calibri" w:cs="Calibri" w:eastAsia="Calibri" w:hAnsi="Calibri"/>
+                <w:b/>
+                <w:bCs/>
+                <w:color w:val="222222"/>
+                <w:sz w:val="16"/>
+                <w:szCs w:val="16"/>
+              </w:rPr>
+              <w:t xml:space="preserve">Workaround.</w:t>
+            </w:r>
+            <w:r>
+              <w:rPr>
+                <w:rFonts w:ascii="Calibri" w:cs="Calibri" w:eastAsia="Calibri" w:hAnsi="Calibri"/>
+                <w:color w:val="222222"/>
+                <w:sz w:val="16"/>
+                <w:szCs w:val="16"/>
+              </w:rPr>
+              <w:t xml:space="preserve"> Only by calling out from Server Logic or flows.</w:t>
+            </w:r>
+          </w:p>
+        </w:tc>
+        <w:tc>
+          <w:tcPr>
+            <w:tcW w:type="dxa" w:w="1980"/>
+            <w:tcBorders>
+              <w:top w:val="single" w:color="C5CBD3" w:sz="4"/>
+              <w:left w:val="single" w:color="C5CBD3" w:sz="4"/>
+              <w:bottom w:val="single" w:color="C5CBD3" w:sz="4"/>
+              <w:right w:val="single" w:color="C5CBD3" w:sz="4"/>
+            </w:tcBorders>
+            <w:tcMar>
+              <w:top w:type="dxa" w:w="60"/>
+              <w:left w:type="dxa" w:w="100"/>
+              <w:bottom w:type="dxa" w:w="60"/>
+              <w:right w:type="dxa" w:w="100"/>
+            </w:tcMar>
+            <w:vAlign w:val="top"/>
+          </w:tcPr>
+          <w:p>
+            <w:pPr>
+              <w:spacing w:after="20" w:line="232"/>
+            </w:pPr>
+            <w:r>
+              <w:rPr>
+                <w:rFonts w:ascii="Calibri" w:cs="Calibri" w:eastAsia="Calibri" w:hAnsi="Calibri"/>
+                <w:color w:val="222222"/>
+                <w:sz w:val="16"/>
+                <w:szCs w:val="16"/>
+              </w:rPr>
+              <w:t xml:space="preserve">SWA itself does not run this either — it reaches it through Azure.</w:t>
+            </w:r>
+          </w:p>
+        </w:tc>
+      </w:tr>
+      <w:tr>
+        <w:trPr>
+          <w:cantSplit/>
+        </w:trPr>
+        <w:tc>
+          <w:tcPr>
+            <w:tcW w:type="dxa" w:w="1700"/>
+            <w:tcBorders>
+              <w:top w:val="single" w:color="C5CBD3" w:sz="4"/>
+              <w:left w:val="single" w:color="C5CBD3" w:sz="4"/>
+              <w:bottom w:val="single" w:color="C5CBD3" w:sz="4"/>
+              <w:right w:val="single" w:color="C5CBD3" w:sz="4"/>
+            </w:tcBorders>
+            <w:shd w:fill="F2F4F7" w:color="auto" w:val="clear"/>
+            <w:tcMar>
+              <w:top w:type="dxa" w:w="60"/>
+              <w:left w:type="dxa" w:w="100"/>
+              <w:bottom w:type="dxa" w:w="60"/>
+              <w:right w:type="dxa" w:w="100"/>
+            </w:tcMar>
+            <w:vAlign w:val="top"/>
+          </w:tcPr>
+          <w:p>
+            <w:pPr>
+              <w:spacing w:after="20" w:line="232"/>
+            </w:pPr>
+            <w:r>
+              <w:rPr>
+                <w:rFonts w:ascii="Calibri" w:cs="Calibri" w:eastAsia="Calibri" w:hAnsi="Calibri"/>
+                <w:b/>
+                <w:bCs/>
+                <w:color w:val="222222"/>
+                <w:sz w:val="16"/>
+                <w:szCs w:val="16"/>
+              </w:rPr>
+              <w:t xml:space="preserve">Any third-party library, browser API or PWA behaviour</w:t>
+            </w:r>
+          </w:p>
+        </w:tc>
+        <w:tc>
+          <w:tcPr>
+            <w:tcW w:type="dxa" w:w="2400"/>
+            <w:tcBorders>
+              <w:top w:val="single" w:color="C5CBD3" w:sz="4"/>
+              <w:left w:val="single" w:color="C5CBD3" w:sz="4"/>
+              <w:bottom w:val="single" w:color="C5CBD3" w:sz="4"/>
+              <w:right w:val="single" w:color="C5CBD3" w:sz="4"/>
+            </w:tcBorders>
+            <w:shd w:fill="E8F5E9" w:color="auto" w:val="clear"/>
+            <w:tcMar>
+              <w:top w:type="dxa" w:w="60"/>
+              <w:left w:type="dxa" w:w="100"/>
+              <w:bottom w:type="dxa" w:w="60"/>
+              <w:right w:type="dxa" w:w="100"/>
+            </w:tcMar>
+            <w:vAlign w:val="top"/>
+          </w:tcPr>
+          <w:p>
+            <w:pPr>
+              <w:spacing w:after="20" w:line="232"/>
+            </w:pPr>
+            <w:r>
+              <w:rPr>
+                <w:rFonts w:ascii="Calibri" w:cs="Calibri" w:eastAsia="Calibri" w:hAnsi="Calibri"/>
+                <w:b/>
+                <w:bCs/>
+                <w:color w:val="222222"/>
+                <w:sz w:val="16"/>
+                <w:szCs w:val="16"/>
+              </w:rPr>
+              <w:t xml:space="preserve">Native.</w:t>
+            </w:r>
+            <w:r>
+              <w:rPr>
+                <w:rFonts w:ascii="Calibri" w:cs="Calibri" w:eastAsia="Calibri" w:hAnsi="Calibri"/>
+                <w:color w:val="222222"/>
+                <w:sz w:val="16"/>
+                <w:szCs w:val="16"/>
+              </w:rPr>
+              <w:t xml:space="preserve"> npm ecosystem, WebAssembly/WebGL, service workers and installable PWAs.</w:t>
+            </w:r>
+          </w:p>
+        </w:tc>
+        <w:tc>
+          <w:tcPr>
+            <w:tcW w:type="dxa" w:w="2000"/>
+            <w:tcBorders>
+              <w:top w:val="single" w:color="C5CBD3" w:sz="4"/>
+              <w:left w:val="single" w:color="C5CBD3" w:sz="4"/>
+              <w:bottom w:val="single" w:color="C5CBD3" w:sz="4"/>
+              <w:right w:val="single" w:color="C5CBD3" w:sz="4"/>
+            </w:tcBorders>
+            <w:shd w:fill="FFF4E0" w:color="auto" w:val="clear"/>
+            <w:tcMar>
+              <w:top w:type="dxa" w:w="60"/>
+              <w:left w:type="dxa" w:w="100"/>
+              <w:bottom w:type="dxa" w:w="60"/>
+              <w:right w:type="dxa" w:w="100"/>
+            </w:tcMar>
+            <w:vAlign w:val="top"/>
+          </w:tcPr>
+          <w:p>
+            <w:pPr>
+              <w:spacing w:after="20" w:line="232"/>
+            </w:pPr>
+            <w:r>
+              <w:rPr>
+                <w:rFonts w:ascii="Calibri" w:cs="Calibri" w:eastAsia="Calibri" w:hAnsi="Calibri"/>
+                <w:b/>
+                <w:bCs/>
+                <w:color w:val="222222"/>
+                <w:sz w:val="16"/>
+                <w:szCs w:val="16"/>
+              </w:rPr>
+              <w:t xml:space="preserve">Workaround.</w:t>
+            </w:r>
+            <w:r>
+              <w:rPr>
+                <w:rFonts w:ascii="Calibri" w:cs="Calibri" w:eastAsia="Calibri" w:hAnsi="Calibri"/>
+                <w:color w:val="222222"/>
+                <w:sz w:val="16"/>
+                <w:szCs w:val="16"/>
+              </w:rPr>
+              <w:t xml:space="preserve"> Canvas: only via PCF components (premium); no custom service worker. Code Apps: libraries fine, but web-only.</w:t>
+            </w:r>
+          </w:p>
+        </w:tc>
+        <w:tc>
+          <w:tcPr>
+            <w:tcW w:type="dxa" w:w="2000"/>
+            <w:tcBorders>
+              <w:top w:val="single" w:color="C5CBD3" w:sz="4"/>
+              <w:left w:val="single" w:color="C5CBD3" w:sz="4"/>
+              <w:bottom w:val="single" w:color="C5CBD3" w:sz="4"/>
+              <w:right w:val="single" w:color="C5CBD3" w:sz="4"/>
+            </w:tcBorders>
+            <w:shd w:fill="FFF4E0" w:color="auto" w:val="clear"/>
+            <w:tcMar>
+              <w:top w:type="dxa" w:w="60"/>
+              <w:left w:type="dxa" w:w="100"/>
+              <w:bottom w:type="dxa" w:w="60"/>
+              <w:right w:type="dxa" w:w="100"/>
+            </w:tcMar>
+            <w:vAlign w:val="top"/>
+          </w:tcPr>
+          <w:p>
+            <w:pPr>
+              <w:spacing w:after="20" w:line="232"/>
+            </w:pPr>
+            <w:r>
+              <w:rPr>
+                <w:rFonts w:ascii="Calibri" w:cs="Calibri" w:eastAsia="Calibri" w:hAnsi="Calibri"/>
+                <w:b/>
+                <w:bCs/>
+                <w:color w:val="222222"/>
+                <w:sz w:val="16"/>
+                <w:szCs w:val="16"/>
+              </w:rPr>
+              <w:t xml:space="preserve">Workaround.</w:t>
+            </w:r>
+            <w:r>
+              <w:rPr>
+                <w:rFonts w:ascii="Calibri" w:cs="Calibri" w:eastAsia="Calibri" w:hAnsi="Calibri"/>
+                <w:color w:val="222222"/>
+                <w:sz w:val="16"/>
+                <w:szCs w:val="16"/>
+              </w:rPr>
+              <w:t xml:space="preserve"> Libraries load through custom JS or an SPA; platform hosting may constrain CSP and service-worker scope (verify for your case).</w:t>
+            </w:r>
+          </w:p>
+        </w:tc>
+        <w:tc>
+          <w:tcPr>
+            <w:tcW w:type="dxa" w:w="1980"/>
+            <w:tcBorders>
+              <w:top w:val="single" w:color="C5CBD3" w:sz="4"/>
+              <w:left w:val="single" w:color="C5CBD3" w:sz="4"/>
+              <w:bottom w:val="single" w:color="C5CBD3" w:sz="4"/>
+              <w:right w:val="single" w:color="C5CBD3" w:sz="4"/>
+            </w:tcBorders>
+            <w:tcMar>
+              <w:top w:type="dxa" w:w="60"/>
+              <w:left w:type="dxa" w:w="100"/>
+              <w:bottom w:type="dxa" w:w="60"/>
+              <w:right w:type="dxa" w:w="100"/>
+            </w:tcMar>
+            <w:vAlign w:val="top"/>
+          </w:tcPr>
+          <w:p>
+            <w:pPr>
+              <w:spacing w:after="20" w:line="232"/>
+            </w:pPr>
+          </w:p>
+        </w:tc>
+      </w:tr>
+      <w:tr>
+        <w:trPr>
+          <w:cantSplit/>
+        </w:trPr>
+        <w:tc>
+          <w:tcPr>
+            <w:tcW w:type="dxa" w:w="1700"/>
+            <w:tcBorders>
+              <w:top w:val="single" w:color="C5CBD3" w:sz="4"/>
+              <w:left w:val="single" w:color="C5CBD3" w:sz="4"/>
+              <w:bottom w:val="single" w:color="C5CBD3" w:sz="4"/>
+              <w:right w:val="single" w:color="C5CBD3" w:sz="4"/>
+            </w:tcBorders>
+            <w:shd w:fill="F2F4F7" w:color="auto" w:val="clear"/>
+            <w:tcMar>
+              <w:top w:type="dxa" w:w="60"/>
+              <w:left w:type="dxa" w:w="100"/>
+              <w:bottom w:type="dxa" w:w="60"/>
+              <w:right w:type="dxa" w:w="100"/>
+            </w:tcMar>
+            <w:vAlign w:val="top"/>
+          </w:tcPr>
+          <w:p>
+            <w:pPr>
+              <w:spacing w:after="20" w:line="232"/>
+            </w:pPr>
+            <w:r>
+              <w:rPr>
+                <w:rFonts w:ascii="Calibri" w:cs="Calibri" w:eastAsia="Calibri" w:hAnsi="Calibri"/>
+                <w:b/>
+                <w:bCs/>
+                <w:color w:val="222222"/>
+                <w:sz w:val="16"/>
+                <w:szCs w:val="16"/>
+              </w:rPr>
+              <w:t xml:space="preserve">Public API endpoints and webhooks on your own domain</w:t>
+            </w:r>
+          </w:p>
+        </w:tc>
+        <w:tc>
+          <w:tcPr>
+            <w:tcW w:type="dxa" w:w="2400"/>
+            <w:tcBorders>
+              <w:top w:val="single" w:color="C5CBD3" w:sz="4"/>
+              <w:left w:val="single" w:color="C5CBD3" w:sz="4"/>
+              <w:bottom w:val="single" w:color="C5CBD3" w:sz="4"/>
+              <w:right w:val="single" w:color="C5CBD3" w:sz="4"/>
+            </w:tcBorders>
+            <w:shd w:fill="E6F1FB" w:color="auto" w:val="clear"/>
+            <w:tcMar>
+              <w:top w:type="dxa" w:w="60"/>
+              <w:left w:type="dxa" w:w="100"/>
+              <w:bottom w:type="dxa" w:w="60"/>
+              <w:right w:type="dxa" w:w="100"/>
+            </w:tcMar>
+            <w:vAlign w:val="top"/>
+          </w:tcPr>
+          <w:p>
+            <w:pPr>
+              <w:spacing w:after="20" w:line="232"/>
+            </w:pPr>
+            <w:r>
+              <w:rPr>
+                <w:rFonts w:ascii="Calibri" w:cs="Calibri" w:eastAsia="Calibri" w:hAnsi="Calibri"/>
+                <w:b/>
+                <w:bCs/>
+                <w:color w:val="222222"/>
+                <w:sz w:val="16"/>
+                <w:szCs w:val="16"/>
+              </w:rPr>
+              <w:t xml:space="preserve">With Azure:</w:t>
+            </w:r>
+            <w:r>
+              <w:rPr>
+                <w:rFonts w:ascii="Calibri" w:cs="Calibri" w:eastAsia="Calibri" w:hAnsi="Calibri"/>
+                <w:color w:val="222222"/>
+                <w:sz w:val="16"/>
+                <w:szCs w:val="16"/>
+              </w:rPr>
+              <w:t xml:space="preserve"> /api routes on the same origin from managed or linked Functions; custom domain and TLS included.</w:t>
+            </w:r>
+          </w:p>
+        </w:tc>
+        <w:tc>
+          <w:tcPr>
+            <w:tcW w:type="dxa" w:w="2000"/>
+            <w:tcBorders>
+              <w:top w:val="single" w:color="C5CBD3" w:sz="4"/>
+              <w:left w:val="single" w:color="C5CBD3" w:sz="4"/>
+              <w:bottom w:val="single" w:color="C5CBD3" w:sz="4"/>
+              <w:right w:val="single" w:color="C5CBD3" w:sz="4"/>
+            </w:tcBorders>
+            <w:shd w:fill="FBE9E7" w:color="auto" w:val="clear"/>
+            <w:tcMar>
+              <w:top w:type="dxa" w:w="60"/>
+              <w:left w:type="dxa" w:w="100"/>
+              <w:bottom w:type="dxa" w:w="60"/>
+              <w:right w:type="dxa" w:w="100"/>
+            </w:tcMar>
+            <w:vAlign w:val="top"/>
+          </w:tcPr>
+          <w:p>
+            <w:pPr>
+              <w:spacing w:after="20" w:line="232"/>
+            </w:pPr>
+            <w:r>
+              <w:rPr>
+                <w:rFonts w:ascii="Calibri" w:cs="Calibri" w:eastAsia="Calibri" w:hAnsi="Calibri"/>
+                <w:b/>
+                <w:bCs/>
+                <w:color w:val="222222"/>
+                <w:sz w:val="16"/>
+                <w:szCs w:val="16"/>
+              </w:rPr>
+              <w:t xml:space="preserve">Not possible.</w:t>
+            </w:r>
+            <w:r>
+              <w:rPr>
+                <w:rFonts w:ascii="Calibri" w:cs="Calibri" w:eastAsia="Calibri" w:hAnsi="Calibri"/>
+                <w:color w:val="222222"/>
+                <w:sz w:val="16"/>
+                <w:szCs w:val="16"/>
+              </w:rPr>
+              <w:t xml:space="preserve"> Apps cannot host endpoints. Power Automate HTTP-triggered flows can receive calls (premium) but on Microsoft-generated URLs.</w:t>
+            </w:r>
+          </w:p>
+        </w:tc>
+        <w:tc>
+          <w:tcPr>
+            <w:tcW w:type="dxa" w:w="2000"/>
+            <w:tcBorders>
+              <w:top w:val="single" w:color="C5CBD3" w:sz="4"/>
+              <w:left w:val="single" w:color="C5CBD3" w:sz="4"/>
+              <w:bottom w:val="single" w:color="C5CBD3" w:sz="4"/>
+              <w:right w:val="single" w:color="C5CBD3" w:sz="4"/>
+            </w:tcBorders>
+            <w:shd w:fill="FFF4E0" w:color="auto" w:val="clear"/>
+            <w:tcMar>
+              <w:top w:type="dxa" w:w="60"/>
+              <w:left w:type="dxa" w:w="100"/>
+              <w:bottom w:type="dxa" w:w="60"/>
+              <w:right w:type="dxa" w:w="100"/>
+            </w:tcMar>
+            <w:vAlign w:val="top"/>
+          </w:tcPr>
+          <w:p>
+            <w:pPr>
+              <w:spacing w:after="20" w:line="232"/>
+            </w:pPr>
+            <w:r>
+              <w:rPr>
+                <w:rFonts w:ascii="Calibri" w:cs="Calibri" w:eastAsia="Calibri" w:hAnsi="Calibri"/>
+                <w:b/>
+                <w:bCs/>
+                <w:color w:val="222222"/>
+                <w:sz w:val="16"/>
+                <w:szCs w:val="16"/>
+              </w:rPr>
+              <w:t xml:space="preserve">Workaround.</w:t>
+            </w:r>
+            <w:r>
+              <w:rPr>
+                <w:rFonts w:ascii="Calibri" w:cs="Calibri" w:eastAsia="Calibri" w:hAnsi="Calibri"/>
+                <w:color w:val="222222"/>
+                <w:sz w:val="16"/>
+                <w:szCs w:val="16"/>
+              </w:rPr>
+              <w:t xml:space="preserve"> Dataverse Web API for site data, and Server Logic for server-side endpoints; not a general-purpose API host.</w:t>
+            </w:r>
+          </w:p>
+        </w:tc>
+        <w:tc>
+          <w:tcPr>
+            <w:tcW w:type="dxa" w:w="1980"/>
+            <w:tcBorders>
+              <w:top w:val="single" w:color="C5CBD3" w:sz="4"/>
+              <w:left w:val="single" w:color="C5CBD3" w:sz="4"/>
+              <w:bottom w:val="single" w:color="C5CBD3" w:sz="4"/>
+              <w:right w:val="single" w:color="C5CBD3" w:sz="4"/>
+            </w:tcBorders>
+            <w:tcMar>
+              <w:top w:type="dxa" w:w="60"/>
+              <w:left w:type="dxa" w:w="100"/>
+              <w:bottom w:type="dxa" w:w="60"/>
+              <w:right w:type="dxa" w:w="100"/>
+            </w:tcMar>
+            <w:vAlign w:val="top"/>
+          </w:tcPr>
+          <w:p>
+            <w:pPr>
+              <w:spacing w:after="20" w:line="232"/>
+            </w:pPr>
+            <w:r>
+              <w:rPr>
+                <w:rFonts w:ascii="Calibri" w:cs="Calibri" w:eastAsia="Calibri" w:hAnsi="Calibri"/>
+                <w:color w:val="222222"/>
+                <w:sz w:val="16"/>
+                <w:szCs w:val="16"/>
+              </w:rPr>
+              <w:t xml:space="preserve">Server Logic details (limits, exposure) were not verified.</w:t>
+            </w:r>
+          </w:p>
+        </w:tc>
+      </w:tr>
+    </w:tbl>
+    <w:p>
+      <w:pPr>
+        <w:spacing w:after="100"/>
+      </w:pPr>
+    </w:p>
+    <w:p>
+      <w:pPr>
+        <w:keepLines/>
+        <w:pBdr>
+          <w:left w:val="single" w:color="742774" w:sz="24" w:space="8"/>
+        </w:pBdr>
+        <w:shd w:fill="F3E8F3" w:color="auto" w:val="clear"/>
+        <w:spacing w:after="160" w:before="100" w:line="269"/>
+        <w:ind w:left="160" w:right="160"/>
+      </w:pPr>
+      <w:r>
+        <w:rPr>
+          <w:rFonts w:ascii="Calibri" w:cs="Calibri" w:eastAsia="Calibri" w:hAnsi="Calibri"/>
+          <w:b/>
+          <w:bCs/>
+          <w:color w:val="222222"/>
+          <w:sz w:val="20"/>
+          <w:szCs w:val="20"/>
+        </w:rPr>
+        <w:t xml:space="preserve">Power Pages has changed.</w:t>
+      </w:r>
+      <w:r>
+        <w:rPr>
+          <w:rFonts w:ascii="Calibri" w:cs="Calibri" w:eastAsia="Calibri" w:hAnsi="Calibri"/>
+          <w:color w:val="222222"/>
+          <w:sz w:val="20"/>
+          <w:szCs w:val="20"/>
+        </w:rPr>
+        <w:t xml:space="preserve"> Power Pages now supports React, Angular and Vue single-page apps (generally available from February 2026) and Server Logic for server-side code (also GA). That means a fully custom front end and some server-side code are possible on Power Pages. The remaining differences are platform-managed hosting (limited control of caching, network layer and SEO tuning), per-user pricing, and lock-in.</w:t>
+      </w:r>
+    </w:p>
+    <w:p>
+      <w:pPr>
+        <w:pStyle w:val="Heading2"/>
+        <w:keepNext/>
+      </w:pPr>
+      <w:r>
+        <w:rPr>
+          <w:rFonts w:ascii="Calibri" w:cs="Calibri" w:eastAsia="Calibri" w:hAnsi="Calibri"/>
+        </w:rPr>
+        <w:t xml:space="preserve">6.3  Things Power Platform can do that SWA cannot (alone, or with Azure)</w:t>
+      </w:r>
+    </w:p>
+    <w:tbl>
+      <w:tblPr>
+        <w:tblW w:type="dxa" w:w="10080"/>
+        <w:tblBorders>
+          <w:top w:val="single" w:color="auto" w:sz="4"/>
+          <w:left w:val="single" w:color="auto" w:sz="4"/>
+          <w:bottom w:val="single" w:color="auto" w:sz="4"/>
+          <w:right w:val="single" w:color="auto" w:sz="4"/>
+          <w:insideH w:val="single" w:color="auto" w:sz="4"/>
+          <w:insideV w:val="single" w:color="auto" w:sz="4"/>
+        </w:tblBorders>
+      </w:tblPr>
+      <w:tblGrid>
+        <w:gridCol w:w="1700"/>
+        <w:gridCol w:w="2300"/>
+        <w:gridCol w:w="1700"/>
+        <w:gridCol w:w="2400"/>
+        <w:gridCol w:w="1980"/>
+      </w:tblGrid>
+      <w:tr>
+        <w:trPr>
+          <w:cantSplit/>
+          <w:tblHeader/>
+        </w:trPr>
+        <w:tc>
+          <w:tcPr>
+            <w:tcW w:type="dxa" w:w="1700"/>
+            <w:tcBorders>
+              <w:top w:val="single" w:color="C5CBD3" w:sz="4"/>
+              <w:left w:val="single" w:color="C5CBD3" w:sz="4"/>
+              <w:bottom w:val="single" w:color="C5CBD3" w:sz="4"/>
+              <w:right w:val="single" w:color="C5CBD3" w:sz="4"/>
+            </w:tcBorders>
+            <w:shd w:fill="1F2A44" w:color="auto" w:val="clear"/>
+            <w:tcMar>
+              <w:top w:type="dxa" w:w="60"/>
+              <w:left w:type="dxa" w:w="100"/>
+              <w:bottom w:type="dxa" w:w="60"/>
+              <w:right w:type="dxa" w:w="100"/>
+            </w:tcMar>
+            <w:vAlign w:val="top"/>
+          </w:tcPr>
+          <w:p>
+            <w:pPr>
+              <w:spacing w:after="20" w:line="232"/>
+            </w:pPr>
+            <w:r>
+              <w:rPr>
+                <w:rFonts w:ascii="Calibri" w:cs="Calibri" w:eastAsia="Calibri" w:hAnsi="Calibri"/>
+                <w:b/>
+                <w:bCs/>
+                <w:color w:val="FFFFFF"/>
+                <w:sz w:val="16"/>
+                <w:szCs w:val="16"/>
+              </w:rPr>
+              <w:t xml:space="preserve">Capability</w:t>
+            </w:r>
+          </w:p>
+        </w:tc>
+        <w:tc>
+          <w:tcPr>
+            <w:tcW w:type="dxa" w:w="2300"/>
+            <w:tcBorders>
+              <w:top w:val="single" w:color="C5CBD3" w:sz="4"/>
+              <w:left w:val="single" w:color="C5CBD3" w:sz="4"/>
+              <w:bottom w:val="single" w:color="C5CBD3" w:sz="4"/>
+              <w:right w:val="single" w:color="C5CBD3" w:sz="4"/>
+            </w:tcBorders>
+            <w:shd w:fill="1F2A44" w:color="auto" w:val="clear"/>
+            <w:tcMar>
+              <w:top w:type="dxa" w:w="60"/>
+              <w:left w:type="dxa" w:w="100"/>
+              <w:bottom w:type="dxa" w:w="60"/>
+              <w:right w:type="dxa" w:w="100"/>
+            </w:tcMar>
+            <w:vAlign w:val="top"/>
+          </w:tcPr>
+          <w:p>
+            <w:pPr>
+              <w:spacing w:after="20" w:line="232"/>
+            </w:pPr>
+            <w:r>
+              <w:rPr>
+                <w:rFonts w:ascii="Calibri" w:cs="Calibri" w:eastAsia="Calibri" w:hAnsi="Calibri"/>
+                <w:b/>
+                <w:bCs/>
+                <w:color w:val="FFFFFF"/>
+                <w:sz w:val="16"/>
+                <w:szCs w:val="16"/>
+              </w:rPr>
+              <w:t xml:space="preserve">Power Platform</w:t>
+            </w:r>
+          </w:p>
+        </w:tc>
+        <w:tc>
+          <w:tcPr>
+            <w:tcW w:type="dxa" w:w="1700"/>
+            <w:tcBorders>
+              <w:top w:val="single" w:color="C5CBD3" w:sz="4"/>
+              <w:left w:val="single" w:color="C5CBD3" w:sz="4"/>
+              <w:bottom w:val="single" w:color="C5CBD3" w:sz="4"/>
+              <w:right w:val="single" w:color="C5CBD3" w:sz="4"/>
+            </w:tcBorders>
+            <w:shd w:fill="1F2A44" w:color="auto" w:val="clear"/>
+            <w:tcMar>
+              <w:top w:type="dxa" w:w="60"/>
+              <w:left w:type="dxa" w:w="100"/>
+              <w:bottom w:type="dxa" w:w="60"/>
+              <w:right w:type="dxa" w:w="100"/>
+            </w:tcMar>
+            <w:vAlign w:val="top"/>
+          </w:tcPr>
+          <w:p>
+            <w:pPr>
+              <w:spacing w:after="20" w:line="232"/>
+            </w:pPr>
+            <w:r>
+              <w:rPr>
+                <w:rFonts w:ascii="Calibri" w:cs="Calibri" w:eastAsia="Calibri" w:hAnsi="Calibri"/>
+                <w:b/>
+                <w:bCs/>
+                <w:color w:val="FFFFFF"/>
+                <w:sz w:val="16"/>
+                <w:szCs w:val="16"/>
+              </w:rPr>
+              <w:t xml:space="preserve">SWA alone</w:t>
+            </w:r>
+          </w:p>
+        </w:tc>
+        <w:tc>
+          <w:tcPr>
+            <w:tcW w:type="dxa" w:w="2400"/>
+            <w:tcBorders>
+              <w:top w:val="single" w:color="C5CBD3" w:sz="4"/>
+              <w:left w:val="single" w:color="C5CBD3" w:sz="4"/>
+              <w:bottom w:val="single" w:color="C5CBD3" w:sz="4"/>
+              <w:right w:val="single" w:color="C5CBD3" w:sz="4"/>
+            </w:tcBorders>
+            <w:shd w:fill="1F2A44" w:color="auto" w:val="clear"/>
+            <w:tcMar>
+              <w:top w:type="dxa" w:w="60"/>
+              <w:left w:type="dxa" w:w="100"/>
+              <w:bottom w:type="dxa" w:w="60"/>
+              <w:right w:type="dxa" w:w="100"/>
+            </w:tcMar>
+            <w:vAlign w:val="top"/>
+          </w:tcPr>
+          <w:p>
+            <w:pPr>
+              <w:spacing w:after="20" w:line="232"/>
+            </w:pPr>
+            <w:r>
+              <w:rPr>
+                <w:rFonts w:ascii="Calibri" w:cs="Calibri" w:eastAsia="Calibri" w:hAnsi="Calibri"/>
+                <w:b/>
+                <w:bCs/>
+                <w:color w:val="FFFFFF"/>
+                <w:sz w:val="16"/>
+                <w:szCs w:val="16"/>
+              </w:rPr>
+              <w:t xml:space="preserve">SWA + Azure services</w:t>
+            </w:r>
+          </w:p>
+        </w:tc>
+        <w:tc>
+          <w:tcPr>
+            <w:tcW w:type="dxa" w:w="1980"/>
+            <w:tcBorders>
+              <w:top w:val="single" w:color="C5CBD3" w:sz="4"/>
+              <w:left w:val="single" w:color="C5CBD3" w:sz="4"/>
+              <w:bottom w:val="single" w:color="C5CBD3" w:sz="4"/>
+              <w:right w:val="single" w:color="C5CBD3" w:sz="4"/>
+            </w:tcBorders>
+            <w:shd w:fill="1F2A44" w:color="auto" w:val="clear"/>
+            <w:tcMar>
+              <w:top w:type="dxa" w:w="60"/>
+              <w:left w:type="dxa" w:w="100"/>
+              <w:bottom w:type="dxa" w:w="60"/>
+              <w:right w:type="dxa" w:w="100"/>
+            </w:tcMar>
+            <w:vAlign w:val="top"/>
+          </w:tcPr>
+          <w:p>
+            <w:pPr>
+              <w:spacing w:after="20" w:line="232"/>
+            </w:pPr>
+            <w:r>
+              <w:rPr>
+                <w:rFonts w:ascii="Calibri" w:cs="Calibri" w:eastAsia="Calibri" w:hAnsi="Calibri"/>
+                <w:b/>
+                <w:bCs/>
+                <w:color w:val="FFFFFF"/>
+                <w:sz w:val="16"/>
+                <w:szCs w:val="16"/>
+              </w:rPr>
+              <w:t xml:space="preserve">Notes</w:t>
+            </w:r>
+          </w:p>
+        </w:tc>
+      </w:tr>
+      <w:tr>
+        <w:trPr>
+          <w:cantSplit/>
+        </w:trPr>
+        <w:tc>
+          <w:tcPr>
+            <w:tcW w:type="dxa" w:w="1700"/>
+            <w:tcBorders>
+              <w:top w:val="single" w:color="C5CBD3" w:sz="4"/>
+              <w:left w:val="single" w:color="C5CBD3" w:sz="4"/>
+              <w:bottom w:val="single" w:color="C5CBD3" w:sz="4"/>
+              <w:right w:val="single" w:color="C5CBD3" w:sz="4"/>
+            </w:tcBorders>
+            <w:shd w:fill="F2F4F7" w:color="auto" w:val="clear"/>
+            <w:tcMar>
+              <w:top w:type="dxa" w:w="60"/>
+              <w:left w:type="dxa" w:w="100"/>
+              <w:bottom w:type="dxa" w:w="60"/>
+              <w:right w:type="dxa" w:w="100"/>
+            </w:tcMar>
+            <w:vAlign w:val="top"/>
+          </w:tcPr>
+          <w:p>
+            <w:pPr>
+              <w:spacing w:after="20" w:line="232"/>
+            </w:pPr>
+            <w:r>
+              <w:rPr>
+                <w:rFonts w:ascii="Calibri" w:cs="Calibri" w:eastAsia="Calibri" w:hAnsi="Calibri"/>
+                <w:b/>
+                <w:bCs/>
+                <w:color w:val="222222"/>
+                <w:sz w:val="16"/>
+                <w:szCs w:val="16"/>
+              </w:rPr>
+              <w:t xml:space="preserve">Built-in relational data platform with security, audit and business rules</w:t>
+            </w:r>
+          </w:p>
+        </w:tc>
+        <w:tc>
+          <w:tcPr>
+            <w:tcW w:type="dxa" w:w="2300"/>
+            <w:tcBorders>
+              <w:top w:val="single" w:color="C5CBD3" w:sz="4"/>
+              <w:left w:val="single" w:color="C5CBD3" w:sz="4"/>
+              <w:bottom w:val="single" w:color="C5CBD3" w:sz="4"/>
+              <w:right w:val="single" w:color="C5CBD3" w:sz="4"/>
+            </w:tcBorders>
+            <w:shd w:fill="E8F5E9" w:color="auto" w:val="clear"/>
+            <w:tcMar>
+              <w:top w:type="dxa" w:w="60"/>
+              <w:left w:type="dxa" w:w="100"/>
+              <w:bottom w:type="dxa" w:w="60"/>
+              <w:right w:type="dxa" w:w="100"/>
+            </w:tcMar>
+            <w:vAlign w:val="top"/>
+          </w:tcPr>
+          <w:p>
+            <w:pPr>
+              <w:spacing w:after="20" w:line="232"/>
+            </w:pPr>
+            <w:r>
+              <w:rPr>
+                <w:rFonts w:ascii="Calibri" w:cs="Calibri" w:eastAsia="Calibri" w:hAnsi="Calibri"/>
+                <w:b/>
+                <w:bCs/>
+                <w:color w:val="222222"/>
+                <w:sz w:val="16"/>
+                <w:szCs w:val="16"/>
+              </w:rPr>
+              <w:t xml:space="preserve">Native.</w:t>
+            </w:r>
+            <w:r>
+              <w:rPr>
+                <w:rFonts w:ascii="Calibri" w:cs="Calibri" w:eastAsia="Calibri" w:hAnsi="Calibri"/>
+                <w:color w:val="222222"/>
+                <w:sz w:val="16"/>
+                <w:szCs w:val="16"/>
+              </w:rPr>
+              <w:t xml:space="preserve"> Dataverse: tables, row- and column-level security, auditing, business rules, calculated/rollup columns, search, Web API.</w:t>
+            </w:r>
+          </w:p>
+        </w:tc>
+        <w:tc>
+          <w:tcPr>
+            <w:tcW w:type="dxa" w:w="1700"/>
+            <w:tcBorders>
+              <w:top w:val="single" w:color="C5CBD3" w:sz="4"/>
+              <w:left w:val="single" w:color="C5CBD3" w:sz="4"/>
+              <w:bottom w:val="single" w:color="C5CBD3" w:sz="4"/>
+              <w:right w:val="single" w:color="C5CBD3" w:sz="4"/>
+            </w:tcBorders>
+            <w:shd w:fill="FBE9E7" w:color="auto" w:val="clear"/>
+            <w:tcMar>
+              <w:top w:type="dxa" w:w="60"/>
+              <w:left w:type="dxa" w:w="100"/>
+              <w:bottom w:type="dxa" w:w="60"/>
+              <w:right w:type="dxa" w:w="100"/>
+            </w:tcMar>
+            <w:vAlign w:val="top"/>
+          </w:tcPr>
+          <w:p>
+            <w:pPr>
+              <w:spacing w:after="20" w:line="232"/>
+            </w:pPr>
+            <w:r>
+              <w:rPr>
+                <w:rFonts w:ascii="Calibri" w:cs="Calibri" w:eastAsia="Calibri" w:hAnsi="Calibri"/>
+                <w:b/>
+                <w:bCs/>
+                <w:color w:val="222222"/>
+                <w:sz w:val="16"/>
+                <w:szCs w:val="16"/>
+              </w:rPr>
+              <w:t xml:space="preserve">Not possible.</w:t>
+            </w:r>
+            <w:r>
+              <w:rPr>
+                <w:rFonts w:ascii="Calibri" w:cs="Calibri" w:eastAsia="Calibri" w:hAnsi="Calibri"/>
+                <w:color w:val="222222"/>
+                <w:sz w:val="16"/>
+                <w:szCs w:val="16"/>
+              </w:rPr>
+              <w:t xml:space="preserve"> SWA stores no application data. Its database-connections feature (Data API builder) only exposes an existing database as REST/GraphQL.</w:t>
+            </w:r>
+          </w:p>
+        </w:tc>
+        <w:tc>
+          <w:tcPr>
+            <w:tcW w:type="dxa" w:w="2400"/>
+            <w:tcBorders>
+              <w:top w:val="single" w:color="C5CBD3" w:sz="4"/>
+              <w:left w:val="single" w:color="C5CBD3" w:sz="4"/>
+              <w:bottom w:val="single" w:color="C5CBD3" w:sz="4"/>
+              <w:right w:val="single" w:color="C5CBD3" w:sz="4"/>
+            </w:tcBorders>
+            <w:shd w:fill="FFF4E0" w:color="auto" w:val="clear"/>
+            <w:tcMar>
+              <w:top w:type="dxa" w:w="60"/>
+              <w:left w:type="dxa" w:w="100"/>
+              <w:bottom w:type="dxa" w:w="60"/>
+              <w:right w:type="dxa" w:w="100"/>
+            </w:tcMar>
+            <w:vAlign w:val="top"/>
+          </w:tcPr>
+          <w:p>
+            <w:pPr>
+              <w:spacing w:after="20" w:line="232"/>
+            </w:pPr>
+            <w:r>
+              <w:rPr>
+                <w:rFonts w:ascii="Calibri" w:cs="Calibri" w:eastAsia="Calibri" w:hAnsi="Calibri"/>
+                <w:b/>
+                <w:bCs/>
+                <w:color w:val="222222"/>
+                <w:sz w:val="16"/>
+                <w:szCs w:val="16"/>
+              </w:rPr>
+              <w:t xml:space="preserve">Workaround.</w:t>
+            </w:r>
+            <w:r>
+              <w:rPr>
+                <w:rFonts w:ascii="Calibri" w:cs="Calibri" w:eastAsia="Calibri" w:hAnsi="Calibri"/>
+                <w:color w:val="222222"/>
+                <w:sz w:val="16"/>
+                <w:szCs w:val="16"/>
+              </w:rPr>
+              <w:t xml:space="preserve"> Azure SQL (row-level security, auditing) or Cosmos DB, plus your own role model, API and admin UI. You design and operate the equivalent.</w:t>
+            </w:r>
+          </w:p>
+        </w:tc>
+        <w:tc>
+          <w:tcPr>
+            <w:tcW w:type="dxa" w:w="1980"/>
+            <w:tcBorders>
+              <w:top w:val="single" w:color="C5CBD3" w:sz="4"/>
+              <w:left w:val="single" w:color="C5CBD3" w:sz="4"/>
+              <w:bottom w:val="single" w:color="C5CBD3" w:sz="4"/>
+              <w:right w:val="single" w:color="C5CBD3" w:sz="4"/>
+            </w:tcBorders>
+            <w:tcMar>
+              <w:top w:type="dxa" w:w="60"/>
+              <w:left w:type="dxa" w:w="100"/>
+              <w:bottom w:type="dxa" w:w="60"/>
+              <w:right w:type="dxa" w:w="100"/>
+            </w:tcMar>
+            <w:vAlign w:val="top"/>
+          </w:tcPr>
+          <w:p>
+            <w:pPr>
+              <w:spacing w:after="20" w:line="232"/>
+            </w:pPr>
+            <w:r>
+              <w:rPr>
+                <w:rFonts w:ascii="Calibri" w:cs="Calibri" w:eastAsia="Calibri" w:hAnsi="Calibri"/>
+                <w:color w:val="222222"/>
+                <w:sz w:val="16"/>
+                <w:szCs w:val="16"/>
+              </w:rPr>
+              <w:t xml:space="preserve">The single biggest source of Power Platform speed.</w:t>
+            </w:r>
+          </w:p>
+        </w:tc>
+      </w:tr>
+      <w:tr>
+        <w:trPr>
+          <w:cantSplit/>
+        </w:trPr>
+        <w:tc>
+          <w:tcPr>
+            <w:tcW w:type="dxa" w:w="1700"/>
+            <w:tcBorders>
+              <w:top w:val="single" w:color="C5CBD3" w:sz="4"/>
+              <w:left w:val="single" w:color="C5CBD3" w:sz="4"/>
+              <w:bottom w:val="single" w:color="C5CBD3" w:sz="4"/>
+              <w:right w:val="single" w:color="C5CBD3" w:sz="4"/>
+            </w:tcBorders>
+            <w:shd w:fill="F2F4F7" w:color="auto" w:val="clear"/>
+            <w:tcMar>
+              <w:top w:type="dxa" w:w="60"/>
+              <w:left w:type="dxa" w:w="100"/>
+              <w:bottom w:type="dxa" w:w="60"/>
+              <w:right w:type="dxa" w:w="100"/>
+            </w:tcMar>
+            <w:vAlign w:val="top"/>
+          </w:tcPr>
+          <w:p>
+            <w:pPr>
+              <w:spacing w:after="20" w:line="232"/>
+            </w:pPr>
+            <w:r>
+              <w:rPr>
+                <w:rFonts w:ascii="Calibri" w:cs="Calibri" w:eastAsia="Calibri" w:hAnsi="Calibri"/>
+                <w:b/>
+                <w:bCs/>
+                <w:color w:val="222222"/>
+                <w:sz w:val="16"/>
+                <w:szCs w:val="16"/>
+              </w:rPr>
+              <w:t xml:space="preserve">Non-developer, visual app and workflow authoring</w:t>
+            </w:r>
+          </w:p>
+        </w:tc>
+        <w:tc>
+          <w:tcPr>
+            <w:tcW w:type="dxa" w:w="2300"/>
+            <w:tcBorders>
+              <w:top w:val="single" w:color="C5CBD3" w:sz="4"/>
+              <w:left w:val="single" w:color="C5CBD3" w:sz="4"/>
+              <w:bottom w:val="single" w:color="C5CBD3" w:sz="4"/>
+              <w:right w:val="single" w:color="C5CBD3" w:sz="4"/>
+            </w:tcBorders>
+            <w:shd w:fill="E8F5E9" w:color="auto" w:val="clear"/>
+            <w:tcMar>
+              <w:top w:type="dxa" w:w="60"/>
+              <w:left w:type="dxa" w:w="100"/>
+              <w:bottom w:type="dxa" w:w="60"/>
+              <w:right w:type="dxa" w:w="100"/>
+            </w:tcMar>
+            <w:vAlign w:val="top"/>
+          </w:tcPr>
+          <w:p>
+            <w:pPr>
+              <w:spacing w:after="20" w:line="232"/>
+            </w:pPr>
+            <w:r>
+              <w:rPr>
+                <w:rFonts w:ascii="Calibri" w:cs="Calibri" w:eastAsia="Calibri" w:hAnsi="Calibri"/>
+                <w:b/>
+                <w:bCs/>
+                <w:color w:val="222222"/>
+                <w:sz w:val="16"/>
+                <w:szCs w:val="16"/>
+              </w:rPr>
+              <w:t xml:space="preserve">Native.</w:t>
+            </w:r>
+            <w:r>
+              <w:rPr>
+                <w:rFonts w:ascii="Calibri" w:cs="Calibri" w:eastAsia="Calibri" w:hAnsi="Calibri"/>
+                <w:color w:val="222222"/>
+                <w:sz w:val="16"/>
+                <w:szCs w:val="16"/>
+              </w:rPr>
+              <w:t xml:space="preserve"> Canvas and model-driven designers, flow designer, natural-language building with Copilot.</w:t>
+            </w:r>
+          </w:p>
+        </w:tc>
+        <w:tc>
+          <w:tcPr>
+            <w:tcW w:type="dxa" w:w="1700"/>
+            <w:tcBorders>
+              <w:top w:val="single" w:color="C5CBD3" w:sz="4"/>
+              <w:left w:val="single" w:color="C5CBD3" w:sz="4"/>
+              <w:bottom w:val="single" w:color="C5CBD3" w:sz="4"/>
+              <w:right w:val="single" w:color="C5CBD3" w:sz="4"/>
+            </w:tcBorders>
+            <w:shd w:fill="FBE9E7" w:color="auto" w:val="clear"/>
+            <w:tcMar>
+              <w:top w:type="dxa" w:w="60"/>
+              <w:left w:type="dxa" w:w="100"/>
+              <w:bottom w:type="dxa" w:w="60"/>
+              <w:right w:type="dxa" w:w="100"/>
+            </w:tcMar>
+            <w:vAlign w:val="top"/>
+          </w:tcPr>
+          <w:p>
+            <w:pPr>
+              <w:spacing w:after="20" w:line="232"/>
+            </w:pPr>
+            <w:r>
+              <w:rPr>
+                <w:rFonts w:ascii="Calibri" w:cs="Calibri" w:eastAsia="Calibri" w:hAnsi="Calibri"/>
+                <w:b/>
+                <w:bCs/>
+                <w:color w:val="222222"/>
+                <w:sz w:val="16"/>
+                <w:szCs w:val="16"/>
+              </w:rPr>
+              <w:t xml:space="preserve">Not possible.</w:t>
+            </w:r>
+            <w:r>
+              <w:rPr>
+                <w:rFonts w:ascii="Calibri" w:cs="Calibri" w:eastAsia="Calibri" w:hAnsi="Calibri"/>
+                <w:color w:val="222222"/>
+                <w:sz w:val="16"/>
+                <w:szCs w:val="16"/>
+              </w:rPr>
+              <w:t xml:space="preserve"> Code only.</w:t>
+            </w:r>
+          </w:p>
+        </w:tc>
+        <w:tc>
+          <w:tcPr>
+            <w:tcW w:type="dxa" w:w="2400"/>
+            <w:tcBorders>
+              <w:top w:val="single" w:color="C5CBD3" w:sz="4"/>
+              <w:left w:val="single" w:color="C5CBD3" w:sz="4"/>
+              <w:bottom w:val="single" w:color="C5CBD3" w:sz="4"/>
+              <w:right w:val="single" w:color="C5CBD3" w:sz="4"/>
+            </w:tcBorders>
+            <w:shd w:fill="FFF4E0" w:color="auto" w:val="clear"/>
+            <w:tcMar>
+              <w:top w:type="dxa" w:w="60"/>
+              <w:left w:type="dxa" w:w="100"/>
+              <w:bottom w:type="dxa" w:w="60"/>
+              <w:right w:type="dxa" w:w="100"/>
+            </w:tcMar>
+            <w:vAlign w:val="top"/>
+          </w:tcPr>
+          <w:p>
+            <w:pPr>
+              <w:spacing w:after="20" w:line="232"/>
+            </w:pPr>
+            <w:r>
+              <w:rPr>
+                <w:rFonts w:ascii="Calibri" w:cs="Calibri" w:eastAsia="Calibri" w:hAnsi="Calibri"/>
+                <w:b/>
+                <w:bCs/>
+                <w:color w:val="222222"/>
+                <w:sz w:val="16"/>
+                <w:szCs w:val="16"/>
+              </w:rPr>
+              <w:t xml:space="preserve">Workaround.</w:t>
+            </w:r>
+            <w:r>
+              <w:rPr>
+                <w:rFonts w:ascii="Calibri" w:cs="Calibri" w:eastAsia="Calibri" w:hAnsi="Calibri"/>
+                <w:color w:val="222222"/>
+                <w:sz w:val="16"/>
+                <w:szCs w:val="16"/>
+              </w:rPr>
+              <w:t xml:space="preserve"> Logic Apps has a visual workflow designer; Azure has no low-code app builder.</w:t>
+            </w:r>
+          </w:p>
+        </w:tc>
+        <w:tc>
+          <w:tcPr>
+            <w:tcW w:type="dxa" w:w="1980"/>
+            <w:tcBorders>
+              <w:top w:val="single" w:color="C5CBD3" w:sz="4"/>
+              <w:left w:val="single" w:color="C5CBD3" w:sz="4"/>
+              <w:bottom w:val="single" w:color="C5CBD3" w:sz="4"/>
+              <w:right w:val="single" w:color="C5CBD3" w:sz="4"/>
+            </w:tcBorders>
+            <w:tcMar>
+              <w:top w:type="dxa" w:w="60"/>
+              <w:left w:type="dxa" w:w="100"/>
+              <w:bottom w:type="dxa" w:w="60"/>
+              <w:right w:type="dxa" w:w="100"/>
+            </w:tcMar>
+            <w:vAlign w:val="top"/>
+          </w:tcPr>
+          <w:p>
+            <w:pPr>
+              <w:spacing w:after="20" w:line="232"/>
+            </w:pPr>
+            <w:r>
+              <w:rPr>
+                <w:rFonts w:ascii="Calibri" w:cs="Calibri" w:eastAsia="Calibri" w:hAnsi="Calibri"/>
+                <w:color w:val="222222"/>
+                <w:sz w:val="16"/>
+                <w:szCs w:val="16"/>
+              </w:rPr>
+              <w:t xml:space="preserve">Defines who can build.</w:t>
+            </w:r>
+          </w:p>
+        </w:tc>
+      </w:tr>
+      <w:tr>
+        <w:trPr>
+          <w:cantSplit/>
+        </w:trPr>
+        <w:tc>
+          <w:tcPr>
+            <w:tcW w:type="dxa" w:w="1700"/>
+            <w:tcBorders>
+              <w:top w:val="single" w:color="C5CBD3" w:sz="4"/>
+              <w:left w:val="single" w:color="C5CBD3" w:sz="4"/>
+              <w:bottom w:val="single" w:color="C5CBD3" w:sz="4"/>
+              <w:right w:val="single" w:color="C5CBD3" w:sz="4"/>
+            </w:tcBorders>
+            <w:shd w:fill="F2F4F7" w:color="auto" w:val="clear"/>
+            <w:tcMar>
+              <w:top w:type="dxa" w:w="60"/>
+              <w:left w:type="dxa" w:w="100"/>
+              <w:bottom w:type="dxa" w:w="60"/>
+              <w:right w:type="dxa" w:w="100"/>
+            </w:tcMar>
+            <w:vAlign w:val="top"/>
+          </w:tcPr>
+          <w:p>
+            <w:pPr>
+              <w:spacing w:after="20" w:line="232"/>
+            </w:pPr>
+            <w:r>
+              <w:rPr>
+                <w:rFonts w:ascii="Calibri" w:cs="Calibri" w:eastAsia="Calibri" w:hAnsi="Calibri"/>
+                <w:b/>
+                <w:bCs/>
+                <w:color w:val="222222"/>
+                <w:sz w:val="16"/>
+                <w:szCs w:val="16"/>
+              </w:rPr>
+              <w:t xml:space="preserve">UI generated from a data model</w:t>
+            </w:r>
+          </w:p>
+        </w:tc>
+        <w:tc>
+          <w:tcPr>
+            <w:tcW w:type="dxa" w:w="2300"/>
+            <w:tcBorders>
+              <w:top w:val="single" w:color="C5CBD3" w:sz="4"/>
+              <w:left w:val="single" w:color="C5CBD3" w:sz="4"/>
+              <w:bottom w:val="single" w:color="C5CBD3" w:sz="4"/>
+              <w:right w:val="single" w:color="C5CBD3" w:sz="4"/>
+            </w:tcBorders>
+            <w:shd w:fill="E8F5E9" w:color="auto" w:val="clear"/>
+            <w:tcMar>
+              <w:top w:type="dxa" w:w="60"/>
+              <w:left w:type="dxa" w:w="100"/>
+              <w:bottom w:type="dxa" w:w="60"/>
+              <w:right w:type="dxa" w:w="100"/>
+            </w:tcMar>
+            <w:vAlign w:val="top"/>
+          </w:tcPr>
+          <w:p>
+            <w:pPr>
+              <w:spacing w:after="20" w:line="232"/>
+            </w:pPr>
+            <w:r>
+              <w:rPr>
+                <w:rFonts w:ascii="Calibri" w:cs="Calibri" w:eastAsia="Calibri" w:hAnsi="Calibri"/>
+                <w:b/>
+                <w:bCs/>
+                <w:color w:val="222222"/>
+                <w:sz w:val="16"/>
+                <w:szCs w:val="16"/>
+              </w:rPr>
+              <w:t xml:space="preserve">Native.</w:t>
+            </w:r>
+            <w:r>
+              <w:rPr>
+                <w:rFonts w:ascii="Calibri" w:cs="Calibri" w:eastAsia="Calibri" w:hAnsi="Calibri"/>
+                <w:color w:val="222222"/>
+                <w:sz w:val="16"/>
+                <w:szCs w:val="16"/>
+              </w:rPr>
+              <w:t xml:space="preserve"> Model-driven apps: forms, views, dashboards and business-process flows generated from tables.</w:t>
+            </w:r>
+          </w:p>
+        </w:tc>
+        <w:tc>
+          <w:tcPr>
+            <w:tcW w:type="dxa" w:w="1700"/>
+            <w:tcBorders>
+              <w:top w:val="single" w:color="C5CBD3" w:sz="4"/>
+              <w:left w:val="single" w:color="C5CBD3" w:sz="4"/>
+              <w:bottom w:val="single" w:color="C5CBD3" w:sz="4"/>
+              <w:right w:val="single" w:color="C5CBD3" w:sz="4"/>
+            </w:tcBorders>
+            <w:shd w:fill="FBE9E7" w:color="auto" w:val="clear"/>
+            <w:tcMar>
+              <w:top w:type="dxa" w:w="60"/>
+              <w:left w:type="dxa" w:w="100"/>
+              <w:bottom w:type="dxa" w:w="60"/>
+              <w:right w:type="dxa" w:w="100"/>
+            </w:tcMar>
+            <w:vAlign w:val="top"/>
+          </w:tcPr>
+          <w:p>
+            <w:pPr>
+              <w:spacing w:after="20" w:line="232"/>
+            </w:pPr>
+            <w:r>
+              <w:rPr>
+                <w:rFonts w:ascii="Calibri" w:cs="Calibri" w:eastAsia="Calibri" w:hAnsi="Calibri"/>
+                <w:b/>
+                <w:bCs/>
+                <w:color w:val="222222"/>
+                <w:sz w:val="16"/>
+                <w:szCs w:val="16"/>
+              </w:rPr>
+              <w:t xml:space="preserve">Not possible.</w:t>
+            </w:r>
+            <w:r>
+              <w:rPr>
+                <w:rFonts w:ascii="Calibri" w:cs="Calibri" w:eastAsia="Calibri" w:hAnsi="Calibri"/>
+                <w:color w:val="222222"/>
+                <w:sz w:val="16"/>
+                <w:szCs w:val="16"/>
+              </w:rPr>
+              <w:t xml:space="preserve"> Everything is hand-built.</w:t>
+            </w:r>
+          </w:p>
+        </w:tc>
+        <w:tc>
+          <w:tcPr>
+            <w:tcW w:type="dxa" w:w="2400"/>
+            <w:tcBorders>
+              <w:top w:val="single" w:color="C5CBD3" w:sz="4"/>
+              <w:left w:val="single" w:color="C5CBD3" w:sz="4"/>
+              <w:bottom w:val="single" w:color="C5CBD3" w:sz="4"/>
+              <w:right w:val="single" w:color="C5CBD3" w:sz="4"/>
+            </w:tcBorders>
+            <w:shd w:fill="FFF4E0" w:color="auto" w:val="clear"/>
+            <w:tcMar>
+              <w:top w:type="dxa" w:w="60"/>
+              <w:left w:type="dxa" w:w="100"/>
+              <w:bottom w:type="dxa" w:w="60"/>
+              <w:right w:type="dxa" w:w="100"/>
+            </w:tcMar>
+            <w:vAlign w:val="top"/>
+          </w:tcPr>
+          <w:p>
+            <w:pPr>
+              <w:spacing w:after="20" w:line="232"/>
+            </w:pPr>
+            <w:r>
+              <w:rPr>
+                <w:rFonts w:ascii="Calibri" w:cs="Calibri" w:eastAsia="Calibri" w:hAnsi="Calibri"/>
+                <w:b/>
+                <w:bCs/>
+                <w:color w:val="222222"/>
+                <w:sz w:val="16"/>
+                <w:szCs w:val="16"/>
+              </w:rPr>
+              <w:t xml:space="preserve">Workaround.</w:t>
+            </w:r>
+            <w:r>
+              <w:rPr>
+                <w:rFonts w:ascii="Calibri" w:cs="Calibri" w:eastAsia="Calibri" w:hAnsi="Calibri"/>
+                <w:color w:val="222222"/>
+                <w:sz w:val="16"/>
+                <w:szCs w:val="16"/>
+              </w:rPr>
+              <w:t xml:space="preserve"> Hand-code, or adopt a generic admin-UI framework.</w:t>
+            </w:r>
+          </w:p>
+        </w:tc>
+        <w:tc>
+          <w:tcPr>
+            <w:tcW w:type="dxa" w:w="1980"/>
+            <w:tcBorders>
+              <w:top w:val="single" w:color="C5CBD3" w:sz="4"/>
+              <w:left w:val="single" w:color="C5CBD3" w:sz="4"/>
+              <w:bottom w:val="single" w:color="C5CBD3" w:sz="4"/>
+              <w:right w:val="single" w:color="C5CBD3" w:sz="4"/>
+            </w:tcBorders>
+            <w:tcMar>
+              <w:top w:type="dxa" w:w="60"/>
+              <w:left w:type="dxa" w:w="100"/>
+              <w:bottom w:type="dxa" w:w="60"/>
+              <w:right w:type="dxa" w:w="100"/>
+            </w:tcMar>
+            <w:vAlign w:val="top"/>
+          </w:tcPr>
+          <w:p>
+            <w:pPr>
+              <w:spacing w:after="20" w:line="232"/>
+            </w:pPr>
+          </w:p>
+        </w:tc>
+      </w:tr>
+      <w:tr>
+        <w:trPr>
+          <w:cantSplit/>
+        </w:trPr>
+        <w:tc>
+          <w:tcPr>
+            <w:tcW w:type="dxa" w:w="1700"/>
+            <w:tcBorders>
+              <w:top w:val="single" w:color="C5CBD3" w:sz="4"/>
+              <w:left w:val="single" w:color="C5CBD3" w:sz="4"/>
+              <w:bottom w:val="single" w:color="C5CBD3" w:sz="4"/>
+              <w:right w:val="single" w:color="C5CBD3" w:sz="4"/>
+            </w:tcBorders>
+            <w:shd w:fill="F2F4F7" w:color="auto" w:val="clear"/>
+            <w:tcMar>
+              <w:top w:type="dxa" w:w="60"/>
+              <w:left w:type="dxa" w:w="100"/>
+              <w:bottom w:type="dxa" w:w="60"/>
+              <w:right w:type="dxa" w:w="100"/>
+            </w:tcMar>
+            <w:vAlign w:val="top"/>
+          </w:tcPr>
+          <w:p>
+            <w:pPr>
+              <w:spacing w:after="20" w:line="232"/>
+            </w:pPr>
+            <w:r>
+              <w:rPr>
+                <w:rFonts w:ascii="Calibri" w:cs="Calibri" w:eastAsia="Calibri" w:hAnsi="Calibri"/>
+                <w:b/>
+                <w:bCs/>
+                <w:color w:val="222222"/>
+                <w:sz w:val="16"/>
+                <w:szCs w:val="16"/>
+              </w:rPr>
+              <w:t xml:space="preserve">1,000+ pre-built connectors with managed sign-in, consent and DLP</w:t>
+            </w:r>
+          </w:p>
+        </w:tc>
+        <w:tc>
+          <w:tcPr>
+            <w:tcW w:type="dxa" w:w="2300"/>
+            <w:tcBorders>
+              <w:top w:val="single" w:color="C5CBD3" w:sz="4"/>
+              <w:left w:val="single" w:color="C5CBD3" w:sz="4"/>
+              <w:bottom w:val="single" w:color="C5CBD3" w:sz="4"/>
+              <w:right w:val="single" w:color="C5CBD3" w:sz="4"/>
+            </w:tcBorders>
+            <w:shd w:fill="E8F5E9" w:color="auto" w:val="clear"/>
+            <w:tcMar>
+              <w:top w:type="dxa" w:w="60"/>
+              <w:left w:type="dxa" w:w="100"/>
+              <w:bottom w:type="dxa" w:w="60"/>
+              <w:right w:type="dxa" w:w="100"/>
+            </w:tcMar>
+            <w:vAlign w:val="top"/>
+          </w:tcPr>
+          <w:p>
+            <w:pPr>
+              <w:spacing w:after="20" w:line="232"/>
+            </w:pPr>
+            <w:r>
+              <w:rPr>
+                <w:rFonts w:ascii="Calibri" w:cs="Calibri" w:eastAsia="Calibri" w:hAnsi="Calibri"/>
+                <w:b/>
+                <w:bCs/>
+                <w:color w:val="222222"/>
+                <w:sz w:val="16"/>
+                <w:szCs w:val="16"/>
+              </w:rPr>
+              <w:t xml:space="preserve">Native.</w:t>
+            </w:r>
+            <w:r>
+              <w:rPr>
+                <w:rFonts w:ascii="Calibri" w:cs="Calibri" w:eastAsia="Calibri" w:hAnsi="Calibri"/>
+                <w:color w:val="222222"/>
+                <w:sz w:val="16"/>
+                <w:szCs w:val="16"/>
+              </w:rPr>
+              <w:t xml:space="preserve"> Connectors handle OAuth, consent, throttling and can be governed by DLP policy.</w:t>
+            </w:r>
+          </w:p>
+        </w:tc>
+        <w:tc>
+          <w:tcPr>
+            <w:tcW w:type="dxa" w:w="1700"/>
+            <w:tcBorders>
+              <w:top w:val="single" w:color="C5CBD3" w:sz="4"/>
+              <w:left w:val="single" w:color="C5CBD3" w:sz="4"/>
+              <w:bottom w:val="single" w:color="C5CBD3" w:sz="4"/>
+              <w:right w:val="single" w:color="C5CBD3" w:sz="4"/>
+            </w:tcBorders>
+            <w:shd w:fill="FBE9E7" w:color="auto" w:val="clear"/>
+            <w:tcMar>
+              <w:top w:type="dxa" w:w="60"/>
+              <w:left w:type="dxa" w:w="100"/>
+              <w:bottom w:type="dxa" w:w="60"/>
+              <w:right w:type="dxa" w:w="100"/>
+            </w:tcMar>
+            <w:vAlign w:val="top"/>
+          </w:tcPr>
+          <w:p>
+            <w:pPr>
+              <w:spacing w:after="20" w:line="232"/>
+            </w:pPr>
+            <w:r>
+              <w:rPr>
+                <w:rFonts w:ascii="Calibri" w:cs="Calibri" w:eastAsia="Calibri" w:hAnsi="Calibri"/>
+                <w:b/>
+                <w:bCs/>
+                <w:color w:val="222222"/>
+                <w:sz w:val="16"/>
+                <w:szCs w:val="16"/>
+              </w:rPr>
+              <w:t xml:space="preserve">Not possible.</w:t>
+            </w:r>
+            <w:r>
+              <w:rPr>
+                <w:rFonts w:ascii="Calibri" w:cs="Calibri" w:eastAsia="Calibri" w:hAnsi="Calibri"/>
+                <w:color w:val="222222"/>
+                <w:sz w:val="16"/>
+                <w:szCs w:val="16"/>
+              </w:rPr>
+              <w:t xml:space="preserve"> Your code calls each API or SDK directly.</w:t>
+            </w:r>
+          </w:p>
+        </w:tc>
+        <w:tc>
+          <w:tcPr>
+            <w:tcW w:type="dxa" w:w="2400"/>
+            <w:tcBorders>
+              <w:top w:val="single" w:color="C5CBD3" w:sz="4"/>
+              <w:left w:val="single" w:color="C5CBD3" w:sz="4"/>
+              <w:bottom w:val="single" w:color="C5CBD3" w:sz="4"/>
+              <w:right w:val="single" w:color="C5CBD3" w:sz="4"/>
+            </w:tcBorders>
+            <w:shd w:fill="E6F1FB" w:color="auto" w:val="clear"/>
+            <w:tcMar>
+              <w:top w:type="dxa" w:w="60"/>
+              <w:left w:type="dxa" w:w="100"/>
+              <w:bottom w:type="dxa" w:w="60"/>
+              <w:right w:type="dxa" w:w="100"/>
+            </w:tcMar>
+            <w:vAlign w:val="top"/>
+          </w:tcPr>
+          <w:p>
+            <w:pPr>
+              <w:spacing w:after="20" w:line="232"/>
+            </w:pPr>
+            <w:r>
+              <w:rPr>
+                <w:rFonts w:ascii="Calibri" w:cs="Calibri" w:eastAsia="Calibri" w:hAnsi="Calibri"/>
+                <w:b/>
+                <w:bCs/>
+                <w:color w:val="222222"/>
+                <w:sz w:val="16"/>
+                <w:szCs w:val="16"/>
+              </w:rPr>
+              <w:t xml:space="preserve">With Azure:</w:t>
+            </w:r>
+            <w:r>
+              <w:rPr>
+                <w:rFonts w:ascii="Calibri" w:cs="Calibri" w:eastAsia="Calibri" w:hAnsi="Calibri"/>
+                <w:color w:val="222222"/>
+                <w:sz w:val="16"/>
+                <w:szCs w:val="16"/>
+              </w:rPr>
+              <w:t xml:space="preserve"> Logic Apps shares the connector catalogue; or call Microsoft Graph and other SDKs from Azure Functions.</w:t>
+            </w:r>
+          </w:p>
+        </w:tc>
+        <w:tc>
+          <w:tcPr>
+            <w:tcW w:type="dxa" w:w="1980"/>
+            <w:tcBorders>
+              <w:top w:val="single" w:color="C5CBD3" w:sz="4"/>
+              <w:left w:val="single" w:color="C5CBD3" w:sz="4"/>
+              <w:bottom w:val="single" w:color="C5CBD3" w:sz="4"/>
+              <w:right w:val="single" w:color="C5CBD3" w:sz="4"/>
+            </w:tcBorders>
+            <w:tcMar>
+              <w:top w:type="dxa" w:w="60"/>
+              <w:left w:type="dxa" w:w="100"/>
+              <w:bottom w:type="dxa" w:w="60"/>
+              <w:right w:type="dxa" w:w="100"/>
+            </w:tcMar>
+            <w:vAlign w:val="top"/>
+          </w:tcPr>
+          <w:p>
+            <w:pPr>
+              <w:spacing w:after="20" w:line="232"/>
+            </w:pPr>
+          </w:p>
+        </w:tc>
+      </w:tr>
+      <w:tr>
+        <w:trPr>
+          <w:cantSplit/>
+        </w:trPr>
+        <w:tc>
+          <w:tcPr>
+            <w:tcW w:type="dxa" w:w="1700"/>
+            <w:tcBorders>
+              <w:top w:val="single" w:color="C5CBD3" w:sz="4"/>
+              <w:left w:val="single" w:color="C5CBD3" w:sz="4"/>
+              <w:bottom w:val="single" w:color="C5CBD3" w:sz="4"/>
+              <w:right w:val="single" w:color="C5CBD3" w:sz="4"/>
+            </w:tcBorders>
+            <w:shd w:fill="F2F4F7" w:color="auto" w:val="clear"/>
+            <w:tcMar>
+              <w:top w:type="dxa" w:w="60"/>
+              <w:left w:type="dxa" w:w="100"/>
+              <w:bottom w:type="dxa" w:w="60"/>
+              <w:right w:type="dxa" w:w="100"/>
+            </w:tcMar>
+            <w:vAlign w:val="top"/>
+          </w:tcPr>
+          <w:p>
+            <w:pPr>
+              <w:spacing w:after="20" w:line="232"/>
+            </w:pPr>
+            <w:r>
+              <w:rPr>
+                <w:rFonts w:ascii="Calibri" w:cs="Calibri" w:eastAsia="Calibri" w:hAnsi="Calibri"/>
+                <w:b/>
+                <w:bCs/>
+                <w:color w:val="222222"/>
+                <w:sz w:val="16"/>
+                <w:szCs w:val="16"/>
+              </w:rPr>
+              <w:t xml:space="preserve">Desktop / UI automation (RPA), process and task mining</w:t>
+            </w:r>
+          </w:p>
+        </w:tc>
+        <w:tc>
+          <w:tcPr>
+            <w:tcW w:type="dxa" w:w="2300"/>
+            <w:tcBorders>
+              <w:top w:val="single" w:color="C5CBD3" w:sz="4"/>
+              <w:left w:val="single" w:color="C5CBD3" w:sz="4"/>
+              <w:bottom w:val="single" w:color="C5CBD3" w:sz="4"/>
+              <w:right w:val="single" w:color="C5CBD3" w:sz="4"/>
+            </w:tcBorders>
+            <w:shd w:fill="E8F5E9" w:color="auto" w:val="clear"/>
+            <w:tcMar>
+              <w:top w:type="dxa" w:w="60"/>
+              <w:left w:type="dxa" w:w="100"/>
+              <w:bottom w:type="dxa" w:w="60"/>
+              <w:right w:type="dxa" w:w="100"/>
+            </w:tcMar>
+            <w:vAlign w:val="top"/>
+          </w:tcPr>
+          <w:p>
+            <w:pPr>
+              <w:spacing w:after="20" w:line="232"/>
+            </w:pPr>
+            <w:r>
+              <w:rPr>
+                <w:rFonts w:ascii="Calibri" w:cs="Calibri" w:eastAsia="Calibri" w:hAnsi="Calibri"/>
+                <w:b/>
+                <w:bCs/>
+                <w:color w:val="222222"/>
+                <w:sz w:val="16"/>
+                <w:szCs w:val="16"/>
+              </w:rPr>
+              <w:t xml:space="preserve">Native.</w:t>
+            </w:r>
+            <w:r>
+              <w:rPr>
+                <w:rFonts w:ascii="Calibri" w:cs="Calibri" w:eastAsia="Calibri" w:hAnsi="Calibri"/>
+                <w:color w:val="222222"/>
+                <w:sz w:val="16"/>
+                <w:szCs w:val="16"/>
+              </w:rPr>
+              <w:t xml:space="preserve"> Power Automate desktop flows (attended and unattended); process and task mining.</w:t>
+            </w:r>
+          </w:p>
+        </w:tc>
+        <w:tc>
+          <w:tcPr>
+            <w:tcW w:type="dxa" w:w="1700"/>
+            <w:tcBorders>
+              <w:top w:val="single" w:color="C5CBD3" w:sz="4"/>
+              <w:left w:val="single" w:color="C5CBD3" w:sz="4"/>
+              <w:bottom w:val="single" w:color="C5CBD3" w:sz="4"/>
+              <w:right w:val="single" w:color="C5CBD3" w:sz="4"/>
+            </w:tcBorders>
+            <w:shd w:fill="FBE9E7" w:color="auto" w:val="clear"/>
+            <w:tcMar>
+              <w:top w:type="dxa" w:w="60"/>
+              <w:left w:type="dxa" w:w="100"/>
+              <w:bottom w:type="dxa" w:w="60"/>
+              <w:right w:type="dxa" w:w="100"/>
+            </w:tcMar>
+            <w:vAlign w:val="top"/>
+          </w:tcPr>
+          <w:p>
+            <w:pPr>
+              <w:spacing w:after="20" w:line="232"/>
+            </w:pPr>
+            <w:r>
+              <w:rPr>
+                <w:rFonts w:ascii="Calibri" w:cs="Calibri" w:eastAsia="Calibri" w:hAnsi="Calibri"/>
+                <w:b/>
+                <w:bCs/>
+                <w:color w:val="222222"/>
+                <w:sz w:val="16"/>
+                <w:szCs w:val="16"/>
+              </w:rPr>
+              <w:t xml:space="preserve">Not possible.</w:t>
+            </w:r>
+            <w:r>
+              <w:rPr>
+                <w:rFonts w:ascii="Calibri" w:cs="Calibri" w:eastAsia="Calibri" w:hAnsi="Calibri"/>
+                <w:color w:val="222222"/>
+                <w:sz w:val="16"/>
+                <w:szCs w:val="16"/>
+              </w:rPr>
+              <w:t xml:space="preserve"> SWA has no such feature.</w:t>
+            </w:r>
+          </w:p>
+        </w:tc>
+        <w:tc>
+          <w:tcPr>
+            <w:tcW w:type="dxa" w:w="2400"/>
+            <w:tcBorders>
+              <w:top w:val="single" w:color="C5CBD3" w:sz="4"/>
+              <w:left w:val="single" w:color="C5CBD3" w:sz="4"/>
+              <w:bottom w:val="single" w:color="C5CBD3" w:sz="4"/>
+              <w:right w:val="single" w:color="C5CBD3" w:sz="4"/>
+            </w:tcBorders>
+            <w:shd w:fill="FBE9E7" w:color="auto" w:val="clear"/>
+            <w:tcMar>
+              <w:top w:type="dxa" w:w="60"/>
+              <w:left w:type="dxa" w:w="100"/>
+              <w:bottom w:type="dxa" w:w="60"/>
+              <w:right w:type="dxa" w:w="100"/>
+            </w:tcMar>
+            <w:vAlign w:val="top"/>
+          </w:tcPr>
+          <w:p>
+            <w:pPr>
+              <w:spacing w:after="20" w:line="232"/>
+            </w:pPr>
+            <w:r>
+              <w:rPr>
+                <w:rFonts w:ascii="Calibri" w:cs="Calibri" w:eastAsia="Calibri" w:hAnsi="Calibri"/>
+                <w:b/>
+                <w:bCs/>
+                <w:color w:val="222222"/>
+                <w:sz w:val="16"/>
+                <w:szCs w:val="16"/>
+              </w:rPr>
+              <w:t xml:space="preserve">Not possible.</w:t>
+            </w:r>
+            <w:r>
+              <w:rPr>
+                <w:rFonts w:ascii="Calibri" w:cs="Calibri" w:eastAsia="Calibri" w:hAnsi="Calibri"/>
+                <w:color w:val="222222"/>
+                <w:sz w:val="16"/>
+                <w:szCs w:val="16"/>
+              </w:rPr>
+              <w:t xml:space="preserve"> No first-party Azure RPA service found; use Power Automate or a third-party RPA tool.</w:t>
+            </w:r>
+          </w:p>
+        </w:tc>
+        <w:tc>
+          <w:tcPr>
+            <w:tcW w:type="dxa" w:w="1980"/>
+            <w:tcBorders>
+              <w:top w:val="single" w:color="C5CBD3" w:sz="4"/>
+              <w:left w:val="single" w:color="C5CBD3" w:sz="4"/>
+              <w:bottom w:val="single" w:color="C5CBD3" w:sz="4"/>
+              <w:right w:val="single" w:color="C5CBD3" w:sz="4"/>
+            </w:tcBorders>
+            <w:tcMar>
+              <w:top w:type="dxa" w:w="60"/>
+              <w:left w:type="dxa" w:w="100"/>
+              <w:bottom w:type="dxa" w:w="60"/>
+              <w:right w:type="dxa" w:w="100"/>
+            </w:tcMar>
+            <w:vAlign w:val="top"/>
+          </w:tcPr>
+          <w:p>
+            <w:pPr>
+              <w:spacing w:after="20" w:line="232"/>
+            </w:pPr>
+            <w:r>
+              <w:rPr>
+                <w:rFonts w:ascii="Calibri" w:cs="Calibri" w:eastAsia="Calibri" w:hAnsi="Calibri"/>
+                <w:color w:val="222222"/>
+                <w:sz w:val="16"/>
+                <w:szCs w:val="16"/>
+              </w:rPr>
+              <w:t xml:space="preserve">One of the few true Power Platform exclusives inside the Microsoft stack.</w:t>
+            </w:r>
+          </w:p>
+        </w:tc>
+      </w:tr>
+      <w:tr>
+        <w:trPr>
+          <w:cantSplit/>
+        </w:trPr>
+        <w:tc>
+          <w:tcPr>
+            <w:tcW w:type="dxa" w:w="1700"/>
+            <w:tcBorders>
+              <w:top w:val="single" w:color="C5CBD3" w:sz="4"/>
+              <w:left w:val="single" w:color="C5CBD3" w:sz="4"/>
+              <w:bottom w:val="single" w:color="C5CBD3" w:sz="4"/>
+              <w:right w:val="single" w:color="C5CBD3" w:sz="4"/>
+            </w:tcBorders>
+            <w:shd w:fill="F2F4F7" w:color="auto" w:val="clear"/>
+            <w:tcMar>
+              <w:top w:type="dxa" w:w="60"/>
+              <w:left w:type="dxa" w:w="100"/>
+              <w:bottom w:type="dxa" w:w="60"/>
+              <w:right w:type="dxa" w:w="100"/>
+            </w:tcMar>
+            <w:vAlign w:val="top"/>
+          </w:tcPr>
+          <w:p>
+            <w:pPr>
+              <w:spacing w:after="20" w:line="232"/>
+            </w:pPr>
+            <w:r>
+              <w:rPr>
+                <w:rFonts w:ascii="Calibri" w:cs="Calibri" w:eastAsia="Calibri" w:hAnsi="Calibri"/>
+                <w:b/>
+                <w:bCs/>
+                <w:color w:val="222222"/>
+                <w:sz w:val="16"/>
+                <w:szCs w:val="16"/>
+              </w:rPr>
+              <w:t xml:space="preserve">Built-in approvals in Outlook and Teams</w:t>
+            </w:r>
+          </w:p>
+        </w:tc>
+        <w:tc>
+          <w:tcPr>
+            <w:tcW w:type="dxa" w:w="2300"/>
+            <w:tcBorders>
+              <w:top w:val="single" w:color="C5CBD3" w:sz="4"/>
+              <w:left w:val="single" w:color="C5CBD3" w:sz="4"/>
+              <w:bottom w:val="single" w:color="C5CBD3" w:sz="4"/>
+              <w:right w:val="single" w:color="C5CBD3" w:sz="4"/>
+            </w:tcBorders>
+            <w:shd w:fill="E8F5E9" w:color="auto" w:val="clear"/>
+            <w:tcMar>
+              <w:top w:type="dxa" w:w="60"/>
+              <w:left w:type="dxa" w:w="100"/>
+              <w:bottom w:type="dxa" w:w="60"/>
+              <w:right w:type="dxa" w:w="100"/>
+            </w:tcMar>
+            <w:vAlign w:val="top"/>
+          </w:tcPr>
+          <w:p>
+            <w:pPr>
+              <w:spacing w:after="20" w:line="232"/>
+            </w:pPr>
+            <w:r>
+              <w:rPr>
+                <w:rFonts w:ascii="Calibri" w:cs="Calibri" w:eastAsia="Calibri" w:hAnsi="Calibri"/>
+                <w:b/>
+                <w:bCs/>
+                <w:color w:val="222222"/>
+                <w:sz w:val="16"/>
+                <w:szCs w:val="16"/>
+              </w:rPr>
+              <w:t xml:space="preserve">Native.</w:t>
+            </w:r>
+            <w:r>
+              <w:rPr>
+                <w:rFonts w:ascii="Calibri" w:cs="Calibri" w:eastAsia="Calibri" w:hAnsi="Calibri"/>
+                <w:color w:val="222222"/>
+                <w:sz w:val="16"/>
+                <w:szCs w:val="16"/>
+              </w:rPr>
+              <w:t xml:space="preserve"> Approval actions with actionable Outlook/Teams cards.</w:t>
+            </w:r>
+          </w:p>
+        </w:tc>
+        <w:tc>
+          <w:tcPr>
+            <w:tcW w:type="dxa" w:w="1700"/>
+            <w:tcBorders>
+              <w:top w:val="single" w:color="C5CBD3" w:sz="4"/>
+              <w:left w:val="single" w:color="C5CBD3" w:sz="4"/>
+              <w:bottom w:val="single" w:color="C5CBD3" w:sz="4"/>
+              <w:right w:val="single" w:color="C5CBD3" w:sz="4"/>
+            </w:tcBorders>
+            <w:shd w:fill="FBE9E7" w:color="auto" w:val="clear"/>
+            <w:tcMar>
+              <w:top w:type="dxa" w:w="60"/>
+              <w:left w:type="dxa" w:w="100"/>
+              <w:bottom w:type="dxa" w:w="60"/>
+              <w:right w:type="dxa" w:w="100"/>
+            </w:tcMar>
+            <w:vAlign w:val="top"/>
+          </w:tcPr>
+          <w:p>
+            <w:pPr>
+              <w:spacing w:after="20" w:line="232"/>
+            </w:pPr>
+            <w:r>
+              <w:rPr>
+                <w:rFonts w:ascii="Calibri" w:cs="Calibri" w:eastAsia="Calibri" w:hAnsi="Calibri"/>
+                <w:b/>
+                <w:bCs/>
+                <w:color w:val="222222"/>
+                <w:sz w:val="16"/>
+                <w:szCs w:val="16"/>
+              </w:rPr>
+              <w:t xml:space="preserve">Not possible.</w:t>
+            </w:r>
+            <w:r>
+              <w:rPr>
+                <w:rFonts w:ascii="Calibri" w:cs="Calibri" w:eastAsia="Calibri" w:hAnsi="Calibri"/>
+                <w:color w:val="222222"/>
+                <w:sz w:val="16"/>
+                <w:szCs w:val="16"/>
+              </w:rPr>
+              <w:t xml:space="preserve"> SWA has no such feature.</w:t>
+            </w:r>
+          </w:p>
+        </w:tc>
+        <w:tc>
+          <w:tcPr>
+            <w:tcW w:type="dxa" w:w="2400"/>
+            <w:tcBorders>
+              <w:top w:val="single" w:color="C5CBD3" w:sz="4"/>
+              <w:left w:val="single" w:color="C5CBD3" w:sz="4"/>
+              <w:bottom w:val="single" w:color="C5CBD3" w:sz="4"/>
+              <w:right w:val="single" w:color="C5CBD3" w:sz="4"/>
+            </w:tcBorders>
+            <w:shd w:fill="E6F1FB" w:color="auto" w:val="clear"/>
+            <w:tcMar>
+              <w:top w:type="dxa" w:w="60"/>
+              <w:left w:type="dxa" w:w="100"/>
+              <w:bottom w:type="dxa" w:w="60"/>
+              <w:right w:type="dxa" w:w="100"/>
+            </w:tcMar>
+            <w:vAlign w:val="top"/>
+          </w:tcPr>
+          <w:p>
+            <w:pPr>
+              <w:spacing w:after="20" w:line="232"/>
+            </w:pPr>
+            <w:r>
+              <w:rPr>
+                <w:rFonts w:ascii="Calibri" w:cs="Calibri" w:eastAsia="Calibri" w:hAnsi="Calibri"/>
+                <w:b/>
+                <w:bCs/>
+                <w:color w:val="222222"/>
+                <w:sz w:val="16"/>
+                <w:szCs w:val="16"/>
+              </w:rPr>
+              <w:t xml:space="preserve">With Azure:</w:t>
+            </w:r>
+            <w:r>
+              <w:rPr>
+                <w:rFonts w:ascii="Calibri" w:cs="Calibri" w:eastAsia="Calibri" w:hAnsi="Calibri"/>
+                <w:color w:val="222222"/>
+                <w:sz w:val="16"/>
+                <w:szCs w:val="16"/>
+              </w:rPr>
+              <w:t xml:space="preserve"> Logic Apps approval actions or the Durable Functions human-interaction pattern — assembled by you.</w:t>
+            </w:r>
+          </w:p>
+        </w:tc>
+        <w:tc>
+          <w:tcPr>
+            <w:tcW w:type="dxa" w:w="1980"/>
+            <w:tcBorders>
+              <w:top w:val="single" w:color="C5CBD3" w:sz="4"/>
+              <w:left w:val="single" w:color="C5CBD3" w:sz="4"/>
+              <w:bottom w:val="single" w:color="C5CBD3" w:sz="4"/>
+              <w:right w:val="single" w:color="C5CBD3" w:sz="4"/>
+            </w:tcBorders>
+            <w:tcMar>
+              <w:top w:type="dxa" w:w="60"/>
+              <w:left w:type="dxa" w:w="100"/>
+              <w:bottom w:type="dxa" w:w="60"/>
+              <w:right w:type="dxa" w:w="100"/>
+            </w:tcMar>
+            <w:vAlign w:val="top"/>
+          </w:tcPr>
+          <w:p>
+            <w:pPr>
+              <w:spacing w:after="20" w:line="232"/>
+            </w:pPr>
+          </w:p>
+        </w:tc>
+      </w:tr>
+      <w:tr>
+        <w:trPr>
+          <w:cantSplit/>
+        </w:trPr>
+        <w:tc>
+          <w:tcPr>
+            <w:tcW w:type="dxa" w:w="1700"/>
+            <w:tcBorders>
+              <w:top w:val="single" w:color="C5CBD3" w:sz="4"/>
+              <w:left w:val="single" w:color="C5CBD3" w:sz="4"/>
+              <w:bottom w:val="single" w:color="C5CBD3" w:sz="4"/>
+              <w:right w:val="single" w:color="C5CBD3" w:sz="4"/>
+            </w:tcBorders>
+            <w:shd w:fill="F2F4F7" w:color="auto" w:val="clear"/>
+            <w:tcMar>
+              <w:top w:type="dxa" w:w="60"/>
+              <w:left w:type="dxa" w:w="100"/>
+              <w:bottom w:type="dxa" w:w="60"/>
+              <w:right w:type="dxa" w:w="100"/>
+            </w:tcMar>
+            <w:vAlign w:val="top"/>
+          </w:tcPr>
+          <w:p>
+            <w:pPr>
+              <w:spacing w:after="20" w:line="232"/>
+            </w:pPr>
+            <w:r>
+              <w:rPr>
+                <w:rFonts w:ascii="Calibri" w:cs="Calibri" w:eastAsia="Calibri" w:hAnsi="Calibri"/>
+                <w:b/>
+                <w:bCs/>
+                <w:color w:val="222222"/>
+                <w:sz w:val="16"/>
+                <w:szCs w:val="16"/>
+              </w:rPr>
+              <w:t xml:space="preserve">Native mobile app experience and offline data</w:t>
+            </w:r>
+          </w:p>
+        </w:tc>
+        <w:tc>
+          <w:tcPr>
+            <w:tcW w:type="dxa" w:w="2300"/>
+            <w:tcBorders>
+              <w:top w:val="single" w:color="C5CBD3" w:sz="4"/>
+              <w:left w:val="single" w:color="C5CBD3" w:sz="4"/>
+              <w:bottom w:val="single" w:color="C5CBD3" w:sz="4"/>
+              <w:right w:val="single" w:color="C5CBD3" w:sz="4"/>
+            </w:tcBorders>
+            <w:shd w:fill="E8F5E9" w:color="auto" w:val="clear"/>
+            <w:tcMar>
+              <w:top w:type="dxa" w:w="60"/>
+              <w:left w:type="dxa" w:w="100"/>
+              <w:bottom w:type="dxa" w:w="60"/>
+              <w:right w:type="dxa" w:w="100"/>
+            </w:tcMar>
+            <w:vAlign w:val="top"/>
+          </w:tcPr>
+          <w:p>
+            <w:pPr>
+              <w:spacing w:after="20" w:line="232"/>
+            </w:pPr>
+            <w:r>
+              <w:rPr>
+                <w:rFonts w:ascii="Calibri" w:cs="Calibri" w:eastAsia="Calibri" w:hAnsi="Calibri"/>
+                <w:b/>
+                <w:bCs/>
+                <w:color w:val="222222"/>
+                <w:sz w:val="16"/>
+                <w:szCs w:val="16"/>
+              </w:rPr>
+              <w:t xml:space="preserve">Native.</w:t>
+            </w:r>
+            <w:r>
+              <w:rPr>
+                <w:rFonts w:ascii="Calibri" w:cs="Calibri" w:eastAsia="Calibri" w:hAnsi="Calibri"/>
+                <w:color w:val="222222"/>
+                <w:sz w:val="16"/>
+                <w:szCs w:val="16"/>
+              </w:rPr>
+              <w:t xml:space="preserve"> Power Apps mobile app with camera, GPS and barcode controls, push notifications and offline data (capabilities vary by app type).</w:t>
+            </w:r>
+          </w:p>
+        </w:tc>
+        <w:tc>
+          <w:tcPr>
+            <w:tcW w:type="dxa" w:w="1700"/>
+            <w:tcBorders>
+              <w:top w:val="single" w:color="C5CBD3" w:sz="4"/>
+              <w:left w:val="single" w:color="C5CBD3" w:sz="4"/>
+              <w:bottom w:val="single" w:color="C5CBD3" w:sz="4"/>
+              <w:right w:val="single" w:color="C5CBD3" w:sz="4"/>
+            </w:tcBorders>
+            <w:shd w:fill="FFF4E0" w:color="auto" w:val="clear"/>
+            <w:tcMar>
+              <w:top w:type="dxa" w:w="60"/>
+              <w:left w:type="dxa" w:w="100"/>
+              <w:bottom w:type="dxa" w:w="60"/>
+              <w:right w:type="dxa" w:w="100"/>
+            </w:tcMar>
+            <w:vAlign w:val="top"/>
+          </w:tcPr>
+          <w:p>
+            <w:pPr>
+              <w:spacing w:after="20" w:line="232"/>
+            </w:pPr>
+            <w:r>
+              <w:rPr>
+                <w:rFonts w:ascii="Calibri" w:cs="Calibri" w:eastAsia="Calibri" w:hAnsi="Calibri"/>
+                <w:b/>
+                <w:bCs/>
+                <w:color w:val="222222"/>
+                <w:sz w:val="16"/>
+                <w:szCs w:val="16"/>
+              </w:rPr>
+              <w:t xml:space="preserve">Workaround.</w:t>
+            </w:r>
+            <w:r>
+              <w:rPr>
+                <w:rFonts w:ascii="Calibri" w:cs="Calibri" w:eastAsia="Calibri" w:hAnsi="Calibri"/>
+                <w:color w:val="222222"/>
+                <w:sz w:val="16"/>
+                <w:szCs w:val="16"/>
+              </w:rPr>
+              <w:t xml:space="preserve"> Installable PWA using browser APIs; no app-store binary; iOS push and offline sync are limited or self-built.</w:t>
+            </w:r>
+          </w:p>
+        </w:tc>
+        <w:tc>
+          <w:tcPr>
+            <w:tcW w:type="dxa" w:w="2400"/>
+            <w:tcBorders>
+              <w:top w:val="single" w:color="C5CBD3" w:sz="4"/>
+              <w:left w:val="single" w:color="C5CBD3" w:sz="4"/>
+              <w:bottom w:val="single" w:color="C5CBD3" w:sz="4"/>
+              <w:right w:val="single" w:color="C5CBD3" w:sz="4"/>
+            </w:tcBorders>
+            <w:shd w:fill="FFF4E0" w:color="auto" w:val="clear"/>
+            <w:tcMar>
+              <w:top w:type="dxa" w:w="60"/>
+              <w:left w:type="dxa" w:w="100"/>
+              <w:bottom w:type="dxa" w:w="60"/>
+              <w:right w:type="dxa" w:w="100"/>
+            </w:tcMar>
+            <w:vAlign w:val="top"/>
+          </w:tcPr>
+          <w:p>
+            <w:pPr>
+              <w:spacing w:after="20" w:line="232"/>
+            </w:pPr>
+            <w:r>
+              <w:rPr>
+                <w:rFonts w:ascii="Calibri" w:cs="Calibri" w:eastAsia="Calibri" w:hAnsi="Calibri"/>
+                <w:b/>
+                <w:bCs/>
+                <w:color w:val="222222"/>
+                <w:sz w:val="16"/>
+                <w:szCs w:val="16"/>
+              </w:rPr>
+              <w:t xml:space="preserve">Workaround.</w:t>
+            </w:r>
+            <w:r>
+              <w:rPr>
+                <w:rFonts w:ascii="Calibri" w:cs="Calibri" w:eastAsia="Calibri" w:hAnsi="Calibri"/>
+                <w:color w:val="222222"/>
+                <w:sz w:val="16"/>
+                <w:szCs w:val="16"/>
+              </w:rPr>
+              <w:t xml:space="preserve"> No turnkey offline-sync service in this stack; build with Cosmos DB and Functions or community sync tooling.</w:t>
+            </w:r>
+          </w:p>
+        </w:tc>
+        <w:tc>
+          <w:tcPr>
+            <w:tcW w:type="dxa" w:w="1980"/>
+            <w:tcBorders>
+              <w:top w:val="single" w:color="C5CBD3" w:sz="4"/>
+              <w:left w:val="single" w:color="C5CBD3" w:sz="4"/>
+              <w:bottom w:val="single" w:color="C5CBD3" w:sz="4"/>
+              <w:right w:val="single" w:color="C5CBD3" w:sz="4"/>
+            </w:tcBorders>
+            <w:tcMar>
+              <w:top w:type="dxa" w:w="60"/>
+              <w:left w:type="dxa" w:w="100"/>
+              <w:bottom w:type="dxa" w:w="60"/>
+              <w:right w:type="dxa" w:w="100"/>
+            </w:tcMar>
+            <w:vAlign w:val="top"/>
+          </w:tcPr>
+          <w:p>
+            <w:pPr>
+              <w:spacing w:after="20" w:line="232"/>
+            </w:pPr>
+            <w:r>
+              <w:rPr>
+                <w:rFonts w:ascii="Calibri" w:cs="Calibri" w:eastAsia="Calibri" w:hAnsi="Calibri"/>
+                <w:color w:val="222222"/>
+                <w:sz w:val="16"/>
+                <w:szCs w:val="16"/>
+              </w:rPr>
+              <w:t xml:space="preserve">Code Apps are web-only (reported: not supported in the Power Apps mobile app).</w:t>
+            </w:r>
+          </w:p>
+        </w:tc>
+      </w:tr>
+      <w:tr>
+        <w:trPr>
+          <w:cantSplit/>
+        </w:trPr>
+        <w:tc>
+          <w:tcPr>
+            <w:tcW w:type="dxa" w:w="1700"/>
+            <w:tcBorders>
+              <w:top w:val="single" w:color="C5CBD3" w:sz="4"/>
+              <w:left w:val="single" w:color="C5CBD3" w:sz="4"/>
+              <w:bottom w:val="single" w:color="C5CBD3" w:sz="4"/>
+              <w:right w:val="single" w:color="C5CBD3" w:sz="4"/>
+            </w:tcBorders>
+            <w:shd w:fill="F2F4F7" w:color="auto" w:val="clear"/>
+            <w:tcMar>
+              <w:top w:type="dxa" w:w="60"/>
+              <w:left w:type="dxa" w:w="100"/>
+              <w:bottom w:type="dxa" w:w="60"/>
+              <w:right w:type="dxa" w:w="100"/>
+            </w:tcMar>
+            <w:vAlign w:val="top"/>
+          </w:tcPr>
+          <w:p>
+            <w:pPr>
+              <w:spacing w:after="20" w:line="232"/>
+            </w:pPr>
+            <w:r>
+              <w:rPr>
+                <w:rFonts w:ascii="Calibri" w:cs="Calibri" w:eastAsia="Calibri" w:hAnsi="Calibri"/>
+                <w:b/>
+                <w:bCs/>
+                <w:color w:val="222222"/>
+                <w:sz w:val="16"/>
+                <w:szCs w:val="16"/>
+              </w:rPr>
+              <w:t xml:space="preserve">Self-service analytics authoring</w:t>
+            </w:r>
+          </w:p>
+        </w:tc>
+        <w:tc>
+          <w:tcPr>
+            <w:tcW w:type="dxa" w:w="2300"/>
+            <w:tcBorders>
+              <w:top w:val="single" w:color="C5CBD3" w:sz="4"/>
+              <w:left w:val="single" w:color="C5CBD3" w:sz="4"/>
+              <w:bottom w:val="single" w:color="C5CBD3" w:sz="4"/>
+              <w:right w:val="single" w:color="C5CBD3" w:sz="4"/>
+            </w:tcBorders>
+            <w:shd w:fill="E8F5E9" w:color="auto" w:val="clear"/>
+            <w:tcMar>
+              <w:top w:type="dxa" w:w="60"/>
+              <w:left w:type="dxa" w:w="100"/>
+              <w:bottom w:type="dxa" w:w="60"/>
+              <w:right w:type="dxa" w:w="100"/>
+            </w:tcMar>
+            <w:vAlign w:val="top"/>
+          </w:tcPr>
+          <w:p>
+            <w:pPr>
+              <w:spacing w:after="20" w:line="232"/>
+            </w:pPr>
+            <w:r>
+              <w:rPr>
+                <w:rFonts w:ascii="Calibri" w:cs="Calibri" w:eastAsia="Calibri" w:hAnsi="Calibri"/>
+                <w:b/>
+                <w:bCs/>
+                <w:color w:val="222222"/>
+                <w:sz w:val="16"/>
+                <w:szCs w:val="16"/>
+              </w:rPr>
+              <w:t xml:space="preserve">Native.</w:t>
+            </w:r>
+            <w:r>
+              <w:rPr>
+                <w:rFonts w:ascii="Calibri" w:cs="Calibri" w:eastAsia="Calibri" w:hAnsi="Calibri"/>
+                <w:color w:val="222222"/>
+                <w:sz w:val="16"/>
+                <w:szCs w:val="16"/>
+              </w:rPr>
+              <w:t xml:space="preserve"> Power BI: authoring, governed semantic models, Copilot.</w:t>
+            </w:r>
+          </w:p>
+        </w:tc>
+        <w:tc>
+          <w:tcPr>
+            <w:tcW w:type="dxa" w:w="1700"/>
+            <w:tcBorders>
+              <w:top w:val="single" w:color="C5CBD3" w:sz="4"/>
+              <w:left w:val="single" w:color="C5CBD3" w:sz="4"/>
+              <w:bottom w:val="single" w:color="C5CBD3" w:sz="4"/>
+              <w:right w:val="single" w:color="C5CBD3" w:sz="4"/>
+            </w:tcBorders>
+            <w:shd w:fill="FBE9E7" w:color="auto" w:val="clear"/>
+            <w:tcMar>
+              <w:top w:type="dxa" w:w="60"/>
+              <w:left w:type="dxa" w:w="100"/>
+              <w:bottom w:type="dxa" w:w="60"/>
+              <w:right w:type="dxa" w:w="100"/>
+            </w:tcMar>
+            <w:vAlign w:val="top"/>
+          </w:tcPr>
+          <w:p>
+            <w:pPr>
+              <w:spacing w:after="20" w:line="232"/>
+            </w:pPr>
+            <w:r>
+              <w:rPr>
+                <w:rFonts w:ascii="Calibri" w:cs="Calibri" w:eastAsia="Calibri" w:hAnsi="Calibri"/>
+                <w:b/>
+                <w:bCs/>
+                <w:color w:val="222222"/>
+                <w:sz w:val="16"/>
+                <w:szCs w:val="16"/>
+              </w:rPr>
+              <w:t xml:space="preserve">Not possible.</w:t>
+            </w:r>
+            <w:r>
+              <w:rPr>
+                <w:rFonts w:ascii="Calibri" w:cs="Calibri" w:eastAsia="Calibri" w:hAnsi="Calibri"/>
+                <w:color w:val="222222"/>
+                <w:sz w:val="16"/>
+                <w:szCs w:val="16"/>
+              </w:rPr>
+              <w:t xml:space="preserve"> SWA has no such feature.</w:t>
+            </w:r>
+          </w:p>
+        </w:tc>
+        <w:tc>
+          <w:tcPr>
+            <w:tcW w:type="dxa" w:w="2400"/>
+            <w:tcBorders>
+              <w:top w:val="single" w:color="C5CBD3" w:sz="4"/>
+              <w:left w:val="single" w:color="C5CBD3" w:sz="4"/>
+              <w:bottom w:val="single" w:color="C5CBD3" w:sz="4"/>
+              <w:right w:val="single" w:color="C5CBD3" w:sz="4"/>
+            </w:tcBorders>
+            <w:shd w:fill="FFF4E0" w:color="auto" w:val="clear"/>
+            <w:tcMar>
+              <w:top w:type="dxa" w:w="60"/>
+              <w:left w:type="dxa" w:w="100"/>
+              <w:bottom w:type="dxa" w:w="60"/>
+              <w:right w:type="dxa" w:w="100"/>
+            </w:tcMar>
+            <w:vAlign w:val="top"/>
+          </w:tcPr>
+          <w:p>
+            <w:pPr>
+              <w:spacing w:after="20" w:line="232"/>
+            </w:pPr>
+            <w:r>
+              <w:rPr>
+                <w:rFonts w:ascii="Calibri" w:cs="Calibri" w:eastAsia="Calibri" w:hAnsi="Calibri"/>
+                <w:b/>
+                <w:bCs/>
+                <w:color w:val="222222"/>
+                <w:sz w:val="16"/>
+                <w:szCs w:val="16"/>
+              </w:rPr>
+              <w:t xml:space="preserve">Workaround.</w:t>
+            </w:r>
+            <w:r>
+              <w:rPr>
+                <w:rFonts w:ascii="Calibri" w:cs="Calibri" w:eastAsia="Calibri" w:hAnsi="Calibri"/>
+                <w:color w:val="222222"/>
+                <w:sz w:val="16"/>
+                <w:szCs w:val="16"/>
+              </w:rPr>
+              <w:t xml:space="preserve"> Azure Data Explorer dashboards or Managed Grafana for operational data; full BI means Power BI/Fabric (Power Platform) or a third-party tool.</w:t>
+            </w:r>
+          </w:p>
+        </w:tc>
+        <w:tc>
+          <w:tcPr>
+            <w:tcW w:type="dxa" w:w="1980"/>
+            <w:tcBorders>
+              <w:top w:val="single" w:color="C5CBD3" w:sz="4"/>
+              <w:left w:val="single" w:color="C5CBD3" w:sz="4"/>
+              <w:bottom w:val="single" w:color="C5CBD3" w:sz="4"/>
+              <w:right w:val="single" w:color="C5CBD3" w:sz="4"/>
+            </w:tcBorders>
+            <w:tcMar>
+              <w:top w:type="dxa" w:w="60"/>
+              <w:left w:type="dxa" w:w="100"/>
+              <w:bottom w:type="dxa" w:w="60"/>
+              <w:right w:type="dxa" w:w="100"/>
+            </w:tcMar>
+            <w:vAlign w:val="top"/>
+          </w:tcPr>
+          <w:p>
+            <w:pPr>
+              <w:spacing w:after="20" w:line="232"/>
+            </w:pPr>
+            <w:r>
+              <w:rPr>
+                <w:rFonts w:ascii="Calibri" w:cs="Calibri" w:eastAsia="Calibri" w:hAnsi="Calibri"/>
+                <w:color w:val="222222"/>
+                <w:sz w:val="16"/>
+                <w:szCs w:val="16"/>
+              </w:rPr>
+              <w:t xml:space="preserve">You can embed Power BI in SWA (Power BI Embedded).</w:t>
+            </w:r>
+          </w:p>
+        </w:tc>
+      </w:tr>
+      <w:tr>
+        <w:trPr>
+          <w:cantSplit/>
+        </w:trPr>
+        <w:tc>
+          <w:tcPr>
+            <w:tcW w:type="dxa" w:w="1700"/>
+            <w:tcBorders>
+              <w:top w:val="single" w:color="C5CBD3" w:sz="4"/>
+              <w:left w:val="single" w:color="C5CBD3" w:sz="4"/>
+              <w:bottom w:val="single" w:color="C5CBD3" w:sz="4"/>
+              <w:right w:val="single" w:color="C5CBD3" w:sz="4"/>
+            </w:tcBorders>
+            <w:shd w:fill="F2F4F7" w:color="auto" w:val="clear"/>
+            <w:tcMar>
+              <w:top w:type="dxa" w:w="60"/>
+              <w:left w:type="dxa" w:w="100"/>
+              <w:bottom w:type="dxa" w:w="60"/>
+              <w:right w:type="dxa" w:w="100"/>
+            </w:tcMar>
+            <w:vAlign w:val="top"/>
+          </w:tcPr>
+          <w:p>
+            <w:pPr>
+              <w:spacing w:after="20" w:line="232"/>
+            </w:pPr>
+            <w:r>
+              <w:rPr>
+                <w:rFonts w:ascii="Calibri" w:cs="Calibri" w:eastAsia="Calibri" w:hAnsi="Calibri"/>
+                <w:b/>
+                <w:bCs/>
+                <w:color w:val="222222"/>
+                <w:sz w:val="16"/>
+                <w:szCs w:val="16"/>
+              </w:rPr>
+              <w:t xml:space="preserve">Low-code AI agents published to Teams and Microsoft 365 Copilot</w:t>
+            </w:r>
+          </w:p>
+        </w:tc>
+        <w:tc>
+          <w:tcPr>
+            <w:tcW w:type="dxa" w:w="2300"/>
+            <w:tcBorders>
+              <w:top w:val="single" w:color="C5CBD3" w:sz="4"/>
+              <w:left w:val="single" w:color="C5CBD3" w:sz="4"/>
+              <w:bottom w:val="single" w:color="C5CBD3" w:sz="4"/>
+              <w:right w:val="single" w:color="C5CBD3" w:sz="4"/>
+            </w:tcBorders>
+            <w:shd w:fill="E8F5E9" w:color="auto" w:val="clear"/>
+            <w:tcMar>
+              <w:top w:type="dxa" w:w="60"/>
+              <w:left w:type="dxa" w:w="100"/>
+              <w:bottom w:type="dxa" w:w="60"/>
+              <w:right w:type="dxa" w:w="100"/>
+            </w:tcMar>
+            <w:vAlign w:val="top"/>
+          </w:tcPr>
+          <w:p>
+            <w:pPr>
+              <w:spacing w:after="20" w:line="232"/>
+            </w:pPr>
+            <w:r>
+              <w:rPr>
+                <w:rFonts w:ascii="Calibri" w:cs="Calibri" w:eastAsia="Calibri" w:hAnsi="Calibri"/>
+                <w:b/>
+                <w:bCs/>
+                <w:color w:val="222222"/>
+                <w:sz w:val="16"/>
+                <w:szCs w:val="16"/>
+              </w:rPr>
+              <w:t xml:space="preserve">Native.</w:t>
+            </w:r>
+            <w:r>
+              <w:rPr>
+                <w:rFonts w:ascii="Calibri" w:cs="Calibri" w:eastAsia="Calibri" w:hAnsi="Calibri"/>
+                <w:color w:val="222222"/>
+                <w:sz w:val="16"/>
+                <w:szCs w:val="16"/>
+              </w:rPr>
+              <w:t xml:space="preserve"> Copilot Studio: knowledge grounding, tools, flows and Microsoft channels without code.</w:t>
+            </w:r>
+          </w:p>
+        </w:tc>
+        <w:tc>
+          <w:tcPr>
+            <w:tcW w:type="dxa" w:w="1700"/>
+            <w:tcBorders>
+              <w:top w:val="single" w:color="C5CBD3" w:sz="4"/>
+              <w:left w:val="single" w:color="C5CBD3" w:sz="4"/>
+              <w:bottom w:val="single" w:color="C5CBD3" w:sz="4"/>
+              <w:right w:val="single" w:color="C5CBD3" w:sz="4"/>
+            </w:tcBorders>
+            <w:shd w:fill="FBE9E7" w:color="auto" w:val="clear"/>
+            <w:tcMar>
+              <w:top w:type="dxa" w:w="60"/>
+              <w:left w:type="dxa" w:w="100"/>
+              <w:bottom w:type="dxa" w:w="60"/>
+              <w:right w:type="dxa" w:w="100"/>
+            </w:tcMar>
+            <w:vAlign w:val="top"/>
+          </w:tcPr>
+          <w:p>
+            <w:pPr>
+              <w:spacing w:after="20" w:line="232"/>
+            </w:pPr>
+            <w:r>
+              <w:rPr>
+                <w:rFonts w:ascii="Calibri" w:cs="Calibri" w:eastAsia="Calibri" w:hAnsi="Calibri"/>
+                <w:b/>
+                <w:bCs/>
+                <w:color w:val="222222"/>
+                <w:sz w:val="16"/>
+                <w:szCs w:val="16"/>
+              </w:rPr>
+              <w:t xml:space="preserve">Not possible.</w:t>
+            </w:r>
+            <w:r>
+              <w:rPr>
+                <w:rFonts w:ascii="Calibri" w:cs="Calibri" w:eastAsia="Calibri" w:hAnsi="Calibri"/>
+                <w:color w:val="222222"/>
+                <w:sz w:val="16"/>
+                <w:szCs w:val="16"/>
+              </w:rPr>
+              <w:t xml:space="preserve"> SWA has no such feature.</w:t>
+            </w:r>
+          </w:p>
+        </w:tc>
+        <w:tc>
+          <w:tcPr>
+            <w:tcW w:type="dxa" w:w="2400"/>
+            <w:tcBorders>
+              <w:top w:val="single" w:color="C5CBD3" w:sz="4"/>
+              <w:left w:val="single" w:color="C5CBD3" w:sz="4"/>
+              <w:bottom w:val="single" w:color="C5CBD3" w:sz="4"/>
+              <w:right w:val="single" w:color="C5CBD3" w:sz="4"/>
+            </w:tcBorders>
+            <w:shd w:fill="E6F1FB" w:color="auto" w:val="clear"/>
+            <w:tcMar>
+              <w:top w:type="dxa" w:w="60"/>
+              <w:left w:type="dxa" w:w="100"/>
+              <w:bottom w:type="dxa" w:w="60"/>
+              <w:right w:type="dxa" w:w="100"/>
+            </w:tcMar>
+            <w:vAlign w:val="top"/>
+          </w:tcPr>
+          <w:p>
+            <w:pPr>
+              <w:spacing w:after="20" w:line="232"/>
+            </w:pPr>
+            <w:r>
+              <w:rPr>
+                <w:rFonts w:ascii="Calibri" w:cs="Calibri" w:eastAsia="Calibri" w:hAnsi="Calibri"/>
+                <w:b/>
+                <w:bCs/>
+                <w:color w:val="222222"/>
+                <w:sz w:val="16"/>
+                <w:szCs w:val="16"/>
+              </w:rPr>
+              <w:t xml:space="preserve">With Azure:</w:t>
+            </w:r>
+            <w:r>
+              <w:rPr>
+                <w:rFonts w:ascii="Calibri" w:cs="Calibri" w:eastAsia="Calibri" w:hAnsi="Calibri"/>
+                <w:color w:val="222222"/>
+                <w:sz w:val="16"/>
+                <w:szCs w:val="16"/>
+              </w:rPr>
+              <w:t xml:space="preserve"> Azure AI Foundry, Azure OpenAI and Azure AI Search with your own agent code — more control, more work.</w:t>
+            </w:r>
+          </w:p>
+        </w:tc>
+        <w:tc>
+          <w:tcPr>
+            <w:tcW w:type="dxa" w:w="1980"/>
+            <w:tcBorders>
+              <w:top w:val="single" w:color="C5CBD3" w:sz="4"/>
+              <w:left w:val="single" w:color="C5CBD3" w:sz="4"/>
+              <w:bottom w:val="single" w:color="C5CBD3" w:sz="4"/>
+              <w:right w:val="single" w:color="C5CBD3" w:sz="4"/>
+            </w:tcBorders>
+            <w:tcMar>
+              <w:top w:type="dxa" w:w="60"/>
+              <w:left w:type="dxa" w:w="100"/>
+              <w:bottom w:type="dxa" w:w="60"/>
+              <w:right w:type="dxa" w:w="100"/>
+            </w:tcMar>
+            <w:vAlign w:val="top"/>
+          </w:tcPr>
+          <w:p>
+            <w:pPr>
+              <w:spacing w:after="20" w:line="232"/>
+            </w:pPr>
+          </w:p>
+        </w:tc>
+      </w:tr>
+      <w:tr>
+        <w:trPr>
+          <w:cantSplit/>
+        </w:trPr>
+        <w:tc>
+          <w:tcPr>
+            <w:tcW w:type="dxa" w:w="1700"/>
+            <w:tcBorders>
+              <w:top w:val="single" w:color="C5CBD3" w:sz="4"/>
+              <w:left w:val="single" w:color="C5CBD3" w:sz="4"/>
+              <w:bottom w:val="single" w:color="C5CBD3" w:sz="4"/>
+              <w:right w:val="single" w:color="C5CBD3" w:sz="4"/>
+            </w:tcBorders>
+            <w:shd w:fill="F2F4F7" w:color="auto" w:val="clear"/>
+            <w:tcMar>
+              <w:top w:type="dxa" w:w="60"/>
+              <w:left w:type="dxa" w:w="100"/>
+              <w:bottom w:type="dxa" w:w="60"/>
+              <w:right w:type="dxa" w:w="100"/>
+            </w:tcMar>
+            <w:vAlign w:val="top"/>
+          </w:tcPr>
+          <w:p>
+            <w:pPr>
+              <w:spacing w:after="20" w:line="232"/>
+            </w:pPr>
+            <w:r>
+              <w:rPr>
+                <w:rFonts w:ascii="Calibri" w:cs="Calibri" w:eastAsia="Calibri" w:hAnsi="Calibri"/>
+                <w:b/>
+                <w:bCs/>
+                <w:color w:val="222222"/>
+                <w:sz w:val="16"/>
+                <w:szCs w:val="16"/>
+              </w:rPr>
+              <w:t xml:space="preserve">Central governance of citizen development</w:t>
+            </w:r>
+          </w:p>
+        </w:tc>
+        <w:tc>
+          <w:tcPr>
+            <w:tcW w:type="dxa" w:w="2300"/>
+            <w:tcBorders>
+              <w:top w:val="single" w:color="C5CBD3" w:sz="4"/>
+              <w:left w:val="single" w:color="C5CBD3" w:sz="4"/>
+              <w:bottom w:val="single" w:color="C5CBD3" w:sz="4"/>
+              <w:right w:val="single" w:color="C5CBD3" w:sz="4"/>
+            </w:tcBorders>
+            <w:shd w:fill="E8F5E9" w:color="auto" w:val="clear"/>
+            <w:tcMar>
+              <w:top w:type="dxa" w:w="60"/>
+              <w:left w:type="dxa" w:w="100"/>
+              <w:bottom w:type="dxa" w:w="60"/>
+              <w:right w:type="dxa" w:w="100"/>
+            </w:tcMar>
+            <w:vAlign w:val="top"/>
+          </w:tcPr>
+          <w:p>
+            <w:pPr>
+              <w:spacing w:after="20" w:line="232"/>
+            </w:pPr>
+            <w:r>
+              <w:rPr>
+                <w:rFonts w:ascii="Calibri" w:cs="Calibri" w:eastAsia="Calibri" w:hAnsi="Calibri"/>
+                <w:b/>
+                <w:bCs/>
+                <w:color w:val="222222"/>
+                <w:sz w:val="16"/>
+                <w:szCs w:val="16"/>
+              </w:rPr>
+              <w:t xml:space="preserve">Native.</w:t>
+            </w:r>
+            <w:r>
+              <w:rPr>
+                <w:rFonts w:ascii="Calibri" w:cs="Calibri" w:eastAsia="Calibri" w:hAnsi="Calibri"/>
+                <w:color w:val="222222"/>
+                <w:sz w:val="16"/>
+                <w:szCs w:val="16"/>
+              </w:rPr>
+              <w:t xml:space="preserve"> Environments, connector-level DLP, Managed Environments, CoE starter kit, admin audit.</w:t>
+            </w:r>
+          </w:p>
+        </w:tc>
+        <w:tc>
+          <w:tcPr>
+            <w:tcW w:type="dxa" w:w="1700"/>
+            <w:tcBorders>
+              <w:top w:val="single" w:color="C5CBD3" w:sz="4"/>
+              <w:left w:val="single" w:color="C5CBD3" w:sz="4"/>
+              <w:bottom w:val="single" w:color="C5CBD3" w:sz="4"/>
+              <w:right w:val="single" w:color="C5CBD3" w:sz="4"/>
+            </w:tcBorders>
+            <w:shd w:fill="FBE9E7" w:color="auto" w:val="clear"/>
+            <w:tcMar>
+              <w:top w:type="dxa" w:w="60"/>
+              <w:left w:type="dxa" w:w="100"/>
+              <w:bottom w:type="dxa" w:w="60"/>
+              <w:right w:type="dxa" w:w="100"/>
+            </w:tcMar>
+            <w:vAlign w:val="top"/>
+          </w:tcPr>
+          <w:p>
+            <w:pPr>
+              <w:spacing w:after="20" w:line="232"/>
+            </w:pPr>
+            <w:r>
+              <w:rPr>
+                <w:rFonts w:ascii="Calibri" w:cs="Calibri" w:eastAsia="Calibri" w:hAnsi="Calibri"/>
+                <w:b/>
+                <w:bCs/>
+                <w:color w:val="222222"/>
+                <w:sz w:val="16"/>
+                <w:szCs w:val="16"/>
+              </w:rPr>
+              <w:t xml:space="preserve">Not possible.</w:t>
+            </w:r>
+            <w:r>
+              <w:rPr>
+                <w:rFonts w:ascii="Calibri" w:cs="Calibri" w:eastAsia="Calibri" w:hAnsi="Calibri"/>
+                <w:color w:val="222222"/>
+                <w:sz w:val="16"/>
+                <w:szCs w:val="16"/>
+              </w:rPr>
+              <w:t xml:space="preserve"> SWA has no such feature.</w:t>
+            </w:r>
+          </w:p>
+        </w:tc>
+        <w:tc>
+          <w:tcPr>
+            <w:tcW w:type="dxa" w:w="2400"/>
+            <w:tcBorders>
+              <w:top w:val="single" w:color="C5CBD3" w:sz="4"/>
+              <w:left w:val="single" w:color="C5CBD3" w:sz="4"/>
+              <w:bottom w:val="single" w:color="C5CBD3" w:sz="4"/>
+              <w:right w:val="single" w:color="C5CBD3" w:sz="4"/>
+            </w:tcBorders>
+            <w:shd w:fill="E6F1FB" w:color="auto" w:val="clear"/>
+            <w:tcMar>
+              <w:top w:type="dxa" w:w="60"/>
+              <w:left w:type="dxa" w:w="100"/>
+              <w:bottom w:type="dxa" w:w="60"/>
+              <w:right w:type="dxa" w:w="100"/>
+            </w:tcMar>
+            <w:vAlign w:val="top"/>
+          </w:tcPr>
+          <w:p>
+            <w:pPr>
+              <w:spacing w:after="20" w:line="232"/>
+            </w:pPr>
+            <w:r>
+              <w:rPr>
+                <w:rFonts w:ascii="Calibri" w:cs="Calibri" w:eastAsia="Calibri" w:hAnsi="Calibri"/>
+                <w:b/>
+                <w:bCs/>
+                <w:color w:val="222222"/>
+                <w:sz w:val="16"/>
+                <w:szCs w:val="16"/>
+              </w:rPr>
+              <w:t xml:space="preserve">With Azure:</w:t>
+            </w:r>
+            <w:r>
+              <w:rPr>
+                <w:rFonts w:ascii="Calibri" w:cs="Calibri" w:eastAsia="Calibri" w:hAnsi="Calibri"/>
+                <w:color w:val="222222"/>
+                <w:sz w:val="16"/>
+                <w:szCs w:val="16"/>
+              </w:rPr>
+              <w:t xml:space="preserve"> Azure Policy, RBAC, Defender for Cloud, Cost Management and GitHub/DevOps controls — a developer-centric model with no maker/connector DLP concept.</w:t>
+            </w:r>
+          </w:p>
+        </w:tc>
+        <w:tc>
+          <w:tcPr>
+            <w:tcW w:type="dxa" w:w="1980"/>
+            <w:tcBorders>
+              <w:top w:val="single" w:color="C5CBD3" w:sz="4"/>
+              <w:left w:val="single" w:color="C5CBD3" w:sz="4"/>
+              <w:bottom w:val="single" w:color="C5CBD3" w:sz="4"/>
+              <w:right w:val="single" w:color="C5CBD3" w:sz="4"/>
+            </w:tcBorders>
+            <w:tcMar>
+              <w:top w:type="dxa" w:w="60"/>
+              <w:left w:type="dxa" w:w="100"/>
+              <w:bottom w:type="dxa" w:w="60"/>
+              <w:right w:type="dxa" w:w="100"/>
+            </w:tcMar>
+            <w:vAlign w:val="top"/>
+          </w:tcPr>
+          <w:p>
+            <w:pPr>
+              <w:spacing w:after="20" w:line="232"/>
+            </w:pPr>
+            <w:r>
+              <w:rPr>
+                <w:rFonts w:ascii="Calibri" w:cs="Calibri" w:eastAsia="Calibri" w:hAnsi="Calibri"/>
+                <w:color w:val="222222"/>
+                <w:sz w:val="16"/>
+                <w:szCs w:val="16"/>
+              </w:rPr>
+              <w:t xml:space="preserve">Different governance philosophy, not better or worse.</w:t>
+            </w:r>
+          </w:p>
+        </w:tc>
+      </w:tr>
+      <w:tr>
+        <w:trPr>
+          <w:cantSplit/>
+        </w:trPr>
+        <w:tc>
+          <w:tcPr>
+            <w:tcW w:type="dxa" w:w="1700"/>
+            <w:tcBorders>
+              <w:top w:val="single" w:color="C5CBD3" w:sz="4"/>
+              <w:left w:val="single" w:color="C5CBD3" w:sz="4"/>
+              <w:bottom w:val="single" w:color="C5CBD3" w:sz="4"/>
+              <w:right w:val="single" w:color="C5CBD3" w:sz="4"/>
+            </w:tcBorders>
+            <w:shd w:fill="F2F4F7" w:color="auto" w:val="clear"/>
+            <w:tcMar>
+              <w:top w:type="dxa" w:w="60"/>
+              <w:left w:type="dxa" w:w="100"/>
+              <w:bottom w:type="dxa" w:w="60"/>
+              <w:right w:type="dxa" w:w="100"/>
+            </w:tcMar>
+            <w:vAlign w:val="top"/>
+          </w:tcPr>
+          <w:p>
+            <w:pPr>
+              <w:spacing w:after="20" w:line="232"/>
+            </w:pPr>
+            <w:r>
+              <w:rPr>
+                <w:rFonts w:ascii="Calibri" w:cs="Calibri" w:eastAsia="Calibri" w:hAnsi="Calibri"/>
+                <w:b/>
+                <w:bCs/>
+                <w:color w:val="222222"/>
+                <w:sz w:val="16"/>
+                <w:szCs w:val="16"/>
+              </w:rPr>
+              <w:t xml:space="preserve">Turnkey external-user portal</w:t>
+            </w:r>
+          </w:p>
+        </w:tc>
+        <w:tc>
+          <w:tcPr>
+            <w:tcW w:type="dxa" w:w="2300"/>
+            <w:tcBorders>
+              <w:top w:val="single" w:color="C5CBD3" w:sz="4"/>
+              <w:left w:val="single" w:color="C5CBD3" w:sz="4"/>
+              <w:bottom w:val="single" w:color="C5CBD3" w:sz="4"/>
+              <w:right w:val="single" w:color="C5CBD3" w:sz="4"/>
+            </w:tcBorders>
+            <w:shd w:fill="E8F5E9" w:color="auto" w:val="clear"/>
+            <w:tcMar>
+              <w:top w:type="dxa" w:w="60"/>
+              <w:left w:type="dxa" w:w="100"/>
+              <w:bottom w:type="dxa" w:w="60"/>
+              <w:right w:type="dxa" w:w="100"/>
+            </w:tcMar>
+            <w:vAlign w:val="top"/>
+          </w:tcPr>
+          <w:p>
+            <w:pPr>
+              <w:spacing w:after="20" w:line="232"/>
+            </w:pPr>
+            <w:r>
+              <w:rPr>
+                <w:rFonts w:ascii="Calibri" w:cs="Calibri" w:eastAsia="Calibri" w:hAnsi="Calibri"/>
+                <w:b/>
+                <w:bCs/>
+                <w:color w:val="222222"/>
+                <w:sz w:val="16"/>
+                <w:szCs w:val="16"/>
+              </w:rPr>
+              <w:t xml:space="preserve">Native.</w:t>
+            </w:r>
+            <w:r>
+              <w:rPr>
+                <w:rFonts w:ascii="Calibri" w:cs="Calibri" w:eastAsia="Calibri" w:hAnsi="Calibri"/>
+                <w:color w:val="222222"/>
+                <w:sz w:val="16"/>
+                <w:szCs w:val="16"/>
+              </w:rPr>
+              <w:t xml:space="preserve"> Power Pages: self-service registration, invitations, contact-linked profiles, web roles and table permissions.</w:t>
+            </w:r>
+          </w:p>
+        </w:tc>
+        <w:tc>
+          <w:tcPr>
+            <w:tcW w:type="dxa" w:w="1700"/>
+            <w:tcBorders>
+              <w:top w:val="single" w:color="C5CBD3" w:sz="4"/>
+              <w:left w:val="single" w:color="C5CBD3" w:sz="4"/>
+              <w:bottom w:val="single" w:color="C5CBD3" w:sz="4"/>
+              <w:right w:val="single" w:color="C5CBD3" w:sz="4"/>
+            </w:tcBorders>
+            <w:shd w:fill="FFF4E0" w:color="auto" w:val="clear"/>
+            <w:tcMar>
+              <w:top w:type="dxa" w:w="60"/>
+              <w:left w:type="dxa" w:w="100"/>
+              <w:bottom w:type="dxa" w:w="60"/>
+              <w:right w:type="dxa" w:w="100"/>
+            </w:tcMar>
+            <w:vAlign w:val="top"/>
+          </w:tcPr>
+          <w:p>
+            <w:pPr>
+              <w:spacing w:after="20" w:line="232"/>
+            </w:pPr>
+            <w:r>
+              <w:rPr>
+                <w:rFonts w:ascii="Calibri" w:cs="Calibri" w:eastAsia="Calibri" w:hAnsi="Calibri"/>
+                <w:b/>
+                <w:bCs/>
+                <w:color w:val="222222"/>
+                <w:sz w:val="16"/>
+                <w:szCs w:val="16"/>
+              </w:rPr>
+              <w:t xml:space="preserve">Workaround.</w:t>
+            </w:r>
+            <w:r>
+              <w:rPr>
+                <w:rFonts w:ascii="Calibri" w:cs="Calibri" w:eastAsia="Calibri" w:hAnsi="Calibri"/>
+                <w:color w:val="222222"/>
+                <w:sz w:val="16"/>
+                <w:szCs w:val="16"/>
+              </w:rPr>
+              <w:t xml:space="preserve"> Pre-configured sign-in and role invitations (25); custom OIDC on Standard; no profile or row-permission model.</w:t>
+            </w:r>
+          </w:p>
+        </w:tc>
+        <w:tc>
+          <w:tcPr>
+            <w:tcW w:type="dxa" w:w="2400"/>
+            <w:tcBorders>
+              <w:top w:val="single" w:color="C5CBD3" w:sz="4"/>
+              <w:left w:val="single" w:color="C5CBD3" w:sz="4"/>
+              <w:bottom w:val="single" w:color="C5CBD3" w:sz="4"/>
+              <w:right w:val="single" w:color="C5CBD3" w:sz="4"/>
+            </w:tcBorders>
+            <w:shd w:fill="E6F1FB" w:color="auto" w:val="clear"/>
+            <w:tcMar>
+              <w:top w:type="dxa" w:w="60"/>
+              <w:left w:type="dxa" w:w="100"/>
+              <w:bottom w:type="dxa" w:w="60"/>
+              <w:right w:type="dxa" w:w="100"/>
+            </w:tcMar>
+            <w:vAlign w:val="top"/>
+          </w:tcPr>
+          <w:p>
+            <w:pPr>
+              <w:spacing w:after="20" w:line="232"/>
+            </w:pPr>
+            <w:r>
+              <w:rPr>
+                <w:rFonts w:ascii="Calibri" w:cs="Calibri" w:eastAsia="Calibri" w:hAnsi="Calibri"/>
+                <w:b/>
+                <w:bCs/>
+                <w:color w:val="222222"/>
+                <w:sz w:val="16"/>
+                <w:szCs w:val="16"/>
+              </w:rPr>
+              <w:t xml:space="preserve">With Azure:</w:t>
+            </w:r>
+            <w:r>
+              <w:rPr>
+                <w:rFonts w:ascii="Calibri" w:cs="Calibri" w:eastAsia="Calibri" w:hAnsi="Calibri"/>
+                <w:color w:val="222222"/>
+                <w:sz w:val="16"/>
+                <w:szCs w:val="16"/>
+              </w:rPr>
+              <w:t xml:space="preserve"> Entra External ID (free to 50,000 monthly active users) for sign-up/sign-in, plus your own API enforcing permissions.</w:t>
+            </w:r>
+          </w:p>
+        </w:tc>
+        <w:tc>
+          <w:tcPr>
+            <w:tcW w:type="dxa" w:w="1980"/>
+            <w:tcBorders>
+              <w:top w:val="single" w:color="C5CBD3" w:sz="4"/>
+              <w:left w:val="single" w:color="C5CBD3" w:sz="4"/>
+              <w:bottom w:val="single" w:color="C5CBD3" w:sz="4"/>
+              <w:right w:val="single" w:color="C5CBD3" w:sz="4"/>
+            </w:tcBorders>
+            <w:tcMar>
+              <w:top w:type="dxa" w:w="60"/>
+              <w:left w:type="dxa" w:w="100"/>
+              <w:bottom w:type="dxa" w:w="60"/>
+              <w:right w:type="dxa" w:w="100"/>
+            </w:tcMar>
+            <w:vAlign w:val="top"/>
+          </w:tcPr>
+          <w:p>
+            <w:pPr>
+              <w:spacing w:after="20" w:line="232"/>
+            </w:pPr>
+          </w:p>
+        </w:tc>
+      </w:tr>
+      <w:tr>
+        <w:trPr>
+          <w:cantSplit/>
+        </w:trPr>
+        <w:tc>
+          <w:tcPr>
+            <w:tcW w:type="dxa" w:w="1700"/>
+            <w:tcBorders>
+              <w:top w:val="single" w:color="C5CBD3" w:sz="4"/>
+              <w:left w:val="single" w:color="C5CBD3" w:sz="4"/>
+              <w:bottom w:val="single" w:color="C5CBD3" w:sz="4"/>
+              <w:right w:val="single" w:color="C5CBD3" w:sz="4"/>
+            </w:tcBorders>
+            <w:shd w:fill="F2F4F7" w:color="auto" w:val="clear"/>
+            <w:tcMar>
+              <w:top w:type="dxa" w:w="60"/>
+              <w:left w:type="dxa" w:w="100"/>
+              <w:bottom w:type="dxa" w:w="60"/>
+              <w:right w:type="dxa" w:w="100"/>
+            </w:tcMar>
+            <w:vAlign w:val="top"/>
+          </w:tcPr>
+          <w:p>
+            <w:pPr>
+              <w:spacing w:after="20" w:line="232"/>
+            </w:pPr>
+            <w:r>
+              <w:rPr>
+                <w:rFonts w:ascii="Calibri" w:cs="Calibri" w:eastAsia="Calibri" w:hAnsi="Calibri"/>
+                <w:b/>
+                <w:bCs/>
+                <w:color w:val="222222"/>
+                <w:sz w:val="16"/>
+                <w:szCs w:val="16"/>
+              </w:rPr>
+              <w:t xml:space="preserve">In-context embedding in Microsoft 365</w:t>
+            </w:r>
+          </w:p>
+        </w:tc>
+        <w:tc>
+          <w:tcPr>
+            <w:tcW w:type="dxa" w:w="2300"/>
+            <w:tcBorders>
+              <w:top w:val="single" w:color="C5CBD3" w:sz="4"/>
+              <w:left w:val="single" w:color="C5CBD3" w:sz="4"/>
+              <w:bottom w:val="single" w:color="C5CBD3" w:sz="4"/>
+              <w:right w:val="single" w:color="C5CBD3" w:sz="4"/>
+            </w:tcBorders>
+            <w:shd w:fill="E8F5E9" w:color="auto" w:val="clear"/>
+            <w:tcMar>
+              <w:top w:type="dxa" w:w="60"/>
+              <w:left w:type="dxa" w:w="100"/>
+              <w:bottom w:type="dxa" w:w="60"/>
+              <w:right w:type="dxa" w:w="100"/>
+            </w:tcMar>
+            <w:vAlign w:val="top"/>
+          </w:tcPr>
+          <w:p>
+            <w:pPr>
+              <w:spacing w:after="20" w:line="232"/>
+            </w:pPr>
+            <w:r>
+              <w:rPr>
+                <w:rFonts w:ascii="Calibri" w:cs="Calibri" w:eastAsia="Calibri" w:hAnsi="Calibri"/>
+                <w:b/>
+                <w:bCs/>
+                <w:color w:val="222222"/>
+                <w:sz w:val="16"/>
+                <w:szCs w:val="16"/>
+              </w:rPr>
+              <w:t xml:space="preserve">Native.</w:t>
+            </w:r>
+            <w:r>
+              <w:rPr>
+                <w:rFonts w:ascii="Calibri" w:cs="Calibri" w:eastAsia="Calibri" w:hAnsi="Calibri"/>
+                <w:color w:val="222222"/>
+                <w:sz w:val="16"/>
+                <w:szCs w:val="16"/>
+              </w:rPr>
+              <w:t xml:space="preserve"> Canvas apps as SharePoint list forms and Teams personal apps with minimal setup.</w:t>
+            </w:r>
+          </w:p>
+        </w:tc>
+        <w:tc>
+          <w:tcPr>
+            <w:tcW w:type="dxa" w:w="1700"/>
+            <w:tcBorders>
+              <w:top w:val="single" w:color="C5CBD3" w:sz="4"/>
+              <w:left w:val="single" w:color="C5CBD3" w:sz="4"/>
+              <w:bottom w:val="single" w:color="C5CBD3" w:sz="4"/>
+              <w:right w:val="single" w:color="C5CBD3" w:sz="4"/>
+            </w:tcBorders>
+            <w:shd w:fill="FBE9E7" w:color="auto" w:val="clear"/>
+            <w:tcMar>
+              <w:top w:type="dxa" w:w="60"/>
+              <w:left w:type="dxa" w:w="100"/>
+              <w:bottom w:type="dxa" w:w="60"/>
+              <w:right w:type="dxa" w:w="100"/>
+            </w:tcMar>
+            <w:vAlign w:val="top"/>
+          </w:tcPr>
+          <w:p>
+            <w:pPr>
+              <w:spacing w:after="20" w:line="232"/>
+            </w:pPr>
+            <w:r>
+              <w:rPr>
+                <w:rFonts w:ascii="Calibri" w:cs="Calibri" w:eastAsia="Calibri" w:hAnsi="Calibri"/>
+                <w:b/>
+                <w:bCs/>
+                <w:color w:val="222222"/>
+                <w:sz w:val="16"/>
+                <w:szCs w:val="16"/>
+              </w:rPr>
+              <w:t xml:space="preserve">Not possible.</w:t>
+            </w:r>
+            <w:r>
+              <w:rPr>
+                <w:rFonts w:ascii="Calibri" w:cs="Calibri" w:eastAsia="Calibri" w:hAnsi="Calibri"/>
+                <w:color w:val="222222"/>
+                <w:sz w:val="16"/>
+                <w:szCs w:val="16"/>
+              </w:rPr>
+              <w:t xml:space="preserve"> Cannot replace a SharePoint list form (that needs the SharePoint Framework).</w:t>
+            </w:r>
+          </w:p>
+        </w:tc>
+        <w:tc>
+          <w:tcPr>
+            <w:tcW w:type="dxa" w:w="2400"/>
+            <w:tcBorders>
+              <w:top w:val="single" w:color="C5CBD3" w:sz="4"/>
+              <w:left w:val="single" w:color="C5CBD3" w:sz="4"/>
+              <w:bottom w:val="single" w:color="C5CBD3" w:sz="4"/>
+              <w:right w:val="single" w:color="C5CBD3" w:sz="4"/>
+            </w:tcBorders>
+            <w:shd w:fill="FFF4E0" w:color="auto" w:val="clear"/>
+            <w:tcMar>
+              <w:top w:type="dxa" w:w="60"/>
+              <w:left w:type="dxa" w:w="100"/>
+              <w:bottom w:type="dxa" w:w="60"/>
+              <w:right w:type="dxa" w:w="100"/>
+            </w:tcMar>
+            <w:vAlign w:val="top"/>
+          </w:tcPr>
+          <w:p>
+            <w:pPr>
+              <w:spacing w:after="20" w:line="232"/>
+            </w:pPr>
+            <w:r>
+              <w:rPr>
+                <w:rFonts w:ascii="Calibri" w:cs="Calibri" w:eastAsia="Calibri" w:hAnsi="Calibri"/>
+                <w:b/>
+                <w:bCs/>
+                <w:color w:val="222222"/>
+                <w:sz w:val="16"/>
+                <w:szCs w:val="16"/>
+              </w:rPr>
+              <w:t xml:space="preserve">Workaround.</w:t>
+            </w:r>
+            <w:r>
+              <w:rPr>
+                <w:rFonts w:ascii="Calibri" w:cs="Calibri" w:eastAsia="Calibri" w:hAnsi="Calibri"/>
+                <w:color w:val="222222"/>
+                <w:sz w:val="16"/>
+                <w:szCs w:val="16"/>
+              </w:rPr>
+              <w:t xml:space="preserve"> Can be a Teams tab app through a Teams app manifest and SSO — extra build.</w:t>
+            </w:r>
+          </w:p>
+        </w:tc>
+        <w:tc>
+          <w:tcPr>
+            <w:tcW w:type="dxa" w:w="1980"/>
+            <w:tcBorders>
+              <w:top w:val="single" w:color="C5CBD3" w:sz="4"/>
+              <w:left w:val="single" w:color="C5CBD3" w:sz="4"/>
+              <w:bottom w:val="single" w:color="C5CBD3" w:sz="4"/>
+              <w:right w:val="single" w:color="C5CBD3" w:sz="4"/>
+            </w:tcBorders>
+            <w:tcMar>
+              <w:top w:type="dxa" w:w="60"/>
+              <w:left w:type="dxa" w:w="100"/>
+              <w:bottom w:type="dxa" w:w="60"/>
+              <w:right w:type="dxa" w:w="100"/>
+            </w:tcMar>
+            <w:vAlign w:val="top"/>
+          </w:tcPr>
+          <w:p>
+            <w:pPr>
+              <w:spacing w:after="20" w:line="232"/>
+            </w:pPr>
+            <w:r>
+              <w:rPr>
+                <w:rFonts w:ascii="Calibri" w:cs="Calibri" w:eastAsia="Calibri" w:hAnsi="Calibri"/>
+                <w:color w:val="222222"/>
+                <w:sz w:val="16"/>
+                <w:szCs w:val="16"/>
+              </w:rPr>
+              <w:t xml:space="preserve">Power Apps Code Apps reportedly cannot be embedded in Teams or replace SharePoint forms.</w:t>
+            </w:r>
+          </w:p>
+        </w:tc>
+      </w:tr>
+    </w:tbl>
+    <w:p>
+      <w:pPr>
+        <w:pStyle w:val="Heading2"/>
+        <w:keepNext/>
+      </w:pPr>
+      <w:r>
+        <w:rPr>
+          <w:rFonts w:ascii="Calibri" w:cs="Calibri" w:eastAsia="Calibri" w:hAnsi="Calibri"/>
+        </w:rPr>
+        <w:t xml:space="preserve">6.4  Azure services that extend SWA (and what each needs)</w:t>
+      </w:r>
+    </w:p>
+    <w:p>
+      <w:pPr>
+        <w:spacing w:after="120" w:before="0" w:line="276"/>
+      </w:pPr>
+      <w:r>
+        <w:rPr>
+          <w:rFonts w:ascii="Calibri" w:cs="Calibri" w:eastAsia="Calibri" w:hAnsi="Calibri"/>
+          <w:color w:val="222222"/>
+          <w:sz w:val="21"/>
+          <w:szCs w:val="21"/>
+        </w:rPr>
+        <w:t xml:space="preserve">SWA on its own is front-end hosting plus a small HTTP API. Nearly every gap in 6.3 is closed by adding one of these services — at the price of extra cost, design work and operations:</w:t>
+      </w:r>
+    </w:p>
+    <w:tbl>
+      <w:tblPr>
+        <w:tblW w:type="dxa" w:w="10080"/>
+        <w:tblBorders>
+          <w:top w:val="single" w:color="auto" w:sz="4"/>
+          <w:left w:val="single" w:color="auto" w:sz="4"/>
+          <w:bottom w:val="single" w:color="auto" w:sz="4"/>
+          <w:right w:val="single" w:color="auto" w:sz="4"/>
+          <w:insideH w:val="single" w:color="auto" w:sz="4"/>
+          <w:insideV w:val="single" w:color="auto" w:sz="4"/>
+        </w:tblBorders>
+      </w:tblPr>
+      <w:tblGrid>
+        <w:gridCol w:w="2500"/>
+        <w:gridCol w:w="4200"/>
+        <w:gridCol w:w="3380"/>
+      </w:tblGrid>
+      <w:tr>
+        <w:trPr>
+          <w:cantSplit/>
+          <w:tblHeader/>
+        </w:trPr>
+        <w:tc>
+          <w:tcPr>
+            <w:tcW w:type="dxa" w:w="2500"/>
+            <w:tcBorders>
+              <w:top w:val="single" w:color="C5CBD3" w:sz="4"/>
+              <w:left w:val="single" w:color="C5CBD3" w:sz="4"/>
+              <w:bottom w:val="single" w:color="C5CBD3" w:sz="4"/>
+              <w:right w:val="single" w:color="C5CBD3" w:sz="4"/>
+            </w:tcBorders>
+            <w:shd w:fill="1F2A44" w:color="auto" w:val="clear"/>
+            <w:tcMar>
+              <w:top w:type="dxa" w:w="60"/>
+              <w:left w:type="dxa" w:w="100"/>
+              <w:bottom w:type="dxa" w:w="60"/>
+              <w:right w:type="dxa" w:w="100"/>
+            </w:tcMar>
+            <w:vAlign w:val="top"/>
+          </w:tcPr>
+          <w:p>
+            <w:pPr>
+              <w:spacing w:after="40" w:line="252"/>
+            </w:pPr>
+            <w:r>
+              <w:rPr>
+                <w:rFonts w:ascii="Calibri" w:cs="Calibri" w:eastAsia="Calibri" w:hAnsi="Calibri"/>
+                <w:b/>
+                <w:bCs/>
+                <w:color w:val="FFFFFF"/>
+                <w:sz w:val="17"/>
+                <w:szCs w:val="17"/>
+              </w:rPr>
+              <w:t xml:space="preserve">Azure service used with SWA</w:t>
+            </w:r>
+          </w:p>
+        </w:tc>
+        <w:tc>
+          <w:tcPr>
+            <w:tcW w:type="dxa" w:w="4200"/>
+            <w:tcBorders>
+              <w:top w:val="single" w:color="C5CBD3" w:sz="4"/>
+              <w:left w:val="single" w:color="C5CBD3" w:sz="4"/>
+              <w:bottom w:val="single" w:color="C5CBD3" w:sz="4"/>
+              <w:right w:val="single" w:color="C5CBD3" w:sz="4"/>
+            </w:tcBorders>
+            <w:shd w:fill="1F2A44" w:color="auto" w:val="clear"/>
+            <w:tcMar>
+              <w:top w:type="dxa" w:w="60"/>
+              <w:left w:type="dxa" w:w="100"/>
+              <w:bottom w:type="dxa" w:w="60"/>
+              <w:right w:type="dxa" w:w="100"/>
+            </w:tcMar>
+            <w:vAlign w:val="top"/>
+          </w:tcPr>
+          <w:p>
+            <w:pPr>
+              <w:spacing w:after="40" w:line="252"/>
+            </w:pPr>
+            <w:r>
+              <w:rPr>
+                <w:rFonts w:ascii="Calibri" w:cs="Calibri" w:eastAsia="Calibri" w:hAnsi="Calibri"/>
+                <w:b/>
+                <w:bCs/>
+                <w:color w:val="FFFFFF"/>
+                <w:sz w:val="17"/>
+                <w:szCs w:val="17"/>
+              </w:rPr>
+              <w:t xml:space="preserve">What it adds</w:t>
+            </w:r>
+          </w:p>
+        </w:tc>
+        <w:tc>
+          <w:tcPr>
+            <w:tcW w:type="dxa" w:w="3380"/>
+            <w:tcBorders>
+              <w:top w:val="single" w:color="C5CBD3" w:sz="4"/>
+              <w:left w:val="single" w:color="C5CBD3" w:sz="4"/>
+              <w:bottom w:val="single" w:color="C5CBD3" w:sz="4"/>
+              <w:right w:val="single" w:color="C5CBD3" w:sz="4"/>
+            </w:tcBorders>
+            <w:shd w:fill="1F2A44" w:color="auto" w:val="clear"/>
+            <w:tcMar>
+              <w:top w:type="dxa" w:w="60"/>
+              <w:left w:type="dxa" w:w="100"/>
+              <w:bottom w:type="dxa" w:w="60"/>
+              <w:right w:type="dxa" w:w="100"/>
+            </w:tcMar>
+            <w:vAlign w:val="top"/>
+          </w:tcPr>
+          <w:p>
+            <w:pPr>
+              <w:spacing w:after="40" w:line="252"/>
+            </w:pPr>
+            <w:r>
+              <w:rPr>
+                <w:rFonts w:ascii="Calibri" w:cs="Calibri" w:eastAsia="Calibri" w:hAnsi="Calibri"/>
+                <w:b/>
+                <w:bCs/>
+                <w:color w:val="FFFFFF"/>
+                <w:sz w:val="17"/>
+                <w:szCs w:val="17"/>
+              </w:rPr>
+              <w:t xml:space="preserve">Plan / cost note</w:t>
+            </w:r>
+          </w:p>
+        </w:tc>
+      </w:tr>
+      <w:tr>
+        <w:trPr>
+          <w:cantSplit/>
+        </w:trPr>
+        <w:tc>
+          <w:tcPr>
+            <w:tcW w:type="dxa" w:w="2500"/>
+            <w:tcBorders>
+              <w:top w:val="single" w:color="C5CBD3" w:sz="4"/>
+              <w:left w:val="single" w:color="C5CBD3" w:sz="4"/>
+              <w:bottom w:val="single" w:color="C5CBD3" w:sz="4"/>
+              <w:right w:val="single" w:color="C5CBD3" w:sz="4"/>
+            </w:tcBorders>
+            <w:shd w:fill="F2F4F7" w:color="auto" w:val="clear"/>
+            <w:tcMar>
+              <w:top w:type="dxa" w:w="60"/>
+              <w:left w:type="dxa" w:w="100"/>
+              <w:bottom w:type="dxa" w:w="60"/>
+              <w:right w:type="dxa" w:w="100"/>
+            </w:tcMar>
+            <w:vAlign w:val="top"/>
+          </w:tcPr>
+          <w:p>
+            <w:pPr>
+              <w:spacing w:after="40" w:line="252"/>
+            </w:pPr>
+            <w:r>
+              <w:rPr>
+                <w:rFonts w:ascii="Calibri" w:cs="Calibri" w:eastAsia="Calibri" w:hAnsi="Calibri"/>
+                <w:b/>
+                <w:bCs/>
+                <w:color w:val="222222"/>
+                <w:sz w:val="17"/>
+                <w:szCs w:val="17"/>
+              </w:rPr>
+              <w:t xml:space="preserve">Azure Functions — managed (built into SWA)</w:t>
+            </w:r>
+          </w:p>
+        </w:tc>
+        <w:tc>
+          <w:tcPr>
+            <w:tcW w:type="dxa" w:w="4200"/>
+            <w:tcBorders>
+              <w:top w:val="single" w:color="C5CBD3" w:sz="4"/>
+              <w:left w:val="single" w:color="C5CBD3" w:sz="4"/>
+              <w:bottom w:val="single" w:color="C5CBD3" w:sz="4"/>
+              <w:right w:val="single" w:color="C5CBD3" w:sz="4"/>
+            </w:tcBorders>
+            <w:tcMar>
+              <w:top w:type="dxa" w:w="60"/>
+              <w:left w:type="dxa" w:w="100"/>
+              <w:bottom w:type="dxa" w:w="60"/>
+              <w:right w:type="dxa" w:w="100"/>
+            </w:tcMar>
+            <w:vAlign w:val="top"/>
+          </w:tcPr>
+          <w:p>
+            <w:pPr>
+              <w:spacing w:after="40" w:line="252"/>
+            </w:pPr>
+            <w:r>
+              <w:rPr>
+                <w:rFonts w:ascii="Calibri" w:cs="Calibri" w:eastAsia="Calibri" w:hAnsi="Calibri"/>
+                <w:color w:val="222222"/>
+                <w:sz w:val="17"/>
+                <w:szCs w:val="17"/>
+              </w:rPr>
+              <w:t xml:space="preserve">HTTP APIs at /api on the same origin; Node.js, .NET, Python</w:t>
+            </w:r>
+          </w:p>
+        </w:tc>
+        <w:tc>
+          <w:tcPr>
+            <w:tcW w:type="dxa" w:w="3380"/>
+            <w:tcBorders>
+              <w:top w:val="single" w:color="C5CBD3" w:sz="4"/>
+              <w:left w:val="single" w:color="C5CBD3" w:sz="4"/>
+              <w:bottom w:val="single" w:color="C5CBD3" w:sz="4"/>
+              <w:right w:val="single" w:color="C5CBD3" w:sz="4"/>
+            </w:tcBorders>
+            <w:tcMar>
+              <w:top w:type="dxa" w:w="60"/>
+              <w:left w:type="dxa" w:w="100"/>
+              <w:bottom w:type="dxa" w:w="60"/>
+              <w:right w:type="dxa" w:w="100"/>
+            </w:tcMar>
+            <w:vAlign w:val="top"/>
+          </w:tcPr>
+          <w:p>
+            <w:pPr>
+              <w:spacing w:after="40" w:line="252"/>
+            </w:pPr>
+            <w:r>
+              <w:rPr>
+                <w:rFonts w:ascii="Calibri" w:cs="Calibri" w:eastAsia="Calibri" w:hAnsi="Calibri"/>
+                <w:color w:val="222222"/>
+                <w:sz w:val="17"/>
+                <w:szCs w:val="17"/>
+              </w:rPr>
+              <w:t xml:space="preserve">Free and Standard plans. HTTP triggers only; about 45-second execution limit</w:t>
+            </w:r>
+          </w:p>
+        </w:tc>
+      </w:tr>
+      <w:tr>
+        <w:trPr>
+          <w:cantSplit/>
+        </w:trPr>
+        <w:tc>
+          <w:tcPr>
+            <w:tcW w:type="dxa" w:w="2500"/>
+            <w:tcBorders>
+              <w:top w:val="single" w:color="C5CBD3" w:sz="4"/>
+              <w:left w:val="single" w:color="C5CBD3" w:sz="4"/>
+              <w:bottom w:val="single" w:color="C5CBD3" w:sz="4"/>
+              <w:right w:val="single" w:color="C5CBD3" w:sz="4"/>
+            </w:tcBorders>
+            <w:shd w:fill="F2F4F7" w:color="auto" w:val="clear"/>
+            <w:tcMar>
+              <w:top w:type="dxa" w:w="60"/>
+              <w:left w:type="dxa" w:w="100"/>
+              <w:bottom w:type="dxa" w:w="60"/>
+              <w:right w:type="dxa" w:w="100"/>
+            </w:tcMar>
+            <w:vAlign w:val="top"/>
+          </w:tcPr>
+          <w:p>
+            <w:pPr>
+              <w:spacing w:after="40" w:line="252"/>
+            </w:pPr>
+            <w:r>
+              <w:rPr>
+                <w:rFonts w:ascii="Calibri" w:cs="Calibri" w:eastAsia="Calibri" w:hAnsi="Calibri"/>
+                <w:b/>
+                <w:bCs/>
+                <w:color w:val="222222"/>
+                <w:sz w:val="17"/>
+                <w:szCs w:val="17"/>
+              </w:rPr>
+              <w:t xml:space="preserve">Azure Functions — your own (linked backend)</w:t>
+            </w:r>
+          </w:p>
+        </w:tc>
+        <w:tc>
+          <w:tcPr>
+            <w:tcW w:type="dxa" w:w="4200"/>
+            <w:tcBorders>
+              <w:top w:val="single" w:color="C5CBD3" w:sz="4"/>
+              <w:left w:val="single" w:color="C5CBD3" w:sz="4"/>
+              <w:bottom w:val="single" w:color="C5CBD3" w:sz="4"/>
+              <w:right w:val="single" w:color="C5CBD3" w:sz="4"/>
+            </w:tcBorders>
+            <w:tcMar>
+              <w:top w:type="dxa" w:w="60"/>
+              <w:left w:type="dxa" w:w="100"/>
+              <w:bottom w:type="dxa" w:w="60"/>
+              <w:right w:type="dxa" w:w="100"/>
+            </w:tcMar>
+            <w:vAlign w:val="top"/>
+          </w:tcPr>
+          <w:p>
+            <w:pPr>
+              <w:spacing w:after="40" w:line="252"/>
+            </w:pPr>
+            <w:r>
+              <w:rPr>
+                <w:rFonts w:ascii="Calibri" w:cs="Calibri" w:eastAsia="Calibri" w:hAnsi="Calibri"/>
+                <w:color w:val="222222"/>
+                <w:sz w:val="17"/>
+                <w:szCs w:val="17"/>
+              </w:rPr>
+              <w:t xml:space="preserve">Timers, queues, Event Grid, SignalR triggers, Durable Functions</w:t>
+            </w:r>
+          </w:p>
+        </w:tc>
+        <w:tc>
+          <w:tcPr>
+            <w:tcW w:type="dxa" w:w="3380"/>
+            <w:tcBorders>
+              <w:top w:val="single" w:color="C5CBD3" w:sz="4"/>
+              <w:left w:val="single" w:color="C5CBD3" w:sz="4"/>
+              <w:bottom w:val="single" w:color="C5CBD3" w:sz="4"/>
+              <w:right w:val="single" w:color="C5CBD3" w:sz="4"/>
+            </w:tcBorders>
+            <w:tcMar>
+              <w:top w:type="dxa" w:w="60"/>
+              <w:left w:type="dxa" w:w="100"/>
+              <w:bottom w:type="dxa" w:w="60"/>
+              <w:right w:type="dxa" w:w="100"/>
+            </w:tcMar>
+            <w:vAlign w:val="top"/>
+          </w:tcPr>
+          <w:p>
+            <w:pPr>
+              <w:spacing w:after="40" w:line="252"/>
+            </w:pPr>
+            <w:r>
+              <w:rPr>
+                <w:rFonts w:ascii="Calibri" w:cs="Calibri" w:eastAsia="Calibri" w:hAnsi="Calibri"/>
+                <w:b/>
+                <w:bCs/>
+                <w:color w:val="222222"/>
+                <w:sz w:val="17"/>
+                <w:szCs w:val="17"/>
+              </w:rPr>
+              <w:t xml:space="preserve">Standard plan required</w:t>
+            </w:r>
+            <w:r>
+              <w:rPr>
+                <w:rFonts w:ascii="Calibri" w:cs="Calibri" w:eastAsia="Calibri" w:hAnsi="Calibri"/>
+                <w:color w:val="222222"/>
+                <w:sz w:val="17"/>
+                <w:szCs w:val="17"/>
+              </w:rPr>
+              <w:t xml:space="preserve">; Functions hosting billed separately</w:t>
+            </w:r>
+          </w:p>
+        </w:tc>
+      </w:tr>
+      <w:tr>
+        <w:trPr>
+          <w:cantSplit/>
+        </w:trPr>
+        <w:tc>
+          <w:tcPr>
+            <w:tcW w:type="dxa" w:w="2500"/>
+            <w:tcBorders>
+              <w:top w:val="single" w:color="C5CBD3" w:sz="4"/>
+              <w:left w:val="single" w:color="C5CBD3" w:sz="4"/>
+              <w:bottom w:val="single" w:color="C5CBD3" w:sz="4"/>
+              <w:right w:val="single" w:color="C5CBD3" w:sz="4"/>
+            </w:tcBorders>
+            <w:shd w:fill="F2F4F7" w:color="auto" w:val="clear"/>
+            <w:tcMar>
+              <w:top w:type="dxa" w:w="60"/>
+              <w:left w:type="dxa" w:w="100"/>
+              <w:bottom w:type="dxa" w:w="60"/>
+              <w:right w:type="dxa" w:w="100"/>
+            </w:tcMar>
+            <w:vAlign w:val="top"/>
+          </w:tcPr>
+          <w:p>
+            <w:pPr>
+              <w:spacing w:after="40" w:line="252"/>
+            </w:pPr>
+            <w:r>
+              <w:rPr>
+                <w:rFonts w:ascii="Calibri" w:cs="Calibri" w:eastAsia="Calibri" w:hAnsi="Calibri"/>
+                <w:b/>
+                <w:bCs/>
+                <w:color w:val="222222"/>
+                <w:sz w:val="17"/>
+                <w:szCs w:val="17"/>
+              </w:rPr>
+              <w:t xml:space="preserve">Azure Container Apps / App Service / API Management (linked backend)</w:t>
+            </w:r>
+          </w:p>
+        </w:tc>
+        <w:tc>
+          <w:tcPr>
+            <w:tcW w:type="dxa" w:w="4200"/>
+            <w:tcBorders>
+              <w:top w:val="single" w:color="C5CBD3" w:sz="4"/>
+              <w:left w:val="single" w:color="C5CBD3" w:sz="4"/>
+              <w:bottom w:val="single" w:color="C5CBD3" w:sz="4"/>
+              <w:right w:val="single" w:color="C5CBD3" w:sz="4"/>
+            </w:tcBorders>
+            <w:tcMar>
+              <w:top w:type="dxa" w:w="60"/>
+              <w:left w:type="dxa" w:w="100"/>
+              <w:bottom w:type="dxa" w:w="60"/>
+              <w:right w:type="dxa" w:w="100"/>
+            </w:tcMar>
+            <w:vAlign w:val="top"/>
+          </w:tcPr>
+          <w:p>
+            <w:pPr>
+              <w:spacing w:after="40" w:line="252"/>
+            </w:pPr>
+            <w:r>
+              <w:rPr>
+                <w:rFonts w:ascii="Calibri" w:cs="Calibri" w:eastAsia="Calibri" w:hAnsi="Calibri"/>
+                <w:color w:val="222222"/>
+                <w:sz w:val="17"/>
+                <w:szCs w:val="17"/>
+              </w:rPr>
+              <w:t xml:space="preserve">Any language or container; long-running services; API gateway features</w:t>
+            </w:r>
+          </w:p>
+        </w:tc>
+        <w:tc>
+          <w:tcPr>
+            <w:tcW w:type="dxa" w:w="3380"/>
+            <w:tcBorders>
+              <w:top w:val="single" w:color="C5CBD3" w:sz="4"/>
+              <w:left w:val="single" w:color="C5CBD3" w:sz="4"/>
+              <w:bottom w:val="single" w:color="C5CBD3" w:sz="4"/>
+              <w:right w:val="single" w:color="C5CBD3" w:sz="4"/>
+            </w:tcBorders>
+            <w:tcMar>
+              <w:top w:type="dxa" w:w="60"/>
+              <w:left w:type="dxa" w:w="100"/>
+              <w:bottom w:type="dxa" w:w="60"/>
+              <w:right w:type="dxa" w:w="100"/>
+            </w:tcMar>
+            <w:vAlign w:val="top"/>
+          </w:tcPr>
+          <w:p>
+            <w:pPr>
+              <w:spacing w:after="40" w:line="252"/>
+            </w:pPr>
+            <w:r>
+              <w:rPr>
+                <w:rFonts w:ascii="Calibri" w:cs="Calibri" w:eastAsia="Calibri" w:hAnsi="Calibri"/>
+                <w:b/>
+                <w:bCs/>
+                <w:color w:val="222222"/>
+                <w:sz w:val="17"/>
+                <w:szCs w:val="17"/>
+              </w:rPr>
+              <w:t xml:space="preserve">Standard plan required</w:t>
+            </w:r>
+            <w:r>
+              <w:rPr>
+                <w:rFonts w:ascii="Calibri" w:cs="Calibri" w:eastAsia="Calibri" w:hAnsi="Calibri"/>
+                <w:color w:val="222222"/>
+                <w:sz w:val="17"/>
+                <w:szCs w:val="17"/>
+              </w:rPr>
+              <w:t xml:space="preserve">; billed separately</w:t>
+            </w:r>
+          </w:p>
+        </w:tc>
+      </w:tr>
+      <w:tr>
+        <w:trPr>
+          <w:cantSplit/>
+        </w:trPr>
+        <w:tc>
+          <w:tcPr>
+            <w:tcW w:type="dxa" w:w="2500"/>
+            <w:tcBorders>
+              <w:top w:val="single" w:color="C5CBD3" w:sz="4"/>
+              <w:left w:val="single" w:color="C5CBD3" w:sz="4"/>
+              <w:bottom w:val="single" w:color="C5CBD3" w:sz="4"/>
+              <w:right w:val="single" w:color="C5CBD3" w:sz="4"/>
+            </w:tcBorders>
+            <w:shd w:fill="F2F4F7" w:color="auto" w:val="clear"/>
+            <w:tcMar>
+              <w:top w:type="dxa" w:w="60"/>
+              <w:left w:type="dxa" w:w="100"/>
+              <w:bottom w:type="dxa" w:w="60"/>
+              <w:right w:type="dxa" w:w="100"/>
+            </w:tcMar>
+            <w:vAlign w:val="top"/>
+          </w:tcPr>
+          <w:p>
+            <w:pPr>
+              <w:spacing w:after="40" w:line="252"/>
+            </w:pPr>
+            <w:r>
+              <w:rPr>
+                <w:rFonts w:ascii="Calibri" w:cs="Calibri" w:eastAsia="Calibri" w:hAnsi="Calibri"/>
+                <w:b/>
+                <w:bCs/>
+                <w:color w:val="222222"/>
+                <w:sz w:val="17"/>
+                <w:szCs w:val="17"/>
+              </w:rPr>
+              <w:t xml:space="preserve">Azure SQL / Cosmos DB / Storage</w:t>
+            </w:r>
+          </w:p>
+        </w:tc>
+        <w:tc>
+          <w:tcPr>
+            <w:tcW w:type="dxa" w:w="4200"/>
+            <w:tcBorders>
+              <w:top w:val="single" w:color="C5CBD3" w:sz="4"/>
+              <w:left w:val="single" w:color="C5CBD3" w:sz="4"/>
+              <w:bottom w:val="single" w:color="C5CBD3" w:sz="4"/>
+              <w:right w:val="single" w:color="C5CBD3" w:sz="4"/>
+            </w:tcBorders>
+            <w:tcMar>
+              <w:top w:type="dxa" w:w="60"/>
+              <w:left w:type="dxa" w:w="100"/>
+              <w:bottom w:type="dxa" w:w="60"/>
+              <w:right w:type="dxa" w:w="100"/>
+            </w:tcMar>
+            <w:vAlign w:val="top"/>
+          </w:tcPr>
+          <w:p>
+            <w:pPr>
+              <w:spacing w:after="40" w:line="252"/>
+            </w:pPr>
+            <w:r>
+              <w:rPr>
+                <w:rFonts w:ascii="Calibri" w:cs="Calibri" w:eastAsia="Calibri" w:hAnsi="Calibri"/>
+                <w:color w:val="222222"/>
+                <w:sz w:val="17"/>
+                <w:szCs w:val="17"/>
+              </w:rPr>
+              <w:t xml:space="preserve">The data layer SWA lacks; row-level security (SQL), global distribution (Cosmos)</w:t>
+            </w:r>
+          </w:p>
+        </w:tc>
+        <w:tc>
+          <w:tcPr>
+            <w:tcW w:type="dxa" w:w="3380"/>
+            <w:tcBorders>
+              <w:top w:val="single" w:color="C5CBD3" w:sz="4"/>
+              <w:left w:val="single" w:color="C5CBD3" w:sz="4"/>
+              <w:bottom w:val="single" w:color="C5CBD3" w:sz="4"/>
+              <w:right w:val="single" w:color="C5CBD3" w:sz="4"/>
+            </w:tcBorders>
+            <w:tcMar>
+              <w:top w:type="dxa" w:w="60"/>
+              <w:left w:type="dxa" w:w="100"/>
+              <w:bottom w:type="dxa" w:w="60"/>
+              <w:right w:type="dxa" w:w="100"/>
+            </w:tcMar>
+            <w:vAlign w:val="top"/>
+          </w:tcPr>
+          <w:p>
+            <w:pPr>
+              <w:spacing w:after="40" w:line="252"/>
+            </w:pPr>
+            <w:r>
+              <w:rPr>
+                <w:rFonts w:ascii="Calibri" w:cs="Calibri" w:eastAsia="Calibri" w:hAnsi="Calibri"/>
+                <w:color w:val="222222"/>
+                <w:sz w:val="17"/>
+                <w:szCs w:val="17"/>
+              </w:rPr>
+              <w:t xml:space="preserve">Usage-based; you design schema, security and backups</w:t>
+            </w:r>
+          </w:p>
+        </w:tc>
+      </w:tr>
+      <w:tr>
+        <w:trPr>
+          <w:cantSplit/>
+        </w:trPr>
+        <w:tc>
+          <w:tcPr>
+            <w:tcW w:type="dxa" w:w="2500"/>
+            <w:tcBorders>
+              <w:top w:val="single" w:color="C5CBD3" w:sz="4"/>
+              <w:left w:val="single" w:color="C5CBD3" w:sz="4"/>
+              <w:bottom w:val="single" w:color="C5CBD3" w:sz="4"/>
+              <w:right w:val="single" w:color="C5CBD3" w:sz="4"/>
+            </w:tcBorders>
+            <w:shd w:fill="F2F4F7" w:color="auto" w:val="clear"/>
+            <w:tcMar>
+              <w:top w:type="dxa" w:w="60"/>
+              <w:left w:type="dxa" w:w="100"/>
+              <w:bottom w:type="dxa" w:w="60"/>
+              <w:right w:type="dxa" w:w="100"/>
+            </w:tcMar>
+            <w:vAlign w:val="top"/>
+          </w:tcPr>
+          <w:p>
+            <w:pPr>
+              <w:spacing w:after="40" w:line="252"/>
+            </w:pPr>
+            <w:r>
+              <w:rPr>
+                <w:rFonts w:ascii="Calibri" w:cs="Calibri" w:eastAsia="Calibri" w:hAnsi="Calibri"/>
+                <w:b/>
+                <w:bCs/>
+                <w:color w:val="222222"/>
+                <w:sz w:val="17"/>
+                <w:szCs w:val="17"/>
+              </w:rPr>
+              <w:t xml:space="preserve">Azure SignalR Service / Web PubSub</w:t>
+            </w:r>
+          </w:p>
+        </w:tc>
+        <w:tc>
+          <w:tcPr>
+            <w:tcW w:type="dxa" w:w="4200"/>
+            <w:tcBorders>
+              <w:top w:val="single" w:color="C5CBD3" w:sz="4"/>
+              <w:left w:val="single" w:color="C5CBD3" w:sz="4"/>
+              <w:bottom w:val="single" w:color="C5CBD3" w:sz="4"/>
+              <w:right w:val="single" w:color="C5CBD3" w:sz="4"/>
+            </w:tcBorders>
+            <w:tcMar>
+              <w:top w:type="dxa" w:w="60"/>
+              <w:left w:type="dxa" w:w="100"/>
+              <w:bottom w:type="dxa" w:w="60"/>
+              <w:right w:type="dxa" w:w="100"/>
+            </w:tcMar>
+            <w:vAlign w:val="top"/>
+          </w:tcPr>
+          <w:p>
+            <w:pPr>
+              <w:spacing w:after="40" w:line="252"/>
+            </w:pPr>
+            <w:r>
+              <w:rPr>
+                <w:rFonts w:ascii="Calibri" w:cs="Calibri" w:eastAsia="Calibri" w:hAnsi="Calibri"/>
+                <w:color w:val="222222"/>
+                <w:sz w:val="17"/>
+                <w:szCs w:val="17"/>
+              </w:rPr>
+              <w:t xml:space="preserve">Real-time push and WebSockets</w:t>
+            </w:r>
+          </w:p>
+        </w:tc>
+        <w:tc>
+          <w:tcPr>
+            <w:tcW w:type="dxa" w:w="3380"/>
+            <w:tcBorders>
+              <w:top w:val="single" w:color="C5CBD3" w:sz="4"/>
+              <w:left w:val="single" w:color="C5CBD3" w:sz="4"/>
+              <w:bottom w:val="single" w:color="C5CBD3" w:sz="4"/>
+              <w:right w:val="single" w:color="C5CBD3" w:sz="4"/>
+            </w:tcBorders>
+            <w:tcMar>
+              <w:top w:type="dxa" w:w="60"/>
+              <w:left w:type="dxa" w:w="100"/>
+              <w:bottom w:type="dxa" w:w="60"/>
+              <w:right w:type="dxa" w:w="100"/>
+            </w:tcMar>
+            <w:vAlign w:val="top"/>
+          </w:tcPr>
+          <w:p>
+            <w:pPr>
+              <w:spacing w:after="40" w:line="252"/>
+            </w:pPr>
+            <w:r>
+              <w:rPr>
+                <w:rFonts w:ascii="Calibri" w:cs="Calibri" w:eastAsia="Calibri" w:hAnsi="Calibri"/>
+                <w:color w:val="222222"/>
+                <w:sz w:val="17"/>
+                <w:szCs w:val="17"/>
+              </w:rPr>
+              <w:t xml:space="preserve">Used through a linked Functions app (Standard); usage-based</w:t>
+            </w:r>
+          </w:p>
+        </w:tc>
+      </w:tr>
+      <w:tr>
+        <w:trPr>
+          <w:cantSplit/>
+        </w:trPr>
+        <w:tc>
+          <w:tcPr>
+            <w:tcW w:type="dxa" w:w="2500"/>
+            <w:tcBorders>
+              <w:top w:val="single" w:color="C5CBD3" w:sz="4"/>
+              <w:left w:val="single" w:color="C5CBD3" w:sz="4"/>
+              <w:bottom w:val="single" w:color="C5CBD3" w:sz="4"/>
+              <w:right w:val="single" w:color="C5CBD3" w:sz="4"/>
+            </w:tcBorders>
+            <w:shd w:fill="F2F4F7" w:color="auto" w:val="clear"/>
+            <w:tcMar>
+              <w:top w:type="dxa" w:w="60"/>
+              <w:left w:type="dxa" w:w="100"/>
+              <w:bottom w:type="dxa" w:w="60"/>
+              <w:right w:type="dxa" w:w="100"/>
+            </w:tcMar>
+            <w:vAlign w:val="top"/>
+          </w:tcPr>
+          <w:p>
+            <w:pPr>
+              <w:spacing w:after="40" w:line="252"/>
+            </w:pPr>
+            <w:r>
+              <w:rPr>
+                <w:rFonts w:ascii="Calibri" w:cs="Calibri" w:eastAsia="Calibri" w:hAnsi="Calibri"/>
+                <w:b/>
+                <w:bCs/>
+                <w:color w:val="222222"/>
+                <w:sz w:val="17"/>
+                <w:szCs w:val="17"/>
+              </w:rPr>
+              <w:t xml:space="preserve">Microsoft Entra External ID</w:t>
+            </w:r>
+          </w:p>
+        </w:tc>
+        <w:tc>
+          <w:tcPr>
+            <w:tcW w:type="dxa" w:w="4200"/>
+            <w:tcBorders>
+              <w:top w:val="single" w:color="C5CBD3" w:sz="4"/>
+              <w:left w:val="single" w:color="C5CBD3" w:sz="4"/>
+              <w:bottom w:val="single" w:color="C5CBD3" w:sz="4"/>
+              <w:right w:val="single" w:color="C5CBD3" w:sz="4"/>
+            </w:tcBorders>
+            <w:tcMar>
+              <w:top w:type="dxa" w:w="60"/>
+              <w:left w:type="dxa" w:w="100"/>
+              <w:bottom w:type="dxa" w:w="60"/>
+              <w:right w:type="dxa" w:w="100"/>
+            </w:tcMar>
+            <w:vAlign w:val="top"/>
+          </w:tcPr>
+          <w:p>
+            <w:pPr>
+              <w:spacing w:after="40" w:line="252"/>
+            </w:pPr>
+            <w:r>
+              <w:rPr>
+                <w:rFonts w:ascii="Calibri" w:cs="Calibri" w:eastAsia="Calibri" w:hAnsi="Calibri"/>
+                <w:color w:val="222222"/>
+                <w:sz w:val="17"/>
+                <w:szCs w:val="17"/>
+              </w:rPr>
+              <w:t xml:space="preserve">Customer sign-up and sign-in flows, social logins</w:t>
+            </w:r>
+          </w:p>
+        </w:tc>
+        <w:tc>
+          <w:tcPr>
+            <w:tcW w:type="dxa" w:w="3380"/>
+            <w:tcBorders>
+              <w:top w:val="single" w:color="C5CBD3" w:sz="4"/>
+              <w:left w:val="single" w:color="C5CBD3" w:sz="4"/>
+              <w:bottom w:val="single" w:color="C5CBD3" w:sz="4"/>
+              <w:right w:val="single" w:color="C5CBD3" w:sz="4"/>
+            </w:tcBorders>
+            <w:tcMar>
+              <w:top w:type="dxa" w:w="60"/>
+              <w:left w:type="dxa" w:w="100"/>
+              <w:bottom w:type="dxa" w:w="60"/>
+              <w:right w:type="dxa" w:w="100"/>
+            </w:tcMar>
+            <w:vAlign w:val="top"/>
+          </w:tcPr>
+          <w:p>
+            <w:pPr>
+              <w:spacing w:after="40" w:line="252"/>
+            </w:pPr>
+            <w:r>
+              <w:rPr>
+                <w:rFonts w:ascii="Calibri" w:cs="Calibri" w:eastAsia="Calibri" w:hAnsi="Calibri"/>
+                <w:color w:val="222222"/>
+                <w:sz w:val="17"/>
+                <w:szCs w:val="17"/>
+              </w:rPr>
+              <w:t xml:space="preserve">Free to 50,000 monthly active users, then about $0.03 each</w:t>
+            </w:r>
+          </w:p>
+        </w:tc>
+      </w:tr>
+      <w:tr>
+        <w:trPr>
+          <w:cantSplit/>
+        </w:trPr>
+        <w:tc>
+          <w:tcPr>
+            <w:tcW w:type="dxa" w:w="2500"/>
+            <w:tcBorders>
+              <w:top w:val="single" w:color="C5CBD3" w:sz="4"/>
+              <w:left w:val="single" w:color="C5CBD3" w:sz="4"/>
+              <w:bottom w:val="single" w:color="C5CBD3" w:sz="4"/>
+              <w:right w:val="single" w:color="C5CBD3" w:sz="4"/>
+            </w:tcBorders>
+            <w:shd w:fill="F2F4F7" w:color="auto" w:val="clear"/>
+            <w:tcMar>
+              <w:top w:type="dxa" w:w="60"/>
+              <w:left w:type="dxa" w:w="100"/>
+              <w:bottom w:type="dxa" w:w="60"/>
+              <w:right w:type="dxa" w:w="100"/>
+            </w:tcMar>
+            <w:vAlign w:val="top"/>
+          </w:tcPr>
+          <w:p>
+            <w:pPr>
+              <w:spacing w:after="40" w:line="252"/>
+            </w:pPr>
+            <w:r>
+              <w:rPr>
+                <w:rFonts w:ascii="Calibri" w:cs="Calibri" w:eastAsia="Calibri" w:hAnsi="Calibri"/>
+                <w:b/>
+                <w:bCs/>
+                <w:color w:val="222222"/>
+                <w:sz w:val="17"/>
+                <w:szCs w:val="17"/>
+              </w:rPr>
+              <w:t xml:space="preserve">Azure Logic Apps</w:t>
+            </w:r>
+          </w:p>
+        </w:tc>
+        <w:tc>
+          <w:tcPr>
+            <w:tcW w:type="dxa" w:w="4200"/>
+            <w:tcBorders>
+              <w:top w:val="single" w:color="C5CBD3" w:sz="4"/>
+              <w:left w:val="single" w:color="C5CBD3" w:sz="4"/>
+              <w:bottom w:val="single" w:color="C5CBD3" w:sz="4"/>
+              <w:right w:val="single" w:color="C5CBD3" w:sz="4"/>
+            </w:tcBorders>
+            <w:tcMar>
+              <w:top w:type="dxa" w:w="60"/>
+              <w:left w:type="dxa" w:w="100"/>
+              <w:bottom w:type="dxa" w:w="60"/>
+              <w:right w:type="dxa" w:w="100"/>
+            </w:tcMar>
+            <w:vAlign w:val="top"/>
+          </w:tcPr>
+          <w:p>
+            <w:pPr>
+              <w:spacing w:after="40" w:line="252"/>
+            </w:pPr>
+            <w:r>
+              <w:rPr>
+                <w:rFonts w:ascii="Calibri" w:cs="Calibri" w:eastAsia="Calibri" w:hAnsi="Calibri"/>
+                <w:color w:val="222222"/>
+                <w:sz w:val="17"/>
+                <w:szCs w:val="17"/>
+              </w:rPr>
+              <w:t xml:space="preserve">Visual workflows and a large connector catalogue (shared with Power Automate)</w:t>
+            </w:r>
+          </w:p>
+        </w:tc>
+        <w:tc>
+          <w:tcPr>
+            <w:tcW w:type="dxa" w:w="3380"/>
+            <w:tcBorders>
+              <w:top w:val="single" w:color="C5CBD3" w:sz="4"/>
+              <w:left w:val="single" w:color="C5CBD3" w:sz="4"/>
+              <w:bottom w:val="single" w:color="C5CBD3" w:sz="4"/>
+              <w:right w:val="single" w:color="C5CBD3" w:sz="4"/>
+            </w:tcBorders>
+            <w:tcMar>
+              <w:top w:type="dxa" w:w="60"/>
+              <w:left w:type="dxa" w:w="100"/>
+              <w:bottom w:type="dxa" w:w="60"/>
+              <w:right w:type="dxa" w:w="100"/>
+            </w:tcMar>
+            <w:vAlign w:val="top"/>
+          </w:tcPr>
+          <w:p>
+            <w:pPr>
+              <w:spacing w:after="40" w:line="252"/>
+            </w:pPr>
+            <w:r>
+              <w:rPr>
+                <w:rFonts w:ascii="Calibri" w:cs="Calibri" w:eastAsia="Calibri" w:hAnsi="Calibri"/>
+                <w:color w:val="222222"/>
+                <w:sz w:val="17"/>
+                <w:szCs w:val="17"/>
+              </w:rPr>
+              <w:t xml:space="preserve">Usage-based; a separate Azure resource</w:t>
+            </w:r>
+          </w:p>
+        </w:tc>
+      </w:tr>
+      <w:tr>
+        <w:trPr>
+          <w:cantSplit/>
+        </w:trPr>
+        <w:tc>
+          <w:tcPr>
+            <w:tcW w:type="dxa" w:w="2500"/>
+            <w:tcBorders>
+              <w:top w:val="single" w:color="C5CBD3" w:sz="4"/>
+              <w:left w:val="single" w:color="C5CBD3" w:sz="4"/>
+              <w:bottom w:val="single" w:color="C5CBD3" w:sz="4"/>
+              <w:right w:val="single" w:color="C5CBD3" w:sz="4"/>
+            </w:tcBorders>
+            <w:shd w:fill="F2F4F7" w:color="auto" w:val="clear"/>
+            <w:tcMar>
+              <w:top w:type="dxa" w:w="60"/>
+              <w:left w:type="dxa" w:w="100"/>
+              <w:bottom w:type="dxa" w:w="60"/>
+              <w:right w:type="dxa" w:w="100"/>
+            </w:tcMar>
+            <w:vAlign w:val="top"/>
+          </w:tcPr>
+          <w:p>
+            <w:pPr>
+              <w:spacing w:after="40" w:line="252"/>
+            </w:pPr>
+            <w:r>
+              <w:rPr>
+                <w:rFonts w:ascii="Calibri" w:cs="Calibri" w:eastAsia="Calibri" w:hAnsi="Calibri"/>
+                <w:b/>
+                <w:bCs/>
+                <w:color w:val="222222"/>
+                <w:sz w:val="17"/>
+                <w:szCs w:val="17"/>
+              </w:rPr>
+              <w:t xml:space="preserve">Azure AI Foundry / Azure OpenAI / AI Search</w:t>
+            </w:r>
+          </w:p>
+        </w:tc>
+        <w:tc>
+          <w:tcPr>
+            <w:tcW w:type="dxa" w:w="4200"/>
+            <w:tcBorders>
+              <w:top w:val="single" w:color="C5CBD3" w:sz="4"/>
+              <w:left w:val="single" w:color="C5CBD3" w:sz="4"/>
+              <w:bottom w:val="single" w:color="C5CBD3" w:sz="4"/>
+              <w:right w:val="single" w:color="C5CBD3" w:sz="4"/>
+            </w:tcBorders>
+            <w:tcMar>
+              <w:top w:type="dxa" w:w="60"/>
+              <w:left w:type="dxa" w:w="100"/>
+              <w:bottom w:type="dxa" w:w="60"/>
+              <w:right w:type="dxa" w:w="100"/>
+            </w:tcMar>
+            <w:vAlign w:val="top"/>
+          </w:tcPr>
+          <w:p>
+            <w:pPr>
+              <w:spacing w:after="40" w:line="252"/>
+            </w:pPr>
+            <w:r>
+              <w:rPr>
+                <w:rFonts w:ascii="Calibri" w:cs="Calibri" w:eastAsia="Calibri" w:hAnsi="Calibri"/>
+                <w:color w:val="222222"/>
+                <w:sz w:val="17"/>
+                <w:szCs w:val="17"/>
+              </w:rPr>
+              <w:t xml:space="preserve">Custom AI agents and retrieval</w:t>
+            </w:r>
+          </w:p>
+        </w:tc>
+        <w:tc>
+          <w:tcPr>
+            <w:tcW w:type="dxa" w:w="3380"/>
+            <w:tcBorders>
+              <w:top w:val="single" w:color="C5CBD3" w:sz="4"/>
+              <w:left w:val="single" w:color="C5CBD3" w:sz="4"/>
+              <w:bottom w:val="single" w:color="C5CBD3" w:sz="4"/>
+              <w:right w:val="single" w:color="C5CBD3" w:sz="4"/>
+            </w:tcBorders>
+            <w:tcMar>
+              <w:top w:type="dxa" w:w="60"/>
+              <w:left w:type="dxa" w:w="100"/>
+              <w:bottom w:type="dxa" w:w="60"/>
+              <w:right w:type="dxa" w:w="100"/>
+            </w:tcMar>
+            <w:vAlign w:val="top"/>
+          </w:tcPr>
+          <w:p>
+            <w:pPr>
+              <w:spacing w:after="40" w:line="252"/>
+            </w:pPr>
+            <w:r>
+              <w:rPr>
+                <w:rFonts w:ascii="Calibri" w:cs="Calibri" w:eastAsia="Calibri" w:hAnsi="Calibri"/>
+                <w:color w:val="222222"/>
+                <w:sz w:val="17"/>
+                <w:szCs w:val="17"/>
+              </w:rPr>
+              <w:t xml:space="preserve">Usage-based; developer-built</w:t>
+            </w:r>
+          </w:p>
+        </w:tc>
+      </w:tr>
+      <w:tr>
+        <w:trPr>
+          <w:cantSplit/>
+        </w:trPr>
+        <w:tc>
+          <w:tcPr>
+            <w:tcW w:type="dxa" w:w="2500"/>
+            <w:tcBorders>
+              <w:top w:val="single" w:color="C5CBD3" w:sz="4"/>
+              <w:left w:val="single" w:color="C5CBD3" w:sz="4"/>
+              <w:bottom w:val="single" w:color="C5CBD3" w:sz="4"/>
+              <w:right w:val="single" w:color="C5CBD3" w:sz="4"/>
+            </w:tcBorders>
+            <w:shd w:fill="F2F4F7" w:color="auto" w:val="clear"/>
+            <w:tcMar>
+              <w:top w:type="dxa" w:w="60"/>
+              <w:left w:type="dxa" w:w="100"/>
+              <w:bottom w:type="dxa" w:w="60"/>
+              <w:right w:type="dxa" w:w="100"/>
+            </w:tcMar>
+            <w:vAlign w:val="top"/>
+          </w:tcPr>
+          <w:p>
+            <w:pPr>
+              <w:spacing w:after="40" w:line="252"/>
+            </w:pPr>
+            <w:r>
+              <w:rPr>
+                <w:rFonts w:ascii="Calibri" w:cs="Calibri" w:eastAsia="Calibri" w:hAnsi="Calibri"/>
+                <w:b/>
+                <w:bCs/>
+                <w:color w:val="222222"/>
+                <w:sz w:val="17"/>
+                <w:szCs w:val="17"/>
+              </w:rPr>
+              <w:t xml:space="preserve">Azure Front Door / CDN, Key Vault, Application Insights</w:t>
+            </w:r>
+          </w:p>
+        </w:tc>
+        <w:tc>
+          <w:tcPr>
+            <w:tcW w:type="dxa" w:w="4200"/>
+            <w:tcBorders>
+              <w:top w:val="single" w:color="C5CBD3" w:sz="4"/>
+              <w:left w:val="single" w:color="C5CBD3" w:sz="4"/>
+              <w:bottom w:val="single" w:color="C5CBD3" w:sz="4"/>
+              <w:right w:val="single" w:color="C5CBD3" w:sz="4"/>
+            </w:tcBorders>
+            <w:tcMar>
+              <w:top w:type="dxa" w:w="60"/>
+              <w:left w:type="dxa" w:w="100"/>
+              <w:bottom w:type="dxa" w:w="60"/>
+              <w:right w:type="dxa" w:w="100"/>
+            </w:tcMar>
+            <w:vAlign w:val="top"/>
+          </w:tcPr>
+          <w:p>
+            <w:pPr>
+              <w:spacing w:after="40" w:line="252"/>
+            </w:pPr>
+            <w:r>
+              <w:rPr>
+                <w:rFonts w:ascii="Calibri" w:cs="Calibri" w:eastAsia="Calibri" w:hAnsi="Calibri"/>
+                <w:color w:val="222222"/>
+                <w:sz w:val="17"/>
+                <w:szCs w:val="17"/>
+              </w:rPr>
+              <w:t xml:space="preserve">Edge routing and WAF, secrets, telemetry</w:t>
+            </w:r>
+          </w:p>
+        </w:tc>
+        <w:tc>
+          <w:tcPr>
+            <w:tcW w:type="dxa" w:w="3380"/>
+            <w:tcBorders>
+              <w:top w:val="single" w:color="C5CBD3" w:sz="4"/>
+              <w:left w:val="single" w:color="C5CBD3" w:sz="4"/>
+              <w:bottom w:val="single" w:color="C5CBD3" w:sz="4"/>
+              <w:right w:val="single" w:color="C5CBD3" w:sz="4"/>
+            </w:tcBorders>
+            <w:tcMar>
+              <w:top w:type="dxa" w:w="60"/>
+              <w:left w:type="dxa" w:w="100"/>
+              <w:bottom w:type="dxa" w:w="60"/>
+              <w:right w:type="dxa" w:w="100"/>
+            </w:tcMar>
+            <w:vAlign w:val="top"/>
+          </w:tcPr>
+          <w:p>
+            <w:pPr>
+              <w:spacing w:after="40" w:line="252"/>
+            </w:pPr>
+            <w:r>
+              <w:rPr>
+                <w:rFonts w:ascii="Calibri" w:cs="Calibri" w:eastAsia="Calibri" w:hAnsi="Calibri"/>
+                <w:color w:val="222222"/>
+                <w:sz w:val="17"/>
+                <w:szCs w:val="17"/>
+              </w:rPr>
+              <w:t xml:space="preserve">Usage-based</w:t>
+            </w:r>
+          </w:p>
+        </w:tc>
+      </w:tr>
+    </w:tbl>
+    <w:p>
+      <w:pPr>
+        <w:spacing w:after="100"/>
+      </w:pPr>
+    </w:p>
+    <w:p>
+      <w:pPr>
+        <w:pStyle w:val="Heading2"/>
+        <w:keepNext/>
+      </w:pPr>
+      <w:r>
+        <w:rPr>
+          <w:rFonts w:ascii="Calibri" w:cs="Calibri" w:eastAsia="Calibri" w:hAnsi="Calibri"/>
+        </w:rPr>
+        <w:t xml:space="preserve">6.5  Power Platform extension points that narrow the gaps</w:t>
+      </w:r>
+    </w:p>
+    <w:p>
+      <w:pPr>
+        <w:pStyle w:val="ListParagraph"/>
+        <w:numPr>
+          <w:ilvl w:val="0"/>
+          <w:numId w:val="2"/>
+        </w:numPr>
+        <w:spacing w:after="60" w:line="269"/>
+      </w:pPr>
+      <w:r>
+        <w:rPr>
+          <w:rFonts w:ascii="Calibri" w:cs="Calibri" w:eastAsia="Calibri" w:hAnsi="Calibri"/>
+          <w:b/>
+          <w:bCs/>
+          <w:color w:val="222222"/>
+          <w:sz w:val="21"/>
+          <w:szCs w:val="21"/>
+        </w:rPr>
+        <w:t xml:space="preserve">Power Apps Code Apps</w:t>
+      </w:r>
+      <w:r>
+        <w:rPr>
+          <w:rFonts w:ascii="Calibri" w:cs="Calibri" w:eastAsia="Calibri" w:hAnsi="Calibri"/>
+          <w:color w:val="222222"/>
+          <w:sz w:val="21"/>
+          <w:szCs w:val="21"/>
+        </w:rPr>
+        <w:t xml:space="preserve"> (GA February 2026): a React/TypeScript front end hosted inside Power Platform. Reported limits: web only (not in the Power Apps mobile app or Windows app), cannot be embedded in Teams or replace SharePoint list forms, must be enabled per environment by an admin, and every user needs Power Apps Premium.</w:t>
+      </w:r>
+    </w:p>
+    <w:p>
+      <w:pPr>
+        <w:pStyle w:val="ListParagraph"/>
+        <w:numPr>
+          <w:ilvl w:val="0"/>
+          <w:numId w:val="2"/>
+        </w:numPr>
+        <w:spacing w:after="60" w:line="269"/>
+      </w:pPr>
+      <w:r>
+        <w:rPr>
+          <w:rFonts w:ascii="Calibri" w:cs="Calibri" w:eastAsia="Calibri" w:hAnsi="Calibri"/>
+          <w:b/>
+          <w:bCs/>
+          <w:color w:val="222222"/>
+          <w:sz w:val="21"/>
+          <w:szCs w:val="21"/>
+        </w:rPr>
+        <w:t xml:space="preserve">Power Pages single-page apps and Server Logic</w:t>
+      </w:r>
+      <w:r>
+        <w:rPr>
+          <w:rFonts w:ascii="Calibri" w:cs="Calibri" w:eastAsia="Calibri" w:hAnsi="Calibri"/>
+          <w:color w:val="222222"/>
+          <w:sz w:val="21"/>
+          <w:szCs w:val="21"/>
+        </w:rPr>
+        <w:t xml:space="preserve"> (both GA): custom front ends and server-side code on Power Pages, keeping built-in authentication and the Dataverse Web API.</w:t>
+      </w:r>
+    </w:p>
+    <w:p>
+      <w:pPr>
+        <w:pStyle w:val="ListParagraph"/>
+        <w:numPr>
+          <w:ilvl w:val="0"/>
+          <w:numId w:val="2"/>
+        </w:numPr>
+        <w:spacing w:after="60" w:line="269"/>
+      </w:pPr>
+      <w:r>
+        <w:rPr>
+          <w:rFonts w:ascii="Calibri" w:cs="Calibri" w:eastAsia="Calibri" w:hAnsi="Calibri"/>
+          <w:b/>
+          <w:bCs/>
+          <w:color w:val="222222"/>
+          <w:sz w:val="21"/>
+          <w:szCs w:val="21"/>
+        </w:rPr>
+        <w:t xml:space="preserve">PCF components, custom connectors and Dataverse plug-ins:</w:t>
+      </w:r>
+      <w:r>
+        <w:rPr>
+          <w:rFonts w:ascii="Calibri" w:cs="Calibri" w:eastAsia="Calibri" w:hAnsi="Calibri"/>
+          <w:color w:val="222222"/>
+          <w:sz w:val="21"/>
+          <w:szCs w:val="21"/>
+        </w:rPr>
+        <w:t xml:space="preserve"> custom code inside the platform; custom connectors can call Azure Functions or any REST API (premium licensing applies).</w:t>
+      </w:r>
+    </w:p>
+    <w:p>
+      <w:pPr>
+        <w:pStyle w:val="ListParagraph"/>
+        <w:numPr>
+          <w:ilvl w:val="0"/>
+          <w:numId w:val="2"/>
+        </w:numPr>
+        <w:spacing w:after="60" w:line="269"/>
+      </w:pPr>
+      <w:r>
+        <w:rPr>
+          <w:rFonts w:ascii="Calibri" w:cs="Calibri" w:eastAsia="Calibri" w:hAnsi="Calibri"/>
+          <w:b/>
+          <w:bCs/>
+          <w:color w:val="222222"/>
+          <w:sz w:val="21"/>
+          <w:szCs w:val="21"/>
+        </w:rPr>
+        <w:t xml:space="preserve">Calling Azure from Power Platform:</w:t>
+      </w:r>
+      <w:r>
+        <w:rPr>
+          <w:rFonts w:ascii="Calibri" w:cs="Calibri" w:eastAsia="Calibri" w:hAnsi="Calibri"/>
+          <w:color w:val="222222"/>
+          <w:sz w:val="21"/>
+          <w:szCs w:val="21"/>
+        </w:rPr>
+        <w:t xml:space="preserve"> Power Automate and Power Pages can call Azure Functions, Logic Apps and other Azure services — the mirror image of SWA calling Power Platform.</w:t>
+      </w:r>
+    </w:p>
+    <w:p>
+      <w:pPr>
+        <w:pStyle w:val="Heading2"/>
+        <w:keepNext/>
+      </w:pPr>
+      <w:r>
+        <w:rPr>
+          <w:rFonts w:ascii="Calibri" w:cs="Calibri" w:eastAsia="Calibri" w:hAnsi="Calibri"/>
+        </w:rPr>
+        <w:t xml:space="preserve">6.6  Bottom line on the gaps</w:t>
+      </w:r>
+    </w:p>
+    <w:p>
+      <w:pPr>
+        <w:pStyle w:val="ListParagraph"/>
+        <w:numPr>
+          <w:ilvl w:val="0"/>
+          <w:numId w:val="2"/>
+        </w:numPr>
+        <w:spacing w:after="60" w:line="269"/>
+      </w:pPr>
+      <w:r>
+        <w:rPr>
+          <w:rFonts w:ascii="Calibri" w:cs="Calibri" w:eastAsia="Calibri" w:hAnsi="Calibri"/>
+          <w:color w:val="222222"/>
+          <w:sz w:val="21"/>
+          <w:szCs w:val="21"/>
+        </w:rPr>
+        <w:t xml:space="preserve">If you need an </w:t>
+      </w:r>
+      <w:r>
+        <w:rPr>
+          <w:rFonts w:ascii="Calibri" w:cs="Calibri" w:eastAsia="Calibri" w:hAnsi="Calibri"/>
+          <w:b/>
+          <w:bCs/>
+          <w:color w:val="222222"/>
+          <w:sz w:val="21"/>
+          <w:szCs w:val="21"/>
+        </w:rPr>
+        <w:t xml:space="preserve">open, high-traffic, customised, portable web experience</w:t>
+      </w:r>
+      <w:r>
+        <w:rPr>
+          <w:rFonts w:ascii="Calibri" w:cs="Calibri" w:eastAsia="Calibri" w:hAnsi="Calibri"/>
+          <w:color w:val="222222"/>
+          <w:sz w:val="21"/>
+          <w:szCs w:val="21"/>
+        </w:rPr>
+        <w:t xml:space="preserve">, only SWA (plus Azure) gives you full control; Power Apps cannot serve the public and Power Pages trades control for convenience and per-user pricing.</w:t>
+      </w:r>
+    </w:p>
+    <w:p>
+      <w:pPr>
+        <w:pStyle w:val="ListParagraph"/>
+        <w:numPr>
+          <w:ilvl w:val="0"/>
+          <w:numId w:val="2"/>
+        </w:numPr>
+        <w:spacing w:after="60" w:line="269"/>
+      </w:pPr>
+      <w:r>
+        <w:rPr>
+          <w:rFonts w:ascii="Calibri" w:cs="Calibri" w:eastAsia="Calibri" w:hAnsi="Calibri"/>
+          <w:color w:val="222222"/>
+          <w:sz w:val="21"/>
+          <w:szCs w:val="21"/>
+        </w:rPr>
+        <w:t xml:space="preserve">If you need </w:t>
+      </w:r>
+      <w:r>
+        <w:rPr>
+          <w:rFonts w:ascii="Calibri" w:cs="Calibri" w:eastAsia="Calibri" w:hAnsi="Calibri"/>
+          <w:b/>
+          <w:bCs/>
+          <w:color w:val="222222"/>
+          <w:sz w:val="21"/>
+          <w:szCs w:val="21"/>
+        </w:rPr>
+        <w:t xml:space="preserve">built-in data, workflow, approvals, RPA, BI or no-code authoring</w:t>
+      </w:r>
+      <w:r>
+        <w:rPr>
+          <w:rFonts w:ascii="Calibri" w:cs="Calibri" w:eastAsia="Calibri" w:hAnsi="Calibri"/>
+          <w:color w:val="222222"/>
+          <w:sz w:val="21"/>
+          <w:szCs w:val="21"/>
+        </w:rPr>
+        <w:t xml:space="preserve">, the Power Platform gives it out of the box; on SWA you must assemble and operate Azure equivalents, and for RPA and low-code authoring there is no Azure equivalent.</w:t>
+      </w:r>
+    </w:p>
+    <w:p>
+      <w:pPr>
+        <w:pStyle w:val="ListParagraph"/>
+        <w:numPr>
+          <w:ilvl w:val="0"/>
+          <w:numId w:val="2"/>
+        </w:numPr>
+        <w:spacing w:after="60" w:line="269"/>
+      </w:pPr>
+      <w:r>
+        <w:rPr>
+          <w:rFonts w:ascii="Calibri" w:cs="Calibri" w:eastAsia="Calibri" w:hAnsi="Calibri"/>
+          <w:color w:val="222222"/>
+          <w:sz w:val="21"/>
+          <w:szCs w:val="21"/>
+        </w:rPr>
+        <w:t xml:space="preserve">Mixed requirements usually point to the hybrid patterns in Section 10.3: SWA for the public or custom front end, Power Platform for data, workflow, analytics and agents behind it.</w:t>
+      </w:r>
+    </w:p>
+    <w:p>
+      <w:pPr>
+        <w:pStyle w:val="Heading1"/>
+        <w:keepNext/>
+        <w:pageBreakBefore/>
+      </w:pPr>
+      <w:bookmarkStart w:name="sec7" w:id="8"/>
+      <w:r>
+        <w:rPr>
+          <w:rFonts w:ascii="Calibri" w:cs="Calibri" w:eastAsia="Calibri" w:hAnsi="Calibri"/>
+        </w:rPr>
+        <w:t xml:space="preserve">7. Pricing comparison and worked scenarios</w:t>
+      </w:r>
+      <w:bookmarkEnd w:id="8"/>
     </w:p>
     <w:p>
       <w:pPr>
@@ -16481,7 +23440,7 @@
         <w:rPr>
           <w:rFonts w:ascii="Calibri" w:cs="Calibri" w:eastAsia="Calibri" w:hAnsi="Calibri"/>
         </w:rPr>
-        <w:t xml:space="preserve">6.1  Full price list</w:t>
+        <w:t xml:space="preserve">7.1  Full price list</w:t>
       </w:r>
     </w:p>
     <w:tbl>
@@ -20036,7 +26995,7 @@
         <w:rPr>
           <w:rFonts w:ascii="Calibri" w:cs="Calibri" w:eastAsia="Calibri" w:hAnsi="Calibri"/>
         </w:rPr>
-        <w:t xml:space="preserve">6.2  How cost scales with user count</w:t>
+        <w:t xml:space="preserve">7.2  How cost scales with user count</w:t>
       </w:r>
     </w:p>
     <w:p>
@@ -21663,7 +28622,7 @@
         <w:rPr>
           <w:rFonts w:ascii="Calibri" w:cs="Calibri" w:eastAsia="Calibri" w:hAnsi="Calibri"/>
         </w:rPr>
-        <w:t xml:space="preserve">6.3  Worked scenarios (list prices)</w:t>
+        <w:t xml:space="preserve">7.3  Worked scenarios (list prices)</w:t>
       </w:r>
     </w:p>
     <w:tbl>
@@ -22889,7 +29848,7 @@
         <w:rPr>
           <w:rFonts w:ascii="Calibri" w:cs="Calibri" w:eastAsia="Calibri" w:hAnsi="Calibri"/>
         </w:rPr>
-        <w:t xml:space="preserve">6.4  Hidden and indirect costs</w:t>
+        <w:t xml:space="preserve">7.4  Hidden and indirect costs</w:t>
       </w:r>
     </w:p>
     <w:p>
@@ -23229,14 +30188,14 @@
         <w:keepNext/>
         <w:spacing w:after="200" w:before="480"/>
       </w:pPr>
-      <w:bookmarkStart w:name="sec7" w:id="8"/>
+      <w:bookmarkStart w:name="sec8" w:id="9"/>
       <w:r>
         <w:rPr>
           <w:rFonts w:ascii="Calibri" w:cs="Calibri" w:eastAsia="Calibri" w:hAnsi="Calibri"/>
         </w:rPr>
-        <w:t xml:space="preserve">7. Users, licensing and identity</w:t>
+        <w:t xml:space="preserve">8. Users, licensing and identity</w:t>
       </w:r>
-      <w:bookmarkEnd w:id="8"/>
+      <w:bookmarkEnd w:id="9"/>
     </w:p>
     <w:p>
       <w:pPr>
@@ -23247,7 +30206,7 @@
         <w:rPr>
           <w:rFonts w:ascii="Calibri" w:cs="Calibri" w:eastAsia="Calibri" w:hAnsi="Calibri"/>
         </w:rPr>
-        <w:t xml:space="preserve">7.1  Who builds, who uses, and how they are licensed</w:t>
+        <w:t xml:space="preserve">8.1  Who builds, who uses, and how they are licensed</w:t>
       </w:r>
     </w:p>
     <w:tbl>
@@ -24468,7 +31427,7 @@
         <w:rPr>
           <w:rFonts w:ascii="Calibri" w:cs="Calibri" w:eastAsia="Calibri" w:hAnsi="Calibri"/>
         </w:rPr>
-        <w:t xml:space="preserve">7.2  Identity and authentication</w:t>
+        <w:t xml:space="preserve">8.2  Identity and authentication</w:t>
       </w:r>
     </w:p>
     <w:tbl>
@@ -25129,7 +32088,7 @@
         <w:rPr>
           <w:rFonts w:ascii="Calibri" w:cs="Calibri" w:eastAsia="Calibri" w:hAnsi="Calibri"/>
         </w:rPr>
-        <w:t xml:space="preserve">7.3  Administration prerequisites</w:t>
+        <w:t xml:space="preserve">8.3  Administration prerequisites</w:t>
       </w:r>
     </w:p>
     <w:p>
@@ -25229,14 +32188,14 @@
         <w:keepNext/>
         <w:spacing w:after="200" w:before="480"/>
       </w:pPr>
-      <w:bookmarkStart w:name="sec8" w:id="9"/>
+      <w:bookmarkStart w:name="sec9" w:id="10"/>
       <w:r>
         <w:rPr>
           <w:rFonts w:ascii="Calibri" w:cs="Calibri" w:eastAsia="Calibri" w:hAnsi="Calibri"/>
         </w:rPr>
-        <w:t xml:space="preserve">8. Limits and quotas</w:t>
+        <w:t xml:space="preserve">9. Limits and quotas</w:t>
       </w:r>
-      <w:bookmarkEnd w:id="9"/>
+      <w:bookmarkEnd w:id="10"/>
     </w:p>
     <w:p>
       <w:pPr>
@@ -25247,7 +32206,7 @@
         <w:rPr>
           <w:rFonts w:ascii="Calibri" w:cs="Calibri" w:eastAsia="Calibri" w:hAnsi="Calibri"/>
         </w:rPr>
-        <w:t xml:space="preserve">8.1  Azure Static Web Apps</w:t>
+        <w:t xml:space="preserve">9.1  Azure Static Web Apps</w:t>
       </w:r>
     </w:p>
     <w:tbl>
@@ -27333,7 +34292,7 @@
         <w:rPr>
           <w:rFonts w:ascii="Calibri" w:cs="Calibri" w:eastAsia="Calibri" w:hAnsi="Calibri"/>
         </w:rPr>
-        <w:t xml:space="preserve">8.2  Power Platform — platform-wide limits</w:t>
+        <w:t xml:space="preserve">9.2  Power Platform — platform-wide limits</w:t>
       </w:r>
     </w:p>
     <w:tbl>
@@ -28778,7 +35737,7 @@
         <w:rPr>
           <w:rFonts w:ascii="Calibri" w:cs="Calibri" w:eastAsia="Calibri" w:hAnsi="Calibri"/>
         </w:rPr>
-        <w:t xml:space="preserve">8.3  What these limits mean in practice</w:t>
+        <w:t xml:space="preserve">9.3  What these limits mean in practice</w:t>
       </w:r>
     </w:p>
     <w:p>
@@ -28937,14 +35896,14 @@
         <w:keepNext/>
         <w:pageBreakBefore/>
       </w:pPr>
-      <w:bookmarkStart w:name="sec9" w:id="10"/>
+      <w:bookmarkStart w:name="sec10" w:id="11"/>
       <w:r>
         <w:rPr>
           <w:rFonts w:ascii="Calibri" w:cs="Calibri" w:eastAsia="Calibri" w:hAnsi="Calibri"/>
         </w:rPr>
-        <w:t xml:space="preserve">9. Best use cases and decision guide</w:t>
+        <w:t xml:space="preserve">10. Best use cases and decision guide</w:t>
       </w:r>
-      <w:bookmarkEnd w:id="10"/>
+      <w:bookmarkEnd w:id="11"/>
     </w:p>
     <w:p>
       <w:pPr>
@@ -28955,7 +35914,7 @@
         <w:rPr>
           <w:rFonts w:ascii="Calibri" w:cs="Calibri" w:eastAsia="Calibri" w:hAnsi="Calibri"/>
         </w:rPr>
-        <w:t xml:space="preserve">9.1  Best use cases by product</w:t>
+        <w:t xml:space="preserve">10.1  Best use cases by product</w:t>
       </w:r>
     </w:p>
     <w:tbl>
@@ -29765,7 +36724,7 @@
                 <w:sz w:val="18"/>
                 <w:szCs w:val="18"/>
               </w:rPr>
-              <w:t xml:space="preserve">Fully bespoke front ends</w:t>
+              <w:t xml:space="preserve">Sites needing full control of hosting, caching and SEO</w:t>
             </w:r>
           </w:p>
           <w:p>
@@ -30407,7 +37366,7 @@
         <w:rPr>
           <w:rFonts w:ascii="Calibri" w:cs="Calibri" w:eastAsia="Calibri" w:hAnsi="Calibri"/>
         </w:rPr>
-        <w:t xml:space="preserve">9.2  Decision guide</w:t>
+        <w:t xml:space="preserve">10.2  Decision guide</w:t>
       </w:r>
     </w:p>
     <w:tbl>
@@ -30845,7 +37804,7 @@
                 <w:sz w:val="18"/>
                 <w:szCs w:val="18"/>
               </w:rPr>
-              <w:t xml:space="preserve">Flat pricing; free identity to 50,000 MAU</w:t>
+              <w:t xml:space="preserve">Flat pricing; free identity to 50,000 MAU (Power Pages SPA is an option if you want Dataverse security and accept per-user pricing)</w:t>
             </w:r>
           </w:p>
         </w:tc>
@@ -31853,7 +38812,7 @@
                 <w:sz w:val="18"/>
                 <w:szCs w:val="18"/>
               </w:rPr>
-              <w:t xml:space="preserve">SWA or another code-first host; open-source low-code (Section 11)</w:t>
+              <w:t xml:space="preserve">SWA or another code-first host; open-source low-code (Section 12)</w:t>
             </w:r>
           </w:p>
         </w:tc>
@@ -32004,7 +38963,7 @@
         <w:rPr>
           <w:rFonts w:ascii="Calibri" w:cs="Calibri" w:eastAsia="Calibri" w:hAnsi="Calibri"/>
         </w:rPr>
-        <w:t xml:space="preserve">9.3  Hybrid patterns (using both)</w:t>
+        <w:t xml:space="preserve">10.3  Hybrid patterns (using both)</w:t>
       </w:r>
     </w:p>
     <w:tbl>
@@ -32766,14 +39725,14 @@
         <w:keepNext/>
         <w:spacing w:after="200" w:before="480"/>
       </w:pPr>
-      <w:bookmarkStart w:name="sec10" w:id="11"/>
+      <w:bookmarkStart w:name="sec11" w:id="12"/>
       <w:r>
         <w:rPr>
           <w:rFonts w:ascii="Calibri" w:cs="Calibri" w:eastAsia="Calibri" w:hAnsi="Calibri"/>
         </w:rPr>
-        <w:t xml:space="preserve">10. Strengths and weaknesses</w:t>
+        <w:t xml:space="preserve">11. Strengths and weaknesses</w:t>
       </w:r>
-      <w:bookmarkEnd w:id="11"/>
+      <w:bookmarkEnd w:id="12"/>
     </w:p>
     <w:tbl>
       <w:tblPr>
@@ -33601,7 +40560,7 @@
                 <w:sz w:val="18"/>
                 <w:szCs w:val="18"/>
               </w:rPr>
-              <w:t xml:space="preserve">Less flexible front end than custom code</w:t>
+              <w:t xml:space="preserve">Platform-managed hosting: less control of caching, network and SEO tuning</w:t>
             </w:r>
           </w:p>
           <w:p>
@@ -34240,14 +41199,14 @@
         <w:keepNext/>
         <w:pageBreakBefore/>
       </w:pPr>
-      <w:bookmarkStart w:name="sec11" w:id="12"/>
+      <w:bookmarkStart w:name="sec12" w:id="13"/>
       <w:r>
         <w:rPr>
           <w:rFonts w:ascii="Calibri" w:cs="Calibri" w:eastAsia="Calibri" w:hAnsi="Calibri"/>
         </w:rPr>
-        <w:t xml:space="preserve">11. Alternatives (to Power Platform, and to Static Web Apps)</w:t>
+        <w:t xml:space="preserve">12. Alternatives (to Power Platform, and to Static Web Apps)</w:t>
       </w:r>
-      <w:bookmarkEnd w:id="12"/>
+      <w:bookmarkEnd w:id="13"/>
     </w:p>
     <w:p>
       <w:pPr>
@@ -34289,7 +41248,7 @@
         <w:rPr>
           <w:rFonts w:ascii="Calibri" w:cs="Calibri" w:eastAsia="Calibri" w:hAnsi="Calibri"/>
         </w:rPr>
-        <w:t xml:space="preserve">11.1  Alternatives to Power Apps (low-code / no-code app builders)</w:t>
+        <w:t xml:space="preserve">12.1  Alternatives to Power Apps (low-code / no-code app builders)</w:t>
       </w:r>
     </w:p>
     <w:tbl>
@@ -36854,7 +43813,7 @@
         <w:rPr>
           <w:rFonts w:ascii="Calibri" w:cs="Calibri" w:eastAsia="Calibri" w:hAnsi="Calibri"/>
         </w:rPr>
-        <w:t xml:space="preserve">11.2  Alternatives to Power Automate</w:t>
+        <w:t xml:space="preserve">12.2  Alternatives to Power Automate</w:t>
       </w:r>
     </w:p>
     <w:tbl>
@@ -37847,7 +44806,7 @@
         <w:rPr>
           <w:rFonts w:ascii="Calibri" w:cs="Calibri" w:eastAsia="Calibri" w:hAnsi="Calibri"/>
         </w:rPr>
-        <w:t xml:space="preserve">11.3  Alternatives to Power BI</w:t>
+        <w:t xml:space="preserve">12.3  Alternatives to Power BI</w:t>
       </w:r>
     </w:p>
     <w:tbl>
@@ -38704,7 +45663,7 @@
         <w:rPr>
           <w:rFonts w:ascii="Calibri" w:cs="Calibri" w:eastAsia="Calibri" w:hAnsi="Calibri"/>
         </w:rPr>
-        <w:t xml:space="preserve">11.4  Alternatives to Copilot Studio</w:t>
+        <w:t xml:space="preserve">12.4  Alternatives to Copilot Studio</w:t>
       </w:r>
     </w:p>
     <w:tbl>
@@ -39697,7 +46656,7 @@
         <w:rPr>
           <w:rFonts w:ascii="Calibri" w:cs="Calibri" w:eastAsia="Calibri" w:hAnsi="Calibri"/>
         </w:rPr>
-        <w:t xml:space="preserve">11.5  Alternatives to Power Pages</w:t>
+        <w:t xml:space="preserve">12.5  Alternatives to Power Pages</w:t>
       </w:r>
     </w:p>
     <w:p>
@@ -39829,7 +46788,7 @@
         <w:rPr>
           <w:rFonts w:ascii="Calibri" w:cs="Calibri" w:eastAsia="Calibri" w:hAnsi="Calibri"/>
         </w:rPr>
-        <w:t xml:space="preserve">11.6  Alternatives to Azure Static Web Apps (hosting)</w:t>
+        <w:t xml:space="preserve">12.6  Alternatives to Azure Static Web Apps (hosting)</w:t>
       </w:r>
     </w:p>
     <w:tbl>
@@ -40802,7 +47761,7 @@
         <w:rPr>
           <w:rFonts w:ascii="Calibri" w:cs="Calibri" w:eastAsia="Calibri" w:hAnsi="Calibri"/>
         </w:rPr>
-        <w:t xml:space="preserve">11.7  How to choose an alternative</w:t>
+        <w:t xml:space="preserve">12.7  How to choose an alternative</w:t>
       </w:r>
     </w:p>
     <w:p>
@@ -40961,14 +47920,14 @@
         <w:keepNext/>
         <w:spacing w:after="200" w:before="480"/>
       </w:pPr>
-      <w:bookmarkStart w:name="sec12" w:id="13"/>
+      <w:bookmarkStart w:name="sec13" w:id="14"/>
       <w:r>
         <w:rPr>
           <w:rFonts w:ascii="Calibri" w:cs="Calibri" w:eastAsia="Calibri" w:hAnsi="Calibri"/>
         </w:rPr>
-        <w:t xml:space="preserve">12. Recommendations</w:t>
+        <w:t xml:space="preserve">13. Recommendations</w:t>
       </w:r>
-      <w:bookmarkEnd w:id="13"/>
+      <w:bookmarkEnd w:id="14"/>
     </w:p>
     <w:p>
       <w:pPr>
@@ -41070,7 +48029,7 @@
         <w:rPr>
           <w:rFonts w:ascii="Calibri" w:cs="Calibri" w:eastAsia="Calibri" w:hAnsi="Calibri"/>
         </w:rPr>
-        <w:t xml:space="preserve">12.1  Questions to answer first</w:t>
+        <w:t xml:space="preserve">13.1  Questions to answer first</w:t>
       </w:r>
     </w:p>
     <w:p>
@@ -41196,7 +48155,7 @@
         <w:rPr>
           <w:rFonts w:ascii="Calibri" w:cs="Calibri" w:eastAsia="Calibri" w:hAnsi="Calibri"/>
         </w:rPr>
-        <w:t xml:space="preserve">12.2  Recommended approach by organisation type</w:t>
+        <w:t xml:space="preserve">13.2  Recommended approach by organisation type</w:t>
       </w:r>
     </w:p>
     <w:tbl>
@@ -41961,7 +48920,7 @@
         <w:rPr>
           <w:rFonts w:ascii="Calibri" w:cs="Calibri" w:eastAsia="Calibri" w:hAnsi="Calibri"/>
         </w:rPr>
-        <w:t xml:space="preserve">12.3  Suggested next steps</w:t>
+        <w:t xml:space="preserve">13.3  Suggested next steps</w:t>
       </w:r>
     </w:p>
     <w:p>
@@ -42018,7 +48977,7 @@
           <w:sz w:val="21"/>
           <w:szCs w:val="21"/>
         </w:rPr>
-        <w:t xml:space="preserve">Model cost at your real user counts using Sections 6.2 and 6.3, including developer time.</w:t>
+        <w:t xml:space="preserve">Model cost at your real user counts using Sections 7.2 and 7.3, including developer time.</w:t>
       </w:r>
     </w:p>
     <w:p>
@@ -42046,14 +49005,14 @@
         <w:keepNext/>
         <w:pageBreakBefore/>
       </w:pPr>
-      <w:bookmarkStart w:name="sec13" w:id="14"/>
+      <w:bookmarkStart w:name="sec14" w:id="15"/>
       <w:r>
         <w:rPr>
           <w:rFonts w:ascii="Calibri" w:cs="Calibri" w:eastAsia="Calibri" w:hAnsi="Calibri"/>
         </w:rPr>
-        <w:t xml:space="preserve">13. Sources, method and accuracy notes</w:t>
+        <w:t xml:space="preserve">14. Sources, method and accuracy notes</w:t>
       </w:r>
-      <w:bookmarkEnd w:id="14"/>
+      <w:bookmarkEnd w:id="15"/>
     </w:p>
     <w:p>
       <w:pPr>
@@ -42064,7 +49023,7 @@
         <w:rPr>
           <w:rFonts w:ascii="Calibri" w:cs="Calibri" w:eastAsia="Calibri" w:hAnsi="Calibri"/>
         </w:rPr>
-        <w:t xml:space="preserve">13.1  Method</w:t>
+        <w:t xml:space="preserve">14.1  Method</w:t>
       </w:r>
     </w:p>
     <w:p>
@@ -42090,7 +49049,7 @@
         <w:rPr>
           <w:rFonts w:ascii="Calibri" w:cs="Calibri" w:eastAsia="Calibri" w:hAnsi="Calibri"/>
         </w:rPr>
-        <w:t xml:space="preserve">13.2  Accuracy notes and caveats</w:t>
+        <w:t xml:space="preserve">14.2  Accuracy notes and caveats</w:t>
       </w:r>
     </w:p>
     <w:p>
@@ -42315,6 +49274,36 @@
       <w:r>
         <w:rPr>
           <w:rFonts w:ascii="Calibri" w:cs="Calibri" w:eastAsia="Calibri" w:hAnsi="Calibri"/>
+          <w:b/>
+          <w:bCs/>
+          <w:color w:val="222222"/>
+          <w:sz w:val="21"/>
+          <w:szCs w:val="21"/>
+        </w:rPr>
+        <w:t xml:space="preserve">Capability gaps (Section 6):</w:t>
+      </w:r>
+      <w:r>
+        <w:rPr>
+          <w:rFonts w:ascii="Calibri" w:cs="Calibri" w:eastAsia="Calibri" w:hAnsi="Calibri"/>
+          <w:color w:val="222222"/>
+          <w:sz w:val="21"/>
+          <w:szCs w:val="21"/>
+        </w:rPr>
+        <w:t xml:space="preserve"> “Not possible” means no equivalent was found in that product during research. Code Apps limitations come from Microsoft’s GitHub issue tracker and community write-ups (Microsoft Learn was not reachable). Power Apps/Power Pages real-time limits come from third-party sources. Server Logic language and limits, and Power Pages service-worker/CSP constraints, were not verified. The absence of a first-party Azure RPA service is to the best of my knowledge.</w:t>
+      </w:r>
+    </w:p>
+    <w:p>
+      <w:pPr>
+        <w:pStyle w:val="ListParagraph"/>
+        <w:numPr>
+          <w:ilvl w:val="0"/>
+          <w:numId w:val="2"/>
+        </w:numPr>
+        <w:spacing w:after="60" w:line="269"/>
+      </w:pPr>
+      <w:r>
+        <w:rPr>
+          <w:rFonts w:ascii="Calibri" w:cs="Calibri" w:eastAsia="Calibri" w:hAnsi="Calibri"/>
           <w:color w:val="222222"/>
           <w:sz w:val="21"/>
           <w:szCs w:val="21"/>
@@ -42331,7 +49320,7 @@
         <w:rPr>
           <w:rFonts w:ascii="Calibri" w:cs="Calibri" w:eastAsia="Calibri" w:hAnsi="Calibri"/>
         </w:rPr>
-        <w:t xml:space="preserve">13.3  Sources</w:t>
+        <w:t xml:space="preserve">14.3  Sources</w:t>
       </w:r>
     </w:p>
     <w:p>
@@ -42355,7 +49344,7 @@
         </w:numPr>
         <w:spacing w:after="50"/>
       </w:pPr>
-      <w:hyperlink w:history="1" r:id="rIdyr8jfk-ji2660c2ig3qxo">
+      <w:hyperlink w:history="1" r:id="rIdkhxqpua5mmv04bx9wzxsj">
         <w:r>
           <w:rPr>
             <w:rFonts w:ascii="Calibri" w:cs="Calibri" w:eastAsia="Calibri" w:hAnsi="Calibri"/>
@@ -42377,7 +49366,7 @@
         </w:numPr>
         <w:spacing w:after="50"/>
       </w:pPr>
-      <w:hyperlink w:history="1" r:id="rIdhpu_mydwzmb8omaxm8z1n">
+      <w:hyperlink w:history="1" r:id="rIdyuukkvtikhgtd3nxjkd3w">
         <w:r>
           <w:rPr>
             <w:rFonts w:ascii="Calibri" w:cs="Calibri" w:eastAsia="Calibri" w:hAnsi="Calibri"/>
@@ -42399,7 +49388,7 @@
         </w:numPr>
         <w:spacing w:after="50"/>
       </w:pPr>
-      <w:hyperlink w:history="1" r:id="rId77leqq3rwuojkrhpjemne">
+      <w:hyperlink w:history="1" r:id="rIdaevmwlqv_vpojwwujpjxy">
         <w:r>
           <w:rPr>
             <w:rFonts w:ascii="Calibri" w:cs="Calibri" w:eastAsia="Calibri" w:hAnsi="Calibri"/>
@@ -42421,7 +49410,7 @@
         </w:numPr>
         <w:spacing w:after="50"/>
       </w:pPr>
-      <w:hyperlink w:history="1" r:id="rIdlylym-ijvb7bvayjwfdxg">
+      <w:hyperlink w:history="1" r:id="rIdgfno5-ehyxjzfkt1f7gqu">
         <w:r>
           <w:rPr>
             <w:rFonts w:ascii="Calibri" w:cs="Calibri" w:eastAsia="Calibri" w:hAnsi="Calibri"/>
@@ -42443,7 +49432,7 @@
         </w:numPr>
         <w:spacing w:after="50"/>
       </w:pPr>
-      <w:hyperlink w:history="1" r:id="rIddox6tqdj96srguid74zbe">
+      <w:hyperlink w:history="1" r:id="rIdyxgr_ftucznurnn1oueon">
         <w:r>
           <w:rPr>
             <w:rFonts w:ascii="Calibri" w:cs="Calibri" w:eastAsia="Calibri" w:hAnsi="Calibri"/>
@@ -42474,7 +49463,7 @@
         </w:numPr>
         <w:spacing w:after="50"/>
       </w:pPr>
-      <w:hyperlink w:history="1" r:id="rIdjgaksrtpb2dlkrnkkdlii">
+      <w:hyperlink w:history="1" r:id="rIdxsuciui_zl6gbxuktwi3s">
         <w:r>
           <w:rPr>
             <w:rFonts w:ascii="Calibri" w:cs="Calibri" w:eastAsia="Calibri" w:hAnsi="Calibri"/>
@@ -42496,7 +49485,7 @@
         </w:numPr>
         <w:spacing w:after="50"/>
       </w:pPr>
-      <w:hyperlink w:history="1" r:id="rIdb1k1jqh2xinz2ahfdcann">
+      <w:hyperlink w:history="1" r:id="rIdcbqrdo7h8o2cxjxylnn3-">
         <w:r>
           <w:rPr>
             <w:rFonts w:ascii="Calibri" w:cs="Calibri" w:eastAsia="Calibri" w:hAnsi="Calibri"/>
@@ -42518,7 +49507,7 @@
         </w:numPr>
         <w:spacing w:after="50"/>
       </w:pPr>
-      <w:hyperlink w:history="1" r:id="rIdqgs_w7ibr3yzpu6pjtncl">
+      <w:hyperlink w:history="1" r:id="rIdlpxlo1lrannuai3hd9bir">
         <w:r>
           <w:rPr>
             <w:rFonts w:ascii="Calibri" w:cs="Calibri" w:eastAsia="Calibri" w:hAnsi="Calibri"/>
@@ -42540,7 +49529,7 @@
         </w:numPr>
         <w:spacing w:after="50"/>
       </w:pPr>
-      <w:hyperlink w:history="1" r:id="rIdxokuyd-fnydbeozncjzjn">
+      <w:hyperlink w:history="1" r:id="rIds08qrs2tw1iaoeyojd8vx">
         <w:r>
           <w:rPr>
             <w:rFonts w:ascii="Calibri" w:cs="Calibri" w:eastAsia="Calibri" w:hAnsi="Calibri"/>
@@ -42562,7 +49551,7 @@
         </w:numPr>
         <w:spacing w:after="50"/>
       </w:pPr>
-      <w:hyperlink w:history="1" r:id="rId_qguuqhtsgwrfnu7x4il3">
+      <w:hyperlink w:history="1" r:id="rIdsqnwgvhgag648mtsu_poh">
         <w:r>
           <w:rPr>
             <w:rFonts w:ascii="Calibri" w:cs="Calibri" w:eastAsia="Calibri" w:hAnsi="Calibri"/>
@@ -42584,7 +49573,7 @@
         </w:numPr>
         <w:spacing w:after="50"/>
       </w:pPr>
-      <w:hyperlink w:history="1" r:id="rId-ovpblf2fozxrx7zt1bn0">
+      <w:hyperlink w:history="1" r:id="rIder_w5jbt1hvqrjizpuyfp">
         <w:r>
           <w:rPr>
             <w:rFonts w:ascii="Calibri" w:cs="Calibri" w:eastAsia="Calibri" w:hAnsi="Calibri"/>
@@ -42606,7 +49595,7 @@
         </w:numPr>
         <w:spacing w:after="50"/>
       </w:pPr>
-      <w:hyperlink w:history="1" r:id="rIdwbikb7fd-bb8tvi9svz3n">
+      <w:hyperlink w:history="1" r:id="rIdttykgqyo01fytkz8yxc2q">
         <w:r>
           <w:rPr>
             <w:rFonts w:ascii="Calibri" w:cs="Calibri" w:eastAsia="Calibri" w:hAnsi="Calibri"/>
@@ -42628,7 +49617,7 @@
         </w:numPr>
         <w:spacing w:after="50"/>
       </w:pPr>
-      <w:hyperlink w:history="1" r:id="rIdcejjnj_x35plpwki61yet">
+      <w:hyperlink w:history="1" r:id="rId02cfka1vsnawu36tojm2t">
         <w:r>
           <w:rPr>
             <w:rFonts w:ascii="Calibri" w:cs="Calibri" w:eastAsia="Calibri" w:hAnsi="Calibri"/>
@@ -42650,7 +49639,7 @@
         </w:numPr>
         <w:spacing w:after="50"/>
       </w:pPr>
-      <w:hyperlink w:history="1" r:id="rId1f-x9app5qwq8kathlkh4">
+      <w:hyperlink w:history="1" r:id="rIdxukd-hqsmttabfmy5-jh3">
         <w:r>
           <w:rPr>
             <w:rFonts w:ascii="Calibri" w:cs="Calibri" w:eastAsia="Calibri" w:hAnsi="Calibri"/>
@@ -42672,7 +49661,7 @@
         </w:numPr>
         <w:spacing w:after="50"/>
       </w:pPr>
-      <w:hyperlink w:history="1" r:id="rIdeaxqemuery79yo6lr1and">
+      <w:hyperlink w:history="1" r:id="rIdvgjyjgqn41ggyp6p10ioy">
         <w:r>
           <w:rPr>
             <w:rFonts w:ascii="Calibri" w:cs="Calibri" w:eastAsia="Calibri" w:hAnsi="Calibri"/>
@@ -42694,7 +49683,7 @@
         </w:numPr>
         <w:spacing w:after="50"/>
       </w:pPr>
-      <w:hyperlink w:history="1" r:id="rIddysizdfr_mtqc2dzqmkba">
+      <w:hyperlink w:history="1" r:id="rIdxz5vr42zotd4er8r6yiah">
         <w:r>
           <w:rPr>
             <w:rFonts w:ascii="Calibri" w:cs="Calibri" w:eastAsia="Calibri" w:hAnsi="Calibri"/>
@@ -42716,7 +49705,73 @@
         </w:numPr>
         <w:spacing w:after="50"/>
       </w:pPr>
-      <w:hyperlink w:history="1" r:id="rIdkcl82b9jbiez7d5ysxhgl">
+      <w:hyperlink w:history="1" r:id="rIdqwz1k7ihx2ub-dx0jzbqs">
+        <w:r>
+          <w:rPr>
+            <w:rFonts w:ascii="Calibri" w:cs="Calibri" w:eastAsia="Calibri" w:hAnsi="Calibri"/>
+            <w:color w:val="0078D4"/>
+            <w:sz w:val="19"/>
+            <w:szCs w:val="19"/>
+            <w:u w:val="single"/>
+          </w:rPr>
+          <w:t xml:space="preserve">Power Pages single-page applications — general availability</w:t>
+        </w:r>
+      </w:hyperlink>
+    </w:p>
+    <w:p>
+      <w:pPr>
+        <w:pStyle w:val="ListParagraph"/>
+        <w:numPr>
+          <w:ilvl w:val="0"/>
+          <w:numId w:val="2"/>
+        </w:numPr>
+        <w:spacing w:after="50"/>
+      </w:pPr>
+      <w:hyperlink w:history="1" r:id="rIdceoa-shwfb5ng5st_cmjq">
+        <w:r>
+          <w:rPr>
+            <w:rFonts w:ascii="Calibri" w:cs="Calibri" w:eastAsia="Calibri" w:hAnsi="Calibri"/>
+            <w:color w:val="0078D4"/>
+            <w:sz w:val="19"/>
+            <w:szCs w:val="19"/>
+            <w:u w:val="single"/>
+          </w:rPr>
+          <w:t xml:space="preserve">Power Pages Server Logic — general availability</w:t>
+        </w:r>
+      </w:hyperlink>
+    </w:p>
+    <w:p>
+      <w:pPr>
+        <w:pStyle w:val="ListParagraph"/>
+        <w:numPr>
+          <w:ilvl w:val="0"/>
+          <w:numId w:val="2"/>
+        </w:numPr>
+        <w:spacing w:after="50"/>
+      </w:pPr>
+      <w:hyperlink w:history="1" r:id="rIdol9dik4ufmvmfk238ts74">
+        <w:r>
+          <w:rPr>
+            <w:rFonts w:ascii="Calibri" w:cs="Calibri" w:eastAsia="Calibri" w:hAnsi="Calibri"/>
+            <w:color w:val="0078D4"/>
+            <w:sz w:val="19"/>
+            <w:szCs w:val="19"/>
+            <w:u w:val="single"/>
+          </w:rPr>
+          <w:t xml:space="preserve">Overview of API support in Azure Static Web Apps</w:t>
+        </w:r>
+      </w:hyperlink>
+    </w:p>
+    <w:p>
+      <w:pPr>
+        <w:pStyle w:val="ListParagraph"/>
+        <w:numPr>
+          <w:ilvl w:val="0"/>
+          <w:numId w:val="2"/>
+        </w:numPr>
+        <w:spacing w:after="50"/>
+      </w:pPr>
+      <w:hyperlink w:history="1" r:id="rIdrk99gt8emzmz15bcdz_dw">
         <w:r>
           <w:rPr>
             <w:rFonts w:ascii="Calibri" w:cs="Calibri" w:eastAsia="Calibri" w:hAnsi="Calibri"/>
@@ -42750,7 +49805,73 @@
         </w:numPr>
         <w:spacing w:after="50"/>
       </w:pPr>
-      <w:hyperlink w:history="1" r:id="rId1rztoblplehuujhk3kegl">
+      <w:hyperlink w:history="1" r:id="rIdctgepqrnc1mmbtnt1p-vh">
+        <w:r>
+          <w:rPr>
+            <w:rFonts w:ascii="Calibri" w:cs="Calibri" w:eastAsia="Calibri" w:hAnsi="Calibri"/>
+            <w:color w:val="0078D4"/>
+            <w:sz w:val="19"/>
+            <w:szCs w:val="19"/>
+            <w:u w:val="single"/>
+          </w:rPr>
+          <w:t xml:space="preserve">Code apps cannot be embedded in Teams (GitHub issue)</w:t>
+        </w:r>
+      </w:hyperlink>
+    </w:p>
+    <w:p>
+      <w:pPr>
+        <w:pStyle w:val="ListParagraph"/>
+        <w:numPr>
+          <w:ilvl w:val="0"/>
+          <w:numId w:val="2"/>
+        </w:numPr>
+        <w:spacing w:after="50"/>
+      </w:pPr>
+      <w:hyperlink w:history="1" r:id="rIdqkwbx8pcb0morxfsgbo7q">
+        <w:r>
+          <w:rPr>
+            <w:rFonts w:ascii="Calibri" w:cs="Calibri" w:eastAsia="Calibri" w:hAnsi="Calibri"/>
+            <w:color w:val="0078D4"/>
+            <w:sz w:val="19"/>
+            <w:szCs w:val="19"/>
+            <w:u w:val="single"/>
+          </w:rPr>
+          <w:t xml:space="preserve">Using Azure SignalR with Static Web Apps managed Functions</w:t>
+        </w:r>
+      </w:hyperlink>
+    </w:p>
+    <w:p>
+      <w:pPr>
+        <w:pStyle w:val="ListParagraph"/>
+        <w:numPr>
+          <w:ilvl w:val="0"/>
+          <w:numId w:val="2"/>
+        </w:numPr>
+        <w:spacing w:after="50"/>
+      </w:pPr>
+      <w:hyperlink w:history="1" r:id="rId2rleon7b00otnnchx_maj">
+        <w:r>
+          <w:rPr>
+            <w:rFonts w:ascii="Calibri" w:cs="Calibri" w:eastAsia="Calibri" w:hAnsi="Calibri"/>
+            <w:color w:val="0078D4"/>
+            <w:sz w:val="19"/>
+            <w:szCs w:val="19"/>
+            <w:u w:val="single"/>
+          </w:rPr>
+          <w:t xml:space="preserve">Power Pages limitations (UDS Systems)</w:t>
+        </w:r>
+      </w:hyperlink>
+    </w:p>
+    <w:p>
+      <w:pPr>
+        <w:pStyle w:val="ListParagraph"/>
+        <w:numPr>
+          <w:ilvl w:val="0"/>
+          <w:numId w:val="2"/>
+        </w:numPr>
+        <w:spacing w:after="50"/>
+      </w:pPr>
+      <w:hyperlink w:history="1" r:id="rIdegsznqcreajljkry2o0hl">
         <w:r>
           <w:rPr>
             <w:rFonts w:ascii="Calibri" w:cs="Calibri" w:eastAsia="Calibri" w:hAnsi="Calibri"/>
@@ -42772,7 +49893,7 @@
         </w:numPr>
         <w:spacing w:after="50"/>
       </w:pPr>
-      <w:hyperlink w:history="1" r:id="rIdrhdiv8k7wazh9q8k1evk5">
+      <w:hyperlink w:history="1" r:id="rIdbewbd_roide_yzzcdzrq2">
         <w:r>
           <w:rPr>
             <w:rFonts w:ascii="Calibri" w:cs="Calibri" w:eastAsia="Calibri" w:hAnsi="Calibri"/>
@@ -42794,7 +49915,7 @@
         </w:numPr>
         <w:spacing w:after="50"/>
       </w:pPr>
-      <w:hyperlink w:history="1" r:id="rIdtlvkvqam8gzosxp5cfnqm">
+      <w:hyperlink w:history="1" r:id="rId2tndiydlsevmesn9njg83">
         <w:r>
           <w:rPr>
             <w:rFonts w:ascii="Calibri" w:cs="Calibri" w:eastAsia="Calibri" w:hAnsi="Calibri"/>
@@ -42816,7 +49937,7 @@
         </w:numPr>
         <w:spacing w:after="50"/>
       </w:pPr>
-      <w:hyperlink w:history="1" r:id="rId6z1dc0rx-rbkupq8hc3w3">
+      <w:hyperlink w:history="1" r:id="rId7_k9ljsibytlqmipkzkp5">
         <w:r>
           <w:rPr>
             <w:rFonts w:ascii="Calibri" w:cs="Calibri" w:eastAsia="Calibri" w:hAnsi="Calibri"/>
@@ -42838,7 +49959,7 @@
         </w:numPr>
         <w:spacing w:after="50"/>
       </w:pPr>
-      <w:hyperlink w:history="1" r:id="rIdaewtepky99-uzwvgzbuhj">
+      <w:hyperlink w:history="1" r:id="rIdujez0lplse2oeptxgzwex">
         <w:r>
           <w:rPr>
             <w:rFonts w:ascii="Calibri" w:cs="Calibri" w:eastAsia="Calibri" w:hAnsi="Calibri"/>
@@ -42860,7 +49981,7 @@
         </w:numPr>
         <w:spacing w:after="50"/>
       </w:pPr>
-      <w:hyperlink w:history="1" r:id="rIdqhj6lgywexcvcxcfra2rb">
+      <w:hyperlink w:history="1" r:id="rIdx4efhbh1d66b6mqubjzej">
         <w:r>
           <w:rPr>
             <w:rFonts w:ascii="Calibri" w:cs="Calibri" w:eastAsia="Calibri" w:hAnsi="Calibri"/>
@@ -42882,7 +50003,7 @@
         </w:numPr>
         <w:spacing w:after="50"/>
       </w:pPr>
-      <w:hyperlink w:history="1" r:id="rIdok_4fkawp7edc5fumnhha">
+      <w:hyperlink w:history="1" r:id="rId9ly7gvdd_dvfqqfwcxqsg">
         <w:r>
           <w:rPr>
             <w:rFonts w:ascii="Calibri" w:cs="Calibri" w:eastAsia="Calibri" w:hAnsi="Calibri"/>
@@ -42904,7 +50025,7 @@
         </w:numPr>
         <w:spacing w:after="50"/>
       </w:pPr>
-      <w:hyperlink w:history="1" r:id="rIdnvnonk2-bbapnp4l1tf8p">
+      <w:hyperlink w:history="1" r:id="rIdaafhbcr7e3hdjrctnhmjr">
         <w:r>
           <w:rPr>
             <w:rFonts w:ascii="Calibri" w:cs="Calibri" w:eastAsia="Calibri" w:hAnsi="Calibri"/>
@@ -42926,7 +50047,7 @@
         </w:numPr>
         <w:spacing w:after="50"/>
       </w:pPr>
-      <w:hyperlink w:history="1" r:id="rIdix0jfn7xt_hi7fqv9_qul">
+      <w:hyperlink w:history="1" r:id="rId-frlkxy8bnrooxlopgglb">
         <w:r>
           <w:rPr>
             <w:rFonts w:ascii="Calibri" w:cs="Calibri" w:eastAsia="Calibri" w:hAnsi="Calibri"/>
@@ -42948,7 +50069,7 @@
         </w:numPr>
         <w:spacing w:after="50"/>
       </w:pPr>
-      <w:hyperlink w:history="1" r:id="rIdgwenao8nfgdiy_qsvlc0j">
+      <w:hyperlink w:history="1" r:id="rIdyuua-uuzawc7lizikwbg-">
         <w:r>
           <w:rPr>
             <w:rFonts w:ascii="Calibri" w:cs="Calibri" w:eastAsia="Calibri" w:hAnsi="Calibri"/>
